--- a/Linux.docx
+++ b/Linux.docx
@@ -1,6 +1,6 @@
 
 <file path=word/document.xml><?xml version="1.0" encoding="utf-8"?>
-<w:document xmlns:wpc="http://schemas.microsoft.com/office/word/2010/wordprocessingCanvas" xmlns:cx="http://schemas.microsoft.com/office/drawing/2014/chartex" xmlns:cx1="http://schemas.microsoft.com/office/drawing/2015/9/8/chartex" xmlns:cx2="http://schemas.microsoft.com/office/drawing/2015/10/21/chartex" xmlns:cx3="http://schemas.microsoft.com/office/drawing/2016/5/9/chartex" xmlns:cx4="http://schemas.microsoft.com/office/drawing/2016/5/10/chartex" xmlns:cx5="http://schemas.microsoft.com/office/drawing/2016/5/11/chartex" xmlns:cx6="http://schemas.microsoft.com/office/drawing/2016/5/12/chartex" xmlns:cx7="http://schemas.microsoft.com/office/drawing/2016/5/13/chartex" xmlns:cx8="http://schemas.microsoft.com/office/drawing/2016/5/14/chartex" xmlns:mc="http://schemas.openxmlformats.org/markup-compatibility/2006" xmlns:aink="http://schemas.microsoft.com/office/drawing/2016/ink" xmlns:am3d="http://schemas.microsoft.com/office/drawing/2017/model3d" xmlns:o="urn:schemas-microsoft-com:office:office" xmlns:oel="http://schemas.microsoft.com/office/2019/extlst" xmlns:r="http://schemas.openxmlformats.org/officeDocument/2006/relationships" xmlns:m="http://schemas.openxmlformats.org/officeDocument/2006/math" xmlns:v="urn:schemas-microsoft-com:vml" xmlns:wp14="http://schemas.microsoft.com/office/word/2010/wordprocessingDrawing" xmlns:wp="http://schemas.openxmlformats.org/drawingml/2006/wordprocessingDrawing" xmlns:w10="urn:schemas-microsoft-com:office:word" xmlns:w="http://schemas.openxmlformats.org/wordprocessingml/2006/main" xmlns:w14="http://schemas.microsoft.com/office/word/2010/wordml" xmlns:w15="http://schemas.microsoft.com/office/word/2012/wordml" xmlns:w16cex="http://schemas.microsoft.com/office/word/2018/wordml/cex" xmlns:w16cid="http://schemas.microsoft.com/office/word/2016/wordml/cid" xmlns:w16="http://schemas.microsoft.com/office/word/2018/wordml" xmlns:w16du="http://schemas.microsoft.com/office/word/2023/wordml/word16du" xmlns:w16sdtdh="http://schemas.microsoft.com/office/word/2020/wordml/sdtdatahash" xmlns:w16se="http://schemas.microsoft.com/office/word/2015/wordml/symex" xmlns:wpg="http://schemas.microsoft.com/office/word/2010/wordprocessingGroup" xmlns:wpi="http://schemas.microsoft.com/office/word/2010/wordprocessingInk" xmlns:wne="http://schemas.microsoft.com/office/word/2006/wordml" xmlns:wps="http://schemas.microsoft.com/office/word/2010/wordprocessingShape" mc:Ignorable="w14 w15 w16se w16cid w16 w16cex w16sdtdh w16du wp14">
+<w:document xmlns:wpc="http://schemas.microsoft.com/office/word/2010/wordprocessingCanvas" xmlns:cx="http://schemas.microsoft.com/office/drawing/2014/chartex" xmlns:cx1="http://schemas.microsoft.com/office/drawing/2015/9/8/chartex" xmlns:cx2="http://schemas.microsoft.com/office/drawing/2015/10/21/chartex" xmlns:cx3="http://schemas.microsoft.com/office/drawing/2016/5/9/chartex" xmlns:cx4="http://schemas.microsoft.com/office/drawing/2016/5/10/chartex" xmlns:cx5="http://schemas.microsoft.com/office/drawing/2016/5/11/chartex" xmlns:cx6="http://schemas.microsoft.com/office/drawing/2016/5/12/chartex" xmlns:cx7="http://schemas.microsoft.com/office/drawing/2016/5/13/chartex" xmlns:cx8="http://schemas.microsoft.com/office/drawing/2016/5/14/chartex" xmlns:mc="http://schemas.openxmlformats.org/markup-compatibility/2006" xmlns:aink="http://schemas.microsoft.com/office/drawing/2016/ink" xmlns:am3d="http://schemas.microsoft.com/office/drawing/2017/model3d" xmlns:o="urn:schemas-microsoft-com:office:office" xmlns:oel="http://schemas.microsoft.com/office/2019/extlst" xmlns:r="http://schemas.openxmlformats.org/officeDocument/2006/relationships" xmlns:m="http://schemas.openxmlformats.org/officeDocument/2006/math" xmlns:v="urn:schemas-microsoft-com:vml" xmlns:wp14="http://schemas.microsoft.com/office/word/2010/wordprocessingDrawing" xmlns:wp="http://schemas.openxmlformats.org/drawingml/2006/wordprocessingDrawing" xmlns:w10="urn:schemas-microsoft-com:office:word" xmlns:w="http://schemas.openxmlformats.org/wordprocessingml/2006/main" xmlns:w14="http://schemas.microsoft.com/office/word/2010/wordml" xmlns:w15="http://schemas.microsoft.com/office/word/2012/wordml" xmlns:w16cex="http://schemas.microsoft.com/office/word/2018/wordml/cex" xmlns:w16cid="http://schemas.microsoft.com/office/word/2016/wordml/cid" xmlns:w16="http://schemas.microsoft.com/office/word/2018/wordml" xmlns:w16du="http://schemas.microsoft.com/office/word/2023/wordml/word16du" xmlns:w16sdtdh="http://schemas.microsoft.com/office/word/2020/wordml/sdtdatahash" xmlns:w16sdtfl="http://schemas.microsoft.com/office/word/2024/wordml/sdtformatlock" xmlns:w16se="http://schemas.microsoft.com/office/word/2015/wordml/symex" xmlns:wpg="http://schemas.microsoft.com/office/word/2010/wordprocessingGroup" xmlns:wpi="http://schemas.microsoft.com/office/word/2010/wordprocessingInk" xmlns:wne="http://schemas.microsoft.com/office/word/2006/wordml" xmlns:wps="http://schemas.microsoft.com/office/word/2010/wordprocessingShape" mc:Ignorable="w14 w15 w16se w16cid w16 w16cex w16sdtdh w16sdtfl w16du wp14">
   <w:body>
     <w:sdt>
       <w:sdtPr>
@@ -27,7 +27,7 @@
       <w:sdtContent>
         <w:p>
           <w:pPr>
-            <w:pStyle w:val="TtuloTDC"/>
+            <w:pStyle w:val="TOCHeading"/>
           </w:pPr>
           <w:r>
             <w:t>Contents</w:t>
@@ -35,7 +35,7 @@
         </w:p>
         <w:p>
           <w:pPr>
-            <w:pStyle w:val="TDC1"/>
+            <w:pStyle w:val="TOC1"/>
             <w:tabs>
               <w:tab w:val="left" w:pos="440"/>
               <w:tab w:val="right" w:leader="dot" w:pos="9179"/>
@@ -46,7 +46,7 @@
               <w:kern w:val="2"/>
               <w:sz w:val="24"/>
               <w:szCs w:val="24"/>
-              <w:lang w:val="en-GB" w:eastAsia="en-GB"/>
+              <w:lang w:val="en-US"/>
               <w14:ligatures w14:val="standardContextual"/>
             </w:rPr>
           </w:pPr>
@@ -59,10 +59,10 @@
           <w:r>
             <w:fldChar w:fldCharType="separate"/>
           </w:r>
-          <w:hyperlink w:anchor="_Toc170774539" w:history="1">
-            <w:r>
-              <w:rPr>
-                <w:rStyle w:val="Hipervnculo"/>
+          <w:hyperlink w:anchor="_Toc223518703" w:history="1">
+            <w:r>
+              <w:rPr>
+                <w:rStyle w:val="Hyperlink"/>
                 <w:noProof/>
               </w:rPr>
               <w:t>2</w:t>
@@ -74,14 +74,14 @@
                 <w:kern w:val="2"/>
                 <w:sz w:val="24"/>
                 <w:szCs w:val="24"/>
-                <w:lang w:val="en-GB" w:eastAsia="en-GB"/>
+                <w:lang w:val="en-US"/>
                 <w14:ligatures w14:val="standardContextual"/>
               </w:rPr>
               <w:tab/>
             </w:r>
             <w:r>
               <w:rPr>
-                <w:rStyle w:val="Hipervnculo"/>
+                <w:rStyle w:val="Hyperlink"/>
                 <w:noProof/>
               </w:rPr>
               <w:t>INTRODUCCIÓN</w:t>
@@ -105,7 +105,7 @@
                 <w:noProof/>
                 <w:webHidden/>
               </w:rPr>
-              <w:instrText xml:space="preserve"> PAGEREF _Toc170774539 \h </w:instrText>
+              <w:instrText xml:space="preserve"> PAGEREF _Toc223518703 \h </w:instrText>
             </w:r>
             <w:r>
               <w:rPr>
@@ -138,7 +138,7 @@
         </w:p>
         <w:p>
           <w:pPr>
-            <w:pStyle w:val="TDC1"/>
+            <w:pStyle w:val="TOC1"/>
             <w:tabs>
               <w:tab w:val="left" w:pos="440"/>
               <w:tab w:val="right" w:leader="dot" w:pos="9179"/>
@@ -149,14 +149,14 @@
               <w:kern w:val="2"/>
               <w:sz w:val="24"/>
               <w:szCs w:val="24"/>
-              <w:lang w:val="en-GB" w:eastAsia="en-GB"/>
+              <w:lang w:val="en-US"/>
               <w14:ligatures w14:val="standardContextual"/>
             </w:rPr>
           </w:pPr>
-          <w:hyperlink w:anchor="_Toc170774540" w:history="1">
-            <w:r>
-              <w:rPr>
-                <w:rStyle w:val="Hipervnculo"/>
+          <w:hyperlink w:anchor="_Toc223518704" w:history="1">
+            <w:r>
+              <w:rPr>
+                <w:rStyle w:val="Hyperlink"/>
                 <w:noProof/>
               </w:rPr>
               <w:t>3</w:t>
@@ -168,14 +168,14 @@
                 <w:kern w:val="2"/>
                 <w:sz w:val="24"/>
                 <w:szCs w:val="24"/>
-                <w:lang w:val="en-GB" w:eastAsia="en-GB"/>
+                <w:lang w:val="en-US"/>
                 <w14:ligatures w14:val="standardContextual"/>
               </w:rPr>
               <w:tab/>
             </w:r>
             <w:r>
               <w:rPr>
-                <w:rStyle w:val="Hipervnculo"/>
+                <w:rStyle w:val="Hyperlink"/>
                 <w:noProof/>
               </w:rPr>
               <w:t>DEFINICIÓN DE LINUX</w:t>
@@ -199,7 +199,7 @@
                 <w:noProof/>
                 <w:webHidden/>
               </w:rPr>
-              <w:instrText xml:space="preserve"> PAGEREF _Toc170774540 \h </w:instrText>
+              <w:instrText xml:space="preserve"> PAGEREF _Toc223518704 \h </w:instrText>
             </w:r>
             <w:r>
               <w:rPr>
@@ -232,7 +232,7 @@
         </w:p>
         <w:p>
           <w:pPr>
-            <w:pStyle w:val="TDC1"/>
+            <w:pStyle w:val="TOC1"/>
             <w:tabs>
               <w:tab w:val="left" w:pos="440"/>
               <w:tab w:val="right" w:leader="dot" w:pos="9179"/>
@@ -243,14 +243,14 @@
               <w:kern w:val="2"/>
               <w:sz w:val="24"/>
               <w:szCs w:val="24"/>
-              <w:lang w:val="en-GB" w:eastAsia="en-GB"/>
+              <w:lang w:val="en-US"/>
               <w14:ligatures w14:val="standardContextual"/>
             </w:rPr>
           </w:pPr>
-          <w:hyperlink w:anchor="_Toc170774541" w:history="1">
-            <w:r>
-              <w:rPr>
-                <w:rStyle w:val="Hipervnculo"/>
+          <w:hyperlink w:anchor="_Toc223518705" w:history="1">
+            <w:r>
+              <w:rPr>
+                <w:rStyle w:val="Hyperlink"/>
                 <w:noProof/>
               </w:rPr>
               <w:t>4</w:t>
@@ -262,14 +262,14 @@
                 <w:kern w:val="2"/>
                 <w:sz w:val="24"/>
                 <w:szCs w:val="24"/>
-                <w:lang w:val="en-GB" w:eastAsia="en-GB"/>
+                <w:lang w:val="en-US"/>
                 <w14:ligatures w14:val="standardContextual"/>
               </w:rPr>
               <w:tab/>
             </w:r>
             <w:r>
               <w:rPr>
-                <w:rStyle w:val="Hipervnculo"/>
+                <w:rStyle w:val="Hyperlink"/>
                 <w:noProof/>
               </w:rPr>
               <w:t>ARQUITECTURA DE GNU/LINUX</w:t>
@@ -293,7 +293,7 @@
                 <w:noProof/>
                 <w:webHidden/>
               </w:rPr>
-              <w:instrText xml:space="preserve"> PAGEREF _Toc170774541 \h </w:instrText>
+              <w:instrText xml:space="preserve"> PAGEREF _Toc223518705 \h </w:instrText>
             </w:r>
             <w:r>
               <w:rPr>
@@ -326,7 +326,7 @@
         </w:p>
         <w:p>
           <w:pPr>
-            <w:pStyle w:val="TDC2"/>
+            <w:pStyle w:val="TOC2"/>
             <w:tabs>
               <w:tab w:val="left" w:pos="960"/>
               <w:tab w:val="right" w:leader="dot" w:pos="9179"/>
@@ -337,14 +337,13 @@
               <w:kern w:val="2"/>
               <w:sz w:val="24"/>
               <w:szCs w:val="24"/>
-              <w:lang w:val="en-GB" w:eastAsia="en-GB"/>
               <w14:ligatures w14:val="standardContextual"/>
             </w:rPr>
           </w:pPr>
-          <w:hyperlink w:anchor="_Toc170774542" w:history="1">
-            <w:r>
-              <w:rPr>
-                <w:rStyle w:val="Hipervnculo"/>
+          <w:hyperlink w:anchor="_Toc223518706" w:history="1">
+            <w:r>
+              <w:rPr>
+                <w:rStyle w:val="Hyperlink"/>
                 <w:noProof/>
               </w:rPr>
               <w:t>4.1</w:t>
@@ -356,14 +355,13 @@
                 <w:kern w:val="2"/>
                 <w:sz w:val="24"/>
                 <w:szCs w:val="24"/>
-                <w:lang w:val="en-GB" w:eastAsia="en-GB"/>
                 <w14:ligatures w14:val="standardContextual"/>
               </w:rPr>
               <w:tab/>
             </w:r>
             <w:r>
               <w:rPr>
-                <w:rStyle w:val="Hipervnculo"/>
+                <w:rStyle w:val="Hyperlink"/>
                 <w:noProof/>
               </w:rPr>
               <w:t>El kernel Linux</w:t>
@@ -387,7 +385,7 @@
                 <w:noProof/>
                 <w:webHidden/>
               </w:rPr>
-              <w:instrText xml:space="preserve"> PAGEREF _Toc170774542 \h </w:instrText>
+              <w:instrText xml:space="preserve"> PAGEREF _Toc223518706 \h </w:instrText>
             </w:r>
             <w:r>
               <w:rPr>
@@ -420,7 +418,7 @@
         </w:p>
         <w:p>
           <w:pPr>
-            <w:pStyle w:val="TDC2"/>
+            <w:pStyle w:val="TOC2"/>
             <w:tabs>
               <w:tab w:val="left" w:pos="960"/>
               <w:tab w:val="right" w:leader="dot" w:pos="9179"/>
@@ -431,14 +429,13 @@
               <w:kern w:val="2"/>
               <w:sz w:val="24"/>
               <w:szCs w:val="24"/>
-              <w:lang w:val="en-GB" w:eastAsia="en-GB"/>
               <w14:ligatures w14:val="standardContextual"/>
             </w:rPr>
           </w:pPr>
-          <w:hyperlink w:anchor="_Toc170774543" w:history="1">
-            <w:r>
-              <w:rPr>
-                <w:rStyle w:val="Hipervnculo"/>
+          <w:hyperlink w:anchor="_Toc223518707" w:history="1">
+            <w:r>
+              <w:rPr>
+                <w:rStyle w:val="Hyperlink"/>
                 <w:noProof/>
               </w:rPr>
               <w:t>4.2</w:t>
@@ -450,14 +447,13 @@
                 <w:kern w:val="2"/>
                 <w:sz w:val="24"/>
                 <w:szCs w:val="24"/>
-                <w:lang w:val="en-GB" w:eastAsia="en-GB"/>
                 <w14:ligatures w14:val="standardContextual"/>
               </w:rPr>
               <w:tab/>
             </w:r>
             <w:r>
               <w:rPr>
-                <w:rStyle w:val="Hipervnculo"/>
+                <w:rStyle w:val="Hyperlink"/>
                 <w:noProof/>
               </w:rPr>
               <w:t>El sistema operativo GNU</w:t>
@@ -481,7 +477,7 @@
                 <w:noProof/>
                 <w:webHidden/>
               </w:rPr>
-              <w:instrText xml:space="preserve"> PAGEREF _Toc170774543 \h </w:instrText>
+              <w:instrText xml:space="preserve"> PAGEREF _Toc223518707 \h </w:instrText>
             </w:r>
             <w:r>
               <w:rPr>
@@ -514,7 +510,7 @@
         </w:p>
         <w:p>
           <w:pPr>
-            <w:pStyle w:val="TDC2"/>
+            <w:pStyle w:val="TOC2"/>
             <w:tabs>
               <w:tab w:val="left" w:pos="960"/>
               <w:tab w:val="right" w:leader="dot" w:pos="9179"/>
@@ -525,14 +521,13 @@
               <w:kern w:val="2"/>
               <w:sz w:val="24"/>
               <w:szCs w:val="24"/>
-              <w:lang w:val="en-GB" w:eastAsia="en-GB"/>
               <w14:ligatures w14:val="standardContextual"/>
             </w:rPr>
           </w:pPr>
-          <w:hyperlink w:anchor="_Toc170774544" w:history="1">
-            <w:r>
-              <w:rPr>
-                <w:rStyle w:val="Hipervnculo"/>
+          <w:hyperlink w:anchor="_Toc223518708" w:history="1">
+            <w:r>
+              <w:rPr>
+                <w:rStyle w:val="Hyperlink"/>
                 <w:noProof/>
               </w:rPr>
               <w:t>4.3</w:t>
@@ -544,14 +539,13 @@
                 <w:kern w:val="2"/>
                 <w:sz w:val="24"/>
                 <w:szCs w:val="24"/>
-                <w:lang w:val="en-GB" w:eastAsia="en-GB"/>
                 <w14:ligatures w14:val="standardContextual"/>
               </w:rPr>
               <w:tab/>
             </w:r>
             <w:r>
               <w:rPr>
-                <w:rStyle w:val="Hipervnculo"/>
+                <w:rStyle w:val="Hyperlink"/>
                 <w:noProof/>
               </w:rPr>
               <w:t>La interfaz de llamadas al sistema</w:t>
@@ -575,7 +569,7 @@
                 <w:noProof/>
                 <w:webHidden/>
               </w:rPr>
-              <w:instrText xml:space="preserve"> PAGEREF _Toc170774544 \h </w:instrText>
+              <w:instrText xml:space="preserve"> PAGEREF _Toc223518708 \h </w:instrText>
             </w:r>
             <w:r>
               <w:rPr>
@@ -608,7 +602,7 @@
         </w:p>
         <w:p>
           <w:pPr>
-            <w:pStyle w:val="TDC1"/>
+            <w:pStyle w:val="TOC1"/>
             <w:tabs>
               <w:tab w:val="left" w:pos="440"/>
               <w:tab w:val="right" w:leader="dot" w:pos="9179"/>
@@ -619,14 +613,14 @@
               <w:kern w:val="2"/>
               <w:sz w:val="24"/>
               <w:szCs w:val="24"/>
-              <w:lang w:val="en-GB" w:eastAsia="en-GB"/>
+              <w:lang w:val="en-US"/>
               <w14:ligatures w14:val="standardContextual"/>
             </w:rPr>
           </w:pPr>
-          <w:hyperlink w:anchor="_Toc170774545" w:history="1">
-            <w:r>
-              <w:rPr>
-                <w:rStyle w:val="Hipervnculo"/>
+          <w:hyperlink w:anchor="_Toc223518709" w:history="1">
+            <w:r>
+              <w:rPr>
+                <w:rStyle w:val="Hyperlink"/>
                 <w:noProof/>
               </w:rPr>
               <w:t>5</w:t>
@@ -638,14 +632,14 @@
                 <w:kern w:val="2"/>
                 <w:sz w:val="24"/>
                 <w:szCs w:val="24"/>
-                <w:lang w:val="en-GB" w:eastAsia="en-GB"/>
+                <w:lang w:val="en-US"/>
                 <w14:ligatures w14:val="standardContextual"/>
               </w:rPr>
               <w:tab/>
             </w:r>
             <w:r>
               <w:rPr>
-                <w:rStyle w:val="Hipervnculo"/>
+                <w:rStyle w:val="Hyperlink"/>
                 <w:noProof/>
               </w:rPr>
               <w:t>*NIX Y LINUX, DETALLES DE LA ARQUITECTURA</w:t>
@@ -669,7 +663,7 @@
                 <w:noProof/>
                 <w:webHidden/>
               </w:rPr>
-              <w:instrText xml:space="preserve"> PAGEREF _Toc170774545 \h </w:instrText>
+              <w:instrText xml:space="preserve"> PAGEREF _Toc223518709 \h </w:instrText>
             </w:r>
             <w:r>
               <w:rPr>
@@ -702,7 +696,7 @@
         </w:p>
         <w:p>
           <w:pPr>
-            <w:pStyle w:val="TDC2"/>
+            <w:pStyle w:val="TOC2"/>
             <w:tabs>
               <w:tab w:val="left" w:pos="960"/>
               <w:tab w:val="right" w:leader="dot" w:pos="9179"/>
@@ -713,14 +707,13 @@
               <w:kern w:val="2"/>
               <w:sz w:val="24"/>
               <w:szCs w:val="24"/>
-              <w:lang w:val="en-GB" w:eastAsia="en-GB"/>
               <w14:ligatures w14:val="standardContextual"/>
             </w:rPr>
           </w:pPr>
-          <w:hyperlink w:anchor="_Toc170774546" w:history="1">
-            <w:r>
-              <w:rPr>
-                <w:rStyle w:val="Hipervnculo"/>
+          <w:hyperlink w:anchor="_Toc223518710" w:history="1">
+            <w:r>
+              <w:rPr>
+                <w:rStyle w:val="Hyperlink"/>
                 <w:noProof/>
               </w:rPr>
               <w:t>5.1</w:t>
@@ -732,14 +725,13 @@
                 <w:kern w:val="2"/>
                 <w:sz w:val="24"/>
                 <w:szCs w:val="24"/>
-                <w:lang w:val="en-GB" w:eastAsia="en-GB"/>
                 <w14:ligatures w14:val="standardContextual"/>
               </w:rPr>
               <w:tab/>
             </w:r>
             <w:r>
               <w:rPr>
-                <w:rStyle w:val="Hipervnculo"/>
+                <w:rStyle w:val="Hyperlink"/>
                 <w:noProof/>
               </w:rPr>
               <w:t>*Nix: Unix y Linux</w:t>
@@ -763,7 +755,7 @@
                 <w:noProof/>
                 <w:webHidden/>
               </w:rPr>
-              <w:instrText xml:space="preserve"> PAGEREF _Toc170774546 \h </w:instrText>
+              <w:instrText xml:space="preserve"> PAGEREF _Toc223518710 \h </w:instrText>
             </w:r>
             <w:r>
               <w:rPr>
@@ -796,7 +788,7 @@
         </w:p>
         <w:p>
           <w:pPr>
-            <w:pStyle w:val="TDC2"/>
+            <w:pStyle w:val="TOC2"/>
             <w:tabs>
               <w:tab w:val="left" w:pos="960"/>
               <w:tab w:val="right" w:leader="dot" w:pos="9179"/>
@@ -807,14 +799,13 @@
               <w:kern w:val="2"/>
               <w:sz w:val="24"/>
               <w:szCs w:val="24"/>
-              <w:lang w:val="en-GB" w:eastAsia="en-GB"/>
               <w14:ligatures w14:val="standardContextual"/>
             </w:rPr>
           </w:pPr>
-          <w:hyperlink w:anchor="_Toc170774547" w:history="1">
-            <w:r>
-              <w:rPr>
-                <w:rStyle w:val="Hipervnculo"/>
+          <w:hyperlink w:anchor="_Toc223518711" w:history="1">
+            <w:r>
+              <w:rPr>
+                <w:rStyle w:val="Hyperlink"/>
                 <w:noProof/>
               </w:rPr>
               <w:t>5.2</w:t>
@@ -826,14 +817,13 @@
                 <w:kern w:val="2"/>
                 <w:sz w:val="24"/>
                 <w:szCs w:val="24"/>
-                <w:lang w:val="en-GB" w:eastAsia="en-GB"/>
                 <w14:ligatures w14:val="standardContextual"/>
               </w:rPr>
               <w:tab/>
             </w:r>
             <w:r>
               <w:rPr>
-                <w:rStyle w:val="Hipervnculo"/>
+                <w:rStyle w:val="Hyperlink"/>
                 <w:noProof/>
               </w:rPr>
               <w:t>C y *Nix</w:t>
@@ -857,7 +847,7 @@
                 <w:noProof/>
                 <w:webHidden/>
               </w:rPr>
-              <w:instrText xml:space="preserve"> PAGEREF _Toc170774547 \h </w:instrText>
+              <w:instrText xml:space="preserve"> PAGEREF _Toc223518711 \h </w:instrText>
             </w:r>
             <w:r>
               <w:rPr>
@@ -890,7 +880,7 @@
         </w:p>
         <w:p>
           <w:pPr>
-            <w:pStyle w:val="TDC2"/>
+            <w:pStyle w:val="TOC2"/>
             <w:tabs>
               <w:tab w:val="left" w:pos="960"/>
               <w:tab w:val="right" w:leader="dot" w:pos="9179"/>
@@ -901,14 +891,13 @@
               <w:kern w:val="2"/>
               <w:sz w:val="24"/>
               <w:szCs w:val="24"/>
-              <w:lang w:val="en-GB" w:eastAsia="en-GB"/>
               <w14:ligatures w14:val="standardContextual"/>
             </w:rPr>
           </w:pPr>
-          <w:hyperlink w:anchor="_Toc170774548" w:history="1">
-            <w:r>
-              <w:rPr>
-                <w:rStyle w:val="Hipervnculo"/>
+          <w:hyperlink w:anchor="_Toc223518712" w:history="1">
+            <w:r>
+              <w:rPr>
+                <w:rStyle w:val="Hyperlink"/>
                 <w:noProof/>
               </w:rPr>
               <w:t>5.3</w:t>
@@ -920,14 +909,13 @@
                 <w:kern w:val="2"/>
                 <w:sz w:val="24"/>
                 <w:szCs w:val="24"/>
-                <w:lang w:val="en-GB" w:eastAsia="en-GB"/>
                 <w14:ligatures w14:val="standardContextual"/>
               </w:rPr>
               <w:tab/>
             </w:r>
             <w:r>
               <w:rPr>
-                <w:rStyle w:val="Hipervnculo"/>
+                <w:rStyle w:val="Hyperlink"/>
                 <w:noProof/>
               </w:rPr>
               <w:t>El Kernel Linux</w:t>
@@ -951,7 +939,7 @@
                 <w:noProof/>
                 <w:webHidden/>
               </w:rPr>
-              <w:instrText xml:space="preserve"> PAGEREF _Toc170774548 \h </w:instrText>
+              <w:instrText xml:space="preserve"> PAGEREF _Toc223518712 \h </w:instrText>
             </w:r>
             <w:r>
               <w:rPr>
@@ -984,7 +972,7 @@
         </w:p>
         <w:p>
           <w:pPr>
-            <w:pStyle w:val="TDC3"/>
+            <w:pStyle w:val="TOC3"/>
             <w:tabs>
               <w:tab w:val="left" w:pos="1200"/>
               <w:tab w:val="right" w:leader="dot" w:pos="9179"/>
@@ -995,14 +983,13 @@
               <w:kern w:val="2"/>
               <w:sz w:val="24"/>
               <w:szCs w:val="24"/>
-              <w:lang w:val="en-GB" w:eastAsia="en-GB"/>
               <w14:ligatures w14:val="standardContextual"/>
             </w:rPr>
           </w:pPr>
-          <w:hyperlink w:anchor="_Toc170774549" w:history="1">
-            <w:r>
-              <w:rPr>
-                <w:rStyle w:val="Hipervnculo"/>
+          <w:hyperlink w:anchor="_Toc223518713" w:history="1">
+            <w:r>
+              <w:rPr>
+                <w:rStyle w:val="Hyperlink"/>
                 <w:noProof/>
               </w:rPr>
               <w:t>5.3.1</w:t>
@@ -1014,14 +1001,13 @@
                 <w:kern w:val="2"/>
                 <w:sz w:val="24"/>
                 <w:szCs w:val="24"/>
-                <w:lang w:val="en-GB" w:eastAsia="en-GB"/>
                 <w14:ligatures w14:val="standardContextual"/>
               </w:rPr>
               <w:tab/>
             </w:r>
             <w:r>
               <w:rPr>
-                <w:rStyle w:val="Hipervnculo"/>
+                <w:rStyle w:val="Hyperlink"/>
                 <w:noProof/>
               </w:rPr>
               <w:t>Gestión de Procesos</w:t>
@@ -1045,7 +1031,7 @@
                 <w:noProof/>
                 <w:webHidden/>
               </w:rPr>
-              <w:instrText xml:space="preserve"> PAGEREF _Toc170774549 \h </w:instrText>
+              <w:instrText xml:space="preserve"> PAGEREF _Toc223518713 \h </w:instrText>
             </w:r>
             <w:r>
               <w:rPr>
@@ -1078,7 +1064,7 @@
         </w:p>
         <w:p>
           <w:pPr>
-            <w:pStyle w:val="TDC3"/>
+            <w:pStyle w:val="TOC3"/>
             <w:tabs>
               <w:tab w:val="left" w:pos="1200"/>
               <w:tab w:val="right" w:leader="dot" w:pos="9179"/>
@@ -1089,14 +1075,13 @@
               <w:kern w:val="2"/>
               <w:sz w:val="24"/>
               <w:szCs w:val="24"/>
-              <w:lang w:val="en-GB" w:eastAsia="en-GB"/>
               <w14:ligatures w14:val="standardContextual"/>
             </w:rPr>
           </w:pPr>
-          <w:hyperlink w:anchor="_Toc170774550" w:history="1">
-            <w:r>
-              <w:rPr>
-                <w:rStyle w:val="Hipervnculo"/>
+          <w:hyperlink w:anchor="_Toc223518714" w:history="1">
+            <w:r>
+              <w:rPr>
+                <w:rStyle w:val="Hyperlink"/>
                 <w:noProof/>
               </w:rPr>
               <w:t>5.3.2</w:t>
@@ -1108,14 +1093,13 @@
                 <w:kern w:val="2"/>
                 <w:sz w:val="24"/>
                 <w:szCs w:val="24"/>
-                <w:lang w:val="en-GB" w:eastAsia="en-GB"/>
                 <w14:ligatures w14:val="standardContextual"/>
               </w:rPr>
               <w:tab/>
             </w:r>
             <w:r>
               <w:rPr>
-                <w:rStyle w:val="Hipervnculo"/>
+                <w:rStyle w:val="Hyperlink"/>
                 <w:noProof/>
               </w:rPr>
               <w:t>Gestión de Memoria</w:t>
@@ -1139,7 +1123,7 @@
                 <w:noProof/>
                 <w:webHidden/>
               </w:rPr>
-              <w:instrText xml:space="preserve"> PAGEREF _Toc170774550 \h </w:instrText>
+              <w:instrText xml:space="preserve"> PAGEREF _Toc223518714 \h </w:instrText>
             </w:r>
             <w:r>
               <w:rPr>
@@ -1172,7 +1156,7 @@
         </w:p>
         <w:p>
           <w:pPr>
-            <w:pStyle w:val="TDC3"/>
+            <w:pStyle w:val="TOC3"/>
             <w:tabs>
               <w:tab w:val="left" w:pos="1200"/>
               <w:tab w:val="right" w:leader="dot" w:pos="9179"/>
@@ -1183,14 +1167,13 @@
               <w:kern w:val="2"/>
               <w:sz w:val="24"/>
               <w:szCs w:val="24"/>
-              <w:lang w:val="en-GB" w:eastAsia="en-GB"/>
               <w14:ligatures w14:val="standardContextual"/>
             </w:rPr>
           </w:pPr>
-          <w:hyperlink w:anchor="_Toc170774551" w:history="1">
-            <w:r>
-              <w:rPr>
-                <w:rStyle w:val="Hipervnculo"/>
+          <w:hyperlink w:anchor="_Toc223518715" w:history="1">
+            <w:r>
+              <w:rPr>
+                <w:rStyle w:val="Hyperlink"/>
                 <w:noProof/>
               </w:rPr>
               <w:t>5.3.3</w:t>
@@ -1202,14 +1185,13 @@
                 <w:kern w:val="2"/>
                 <w:sz w:val="24"/>
                 <w:szCs w:val="24"/>
-                <w:lang w:val="en-GB" w:eastAsia="en-GB"/>
                 <w14:ligatures w14:val="standardContextual"/>
               </w:rPr>
               <w:tab/>
             </w:r>
             <w:r>
               <w:rPr>
-                <w:rStyle w:val="Hipervnculo"/>
+                <w:rStyle w:val="Hyperlink"/>
                 <w:noProof/>
               </w:rPr>
               <w:t>Gestión de entrada/salida</w:t>
@@ -1233,7 +1215,7 @@
                 <w:noProof/>
                 <w:webHidden/>
               </w:rPr>
-              <w:instrText xml:space="preserve"> PAGEREF _Toc170774551 \h </w:instrText>
+              <w:instrText xml:space="preserve"> PAGEREF _Toc223518715 \h </w:instrText>
             </w:r>
             <w:r>
               <w:rPr>
@@ -1266,7 +1248,7 @@
         </w:p>
         <w:p>
           <w:pPr>
-            <w:pStyle w:val="TDC3"/>
+            <w:pStyle w:val="TOC3"/>
             <w:tabs>
               <w:tab w:val="left" w:pos="1200"/>
               <w:tab w:val="right" w:leader="dot" w:pos="9179"/>
@@ -1277,14 +1259,13 @@
               <w:kern w:val="2"/>
               <w:sz w:val="24"/>
               <w:szCs w:val="24"/>
-              <w:lang w:val="en-GB" w:eastAsia="en-GB"/>
               <w14:ligatures w14:val="standardContextual"/>
             </w:rPr>
           </w:pPr>
-          <w:hyperlink w:anchor="_Toc170774552" w:history="1">
-            <w:r>
-              <w:rPr>
-                <w:rStyle w:val="Hipervnculo"/>
+          <w:hyperlink w:anchor="_Toc223518716" w:history="1">
+            <w:r>
+              <w:rPr>
+                <w:rStyle w:val="Hyperlink"/>
                 <w:noProof/>
               </w:rPr>
               <w:t>5.3.4</w:t>
@@ -1296,14 +1277,13 @@
                 <w:kern w:val="2"/>
                 <w:sz w:val="24"/>
                 <w:szCs w:val="24"/>
-                <w:lang w:val="en-GB" w:eastAsia="en-GB"/>
                 <w14:ligatures w14:val="standardContextual"/>
               </w:rPr>
               <w:tab/>
             </w:r>
             <w:r>
               <w:rPr>
-                <w:rStyle w:val="Hipervnculo"/>
+                <w:rStyle w:val="Hyperlink"/>
                 <w:noProof/>
               </w:rPr>
               <w:t>Gestión de red</w:t>
@@ -1327,7 +1307,7 @@
                 <w:noProof/>
                 <w:webHidden/>
               </w:rPr>
-              <w:instrText xml:space="preserve"> PAGEREF _Toc170774552 \h </w:instrText>
+              <w:instrText xml:space="preserve"> PAGEREF _Toc223518716 \h </w:instrText>
             </w:r>
             <w:r>
               <w:rPr>
@@ -1360,7 +1340,7 @@
         </w:p>
         <w:p>
           <w:pPr>
-            <w:pStyle w:val="TDC3"/>
+            <w:pStyle w:val="TOC3"/>
             <w:tabs>
               <w:tab w:val="left" w:pos="1200"/>
               <w:tab w:val="right" w:leader="dot" w:pos="9179"/>
@@ -1371,14 +1351,13 @@
               <w:kern w:val="2"/>
               <w:sz w:val="24"/>
               <w:szCs w:val="24"/>
-              <w:lang w:val="en-GB" w:eastAsia="en-GB"/>
               <w14:ligatures w14:val="standardContextual"/>
             </w:rPr>
           </w:pPr>
-          <w:hyperlink w:anchor="_Toc170774553" w:history="1">
-            <w:r>
-              <w:rPr>
-                <w:rStyle w:val="Hipervnculo"/>
+          <w:hyperlink w:anchor="_Toc223518717" w:history="1">
+            <w:r>
+              <w:rPr>
+                <w:rStyle w:val="Hyperlink"/>
                 <w:noProof/>
               </w:rPr>
               <w:t>5.3.5</w:t>
@@ -1390,14 +1369,13 @@
                 <w:kern w:val="2"/>
                 <w:sz w:val="24"/>
                 <w:szCs w:val="24"/>
-                <w:lang w:val="en-GB" w:eastAsia="en-GB"/>
                 <w14:ligatures w14:val="standardContextual"/>
               </w:rPr>
               <w:tab/>
             </w:r>
             <w:r>
               <w:rPr>
-                <w:rStyle w:val="Hipervnculo"/>
+                <w:rStyle w:val="Hyperlink"/>
                 <w:noProof/>
               </w:rPr>
               <w:t>Gestión de IPC</w:t>
@@ -1421,7 +1399,7 @@
                 <w:noProof/>
                 <w:webHidden/>
               </w:rPr>
-              <w:instrText xml:space="preserve"> PAGEREF _Toc170774553 \h </w:instrText>
+              <w:instrText xml:space="preserve"> PAGEREF _Toc223518717 \h </w:instrText>
             </w:r>
             <w:r>
               <w:rPr>
@@ -1454,7 +1432,7 @@
         </w:p>
         <w:p>
           <w:pPr>
-            <w:pStyle w:val="TDC2"/>
+            <w:pStyle w:val="TOC2"/>
             <w:tabs>
               <w:tab w:val="left" w:pos="960"/>
               <w:tab w:val="right" w:leader="dot" w:pos="9179"/>
@@ -1465,14 +1443,13 @@
               <w:kern w:val="2"/>
               <w:sz w:val="24"/>
               <w:szCs w:val="24"/>
-              <w:lang w:val="en-GB" w:eastAsia="en-GB"/>
               <w14:ligatures w14:val="standardContextual"/>
             </w:rPr>
           </w:pPr>
-          <w:hyperlink w:anchor="_Toc170774554" w:history="1">
-            <w:r>
-              <w:rPr>
-                <w:rStyle w:val="Hipervnculo"/>
+          <w:hyperlink w:anchor="_Toc223518718" w:history="1">
+            <w:r>
+              <w:rPr>
+                <w:rStyle w:val="Hyperlink"/>
                 <w:noProof/>
               </w:rPr>
               <w:t>5.4</w:t>
@@ -1484,14 +1461,13 @@
                 <w:kern w:val="2"/>
                 <w:sz w:val="24"/>
                 <w:szCs w:val="24"/>
-                <w:lang w:val="en-GB" w:eastAsia="en-GB"/>
                 <w14:ligatures w14:val="standardContextual"/>
               </w:rPr>
               <w:tab/>
             </w:r>
             <w:r>
               <w:rPr>
-                <w:rStyle w:val="Hipervnculo"/>
+                <w:rStyle w:val="Hyperlink"/>
                 <w:noProof/>
               </w:rPr>
               <w:t>La arquitectura general de un *NIX</w:t>
@@ -1515,7 +1491,7 @@
                 <w:noProof/>
                 <w:webHidden/>
               </w:rPr>
-              <w:instrText xml:space="preserve"> PAGEREF _Toc170774554 \h </w:instrText>
+              <w:instrText xml:space="preserve"> PAGEREF _Toc223518718 \h </w:instrText>
             </w:r>
             <w:r>
               <w:rPr>
@@ -1548,7 +1524,7 @@
         </w:p>
         <w:p>
           <w:pPr>
-            <w:pStyle w:val="TDC2"/>
+            <w:pStyle w:val="TOC2"/>
             <w:tabs>
               <w:tab w:val="left" w:pos="960"/>
               <w:tab w:val="right" w:leader="dot" w:pos="9179"/>
@@ -1559,14 +1535,13 @@
               <w:kern w:val="2"/>
               <w:sz w:val="24"/>
               <w:szCs w:val="24"/>
-              <w:lang w:val="en-GB" w:eastAsia="en-GB"/>
               <w14:ligatures w14:val="standardContextual"/>
             </w:rPr>
           </w:pPr>
-          <w:hyperlink w:anchor="_Toc170774555" w:history="1">
-            <w:r>
-              <w:rPr>
-                <w:rStyle w:val="Hipervnculo"/>
+          <w:hyperlink w:anchor="_Toc223518719" w:history="1">
+            <w:r>
+              <w:rPr>
+                <w:rStyle w:val="Hyperlink"/>
                 <w:noProof/>
               </w:rPr>
               <w:t>5.5</w:t>
@@ -1578,14 +1553,13 @@
                 <w:kern w:val="2"/>
                 <w:sz w:val="24"/>
                 <w:szCs w:val="24"/>
-                <w:lang w:val="en-GB" w:eastAsia="en-GB"/>
                 <w14:ligatures w14:val="standardContextual"/>
               </w:rPr>
               <w:tab/>
             </w:r>
             <w:r>
               <w:rPr>
-                <w:rStyle w:val="Hipervnculo"/>
+                <w:rStyle w:val="Hyperlink"/>
                 <w:noProof/>
               </w:rPr>
               <w:t>Organización del Kernel Linux</w:t>
@@ -1609,7 +1583,7 @@
                 <w:noProof/>
                 <w:webHidden/>
               </w:rPr>
-              <w:instrText xml:space="preserve"> PAGEREF _Toc170774555 \h </w:instrText>
+              <w:instrText xml:space="preserve"> PAGEREF _Toc223518719 \h </w:instrText>
             </w:r>
             <w:r>
               <w:rPr>
@@ -1642,7 +1616,7 @@
         </w:p>
         <w:p>
           <w:pPr>
-            <w:pStyle w:val="TDC1"/>
+            <w:pStyle w:val="TOC1"/>
             <w:tabs>
               <w:tab w:val="left" w:pos="440"/>
               <w:tab w:val="right" w:leader="dot" w:pos="9179"/>
@@ -1653,14 +1627,14 @@
               <w:kern w:val="2"/>
               <w:sz w:val="24"/>
               <w:szCs w:val="24"/>
-              <w:lang w:val="en-GB" w:eastAsia="en-GB"/>
+              <w:lang w:val="en-US"/>
               <w14:ligatures w14:val="standardContextual"/>
             </w:rPr>
           </w:pPr>
-          <w:hyperlink w:anchor="_Toc170774556" w:history="1">
-            <w:r>
-              <w:rPr>
-                <w:rStyle w:val="Hipervnculo"/>
+          <w:hyperlink w:anchor="_Toc223518720" w:history="1">
+            <w:r>
+              <w:rPr>
+                <w:rStyle w:val="Hyperlink"/>
                 <w:noProof/>
               </w:rPr>
               <w:t>6</w:t>
@@ -1672,14 +1646,14 @@
                 <w:kern w:val="2"/>
                 <w:sz w:val="24"/>
                 <w:szCs w:val="24"/>
-                <w:lang w:val="en-GB" w:eastAsia="en-GB"/>
+                <w:lang w:val="en-US"/>
                 <w14:ligatures w14:val="standardContextual"/>
               </w:rPr>
               <w:tab/>
             </w:r>
             <w:r>
               <w:rPr>
-                <w:rStyle w:val="Hipervnculo"/>
+                <w:rStyle w:val="Hyperlink"/>
                 <w:noProof/>
               </w:rPr>
               <w:t>Tareas del administrador</w:t>
@@ -1703,7 +1677,7 @@
                 <w:noProof/>
                 <w:webHidden/>
               </w:rPr>
-              <w:instrText xml:space="preserve"> PAGEREF _Toc170774556 \h </w:instrText>
+              <w:instrText xml:space="preserve"> PAGEREF _Toc223518720 \h </w:instrText>
             </w:r>
             <w:r>
               <w:rPr>
@@ -1736,7 +1710,7 @@
         </w:p>
         <w:p>
           <w:pPr>
-            <w:pStyle w:val="TDC3"/>
+            <w:pStyle w:val="TOC3"/>
             <w:tabs>
               <w:tab w:val="left" w:pos="1200"/>
               <w:tab w:val="right" w:leader="dot" w:pos="9179"/>
@@ -1747,14 +1721,13 @@
               <w:kern w:val="2"/>
               <w:sz w:val="24"/>
               <w:szCs w:val="24"/>
-              <w:lang w:val="en-GB" w:eastAsia="en-GB"/>
               <w14:ligatures w14:val="standardContextual"/>
             </w:rPr>
           </w:pPr>
-          <w:hyperlink w:anchor="_Toc170774557" w:history="1">
-            <w:r>
-              <w:rPr>
-                <w:rStyle w:val="Hipervnculo"/>
+          <w:hyperlink w:anchor="_Toc223518721" w:history="1">
+            <w:r>
+              <w:rPr>
+                <w:rStyle w:val="Hyperlink"/>
                 <w:rFonts w:eastAsia="Times New Roman"/>
                 <w:noProof/>
                 <w:lang w:eastAsia="es-PE"/>
@@ -1768,14 +1741,13 @@
                 <w:kern w:val="2"/>
                 <w:sz w:val="24"/>
                 <w:szCs w:val="24"/>
-                <w:lang w:val="en-GB" w:eastAsia="en-GB"/>
                 <w14:ligatures w14:val="standardContextual"/>
               </w:rPr>
               <w:tab/>
             </w:r>
             <w:r>
               <w:rPr>
-                <w:rStyle w:val="Hipervnculo"/>
+                <w:rStyle w:val="Hyperlink"/>
                 <w:rFonts w:eastAsia="Times New Roman"/>
                 <w:noProof/>
                 <w:lang w:eastAsia="es-PE"/>
@@ -1801,7 +1773,7 @@
                 <w:noProof/>
                 <w:webHidden/>
               </w:rPr>
-              <w:instrText xml:space="preserve"> PAGEREF _Toc170774557 \h </w:instrText>
+              <w:instrText xml:space="preserve"> PAGEREF _Toc223518721 \h </w:instrText>
             </w:r>
             <w:r>
               <w:rPr>
@@ -1834,7 +1806,7 @@
         </w:p>
         <w:p>
           <w:pPr>
-            <w:pStyle w:val="TDC1"/>
+            <w:pStyle w:val="TOC1"/>
             <w:tabs>
               <w:tab w:val="left" w:pos="440"/>
               <w:tab w:val="right" w:leader="dot" w:pos="9179"/>
@@ -1845,14 +1817,14 @@
               <w:kern w:val="2"/>
               <w:sz w:val="24"/>
               <w:szCs w:val="24"/>
-              <w:lang w:val="en-GB" w:eastAsia="en-GB"/>
+              <w:lang w:val="en-US"/>
               <w14:ligatures w14:val="standardContextual"/>
             </w:rPr>
           </w:pPr>
-          <w:hyperlink w:anchor="_Toc170774558" w:history="1">
-            <w:r>
-              <w:rPr>
-                <w:rStyle w:val="Hipervnculo"/>
+          <w:hyperlink w:anchor="_Toc223518722" w:history="1">
+            <w:r>
+              <w:rPr>
+                <w:rStyle w:val="Hyperlink"/>
                 <w:noProof/>
               </w:rPr>
               <w:t>7</w:t>
@@ -1864,14 +1836,14 @@
                 <w:kern w:val="2"/>
                 <w:sz w:val="24"/>
                 <w:szCs w:val="24"/>
-                <w:lang w:val="en-GB" w:eastAsia="en-GB"/>
+                <w:lang w:val="en-US"/>
                 <w14:ligatures w14:val="standardContextual"/>
               </w:rPr>
               <w:tab/>
             </w:r>
             <w:r>
               <w:rPr>
-                <w:rStyle w:val="Hipervnculo"/>
+                <w:rStyle w:val="Hyperlink"/>
                 <w:noProof/>
               </w:rPr>
               <w:t>Comandos</w:t>
@@ -1895,7 +1867,7 @@
                 <w:noProof/>
                 <w:webHidden/>
               </w:rPr>
-              <w:instrText xml:space="preserve"> PAGEREF _Toc170774558 \h </w:instrText>
+              <w:instrText xml:space="preserve"> PAGEREF _Toc223518722 \h </w:instrText>
             </w:r>
             <w:r>
               <w:rPr>
@@ -1928,7 +1900,7 @@
         </w:p>
         <w:p>
           <w:pPr>
-            <w:pStyle w:val="TDC3"/>
+            <w:pStyle w:val="TOC3"/>
             <w:tabs>
               <w:tab w:val="left" w:pos="1200"/>
               <w:tab w:val="right" w:leader="dot" w:pos="9179"/>
@@ -1939,14 +1911,13 @@
               <w:kern w:val="2"/>
               <w:sz w:val="24"/>
               <w:szCs w:val="24"/>
-              <w:lang w:val="en-GB" w:eastAsia="en-GB"/>
               <w14:ligatures w14:val="standardContextual"/>
             </w:rPr>
           </w:pPr>
-          <w:hyperlink w:anchor="_Toc170774559" w:history="1">
-            <w:r>
-              <w:rPr>
-                <w:rStyle w:val="Hipervnculo"/>
+          <w:hyperlink w:anchor="_Toc223518723" w:history="1">
+            <w:r>
+              <w:rPr>
+                <w:rStyle w:val="Hyperlink"/>
                 <w:noProof/>
               </w:rPr>
               <w:t>7.1.1</w:t>
@@ -1958,14 +1929,13 @@
                 <w:kern w:val="2"/>
                 <w:sz w:val="24"/>
                 <w:szCs w:val="24"/>
-                <w:lang w:val="en-GB" w:eastAsia="en-GB"/>
                 <w14:ligatures w14:val="standardContextual"/>
               </w:rPr>
               <w:tab/>
             </w:r>
             <w:r>
               <w:rPr>
-                <w:rStyle w:val="Hipervnculo"/>
+                <w:rStyle w:val="Hyperlink"/>
                 <w:noProof/>
               </w:rPr>
               <w:t>List</w:t>
@@ -1989,7 +1959,7 @@
                 <w:noProof/>
                 <w:webHidden/>
               </w:rPr>
-              <w:instrText xml:space="preserve"> PAGEREF _Toc170774559 \h </w:instrText>
+              <w:instrText xml:space="preserve"> PAGEREF _Toc223518723 \h </w:instrText>
             </w:r>
             <w:r>
               <w:rPr>
@@ -2022,7 +1992,7 @@
         </w:p>
         <w:p>
           <w:pPr>
-            <w:pStyle w:val="TDC3"/>
+            <w:pStyle w:val="TOC3"/>
             <w:tabs>
               <w:tab w:val="left" w:pos="1200"/>
               <w:tab w:val="right" w:leader="dot" w:pos="9179"/>
@@ -2033,14 +2003,13 @@
               <w:kern w:val="2"/>
               <w:sz w:val="24"/>
               <w:szCs w:val="24"/>
-              <w:lang w:val="en-GB" w:eastAsia="en-GB"/>
               <w14:ligatures w14:val="standardContextual"/>
             </w:rPr>
           </w:pPr>
-          <w:hyperlink w:anchor="_Toc170774560" w:history="1">
-            <w:r>
-              <w:rPr>
-                <w:rStyle w:val="Hipervnculo"/>
+          <w:hyperlink w:anchor="_Toc223518724" w:history="1">
+            <w:r>
+              <w:rPr>
+                <w:rStyle w:val="Hyperlink"/>
                 <w:noProof/>
               </w:rPr>
               <w:t>7.1.2</w:t>
@@ -2052,14 +2021,13 @@
                 <w:kern w:val="2"/>
                 <w:sz w:val="24"/>
                 <w:szCs w:val="24"/>
-                <w:lang w:val="en-GB" w:eastAsia="en-GB"/>
                 <w14:ligatures w14:val="standardContextual"/>
               </w:rPr>
               <w:tab/>
             </w:r>
             <w:r>
               <w:rPr>
-                <w:rStyle w:val="Hipervnculo"/>
+                <w:rStyle w:val="Hyperlink"/>
                 <w:noProof/>
               </w:rPr>
               <w:t>find</w:t>
@@ -2083,7 +2051,7 @@
                 <w:noProof/>
                 <w:webHidden/>
               </w:rPr>
-              <w:instrText xml:space="preserve"> PAGEREF _Toc170774560 \h </w:instrText>
+              <w:instrText xml:space="preserve"> PAGEREF _Toc223518724 \h </w:instrText>
             </w:r>
             <w:r>
               <w:rPr>
@@ -2116,7 +2084,7 @@
         </w:p>
         <w:p>
           <w:pPr>
-            <w:pStyle w:val="TDC3"/>
+            <w:pStyle w:val="TOC3"/>
             <w:tabs>
               <w:tab w:val="left" w:pos="1200"/>
               <w:tab w:val="right" w:leader="dot" w:pos="9179"/>
@@ -2127,14 +2095,13 @@
               <w:kern w:val="2"/>
               <w:sz w:val="24"/>
               <w:szCs w:val="24"/>
-              <w:lang w:val="en-GB" w:eastAsia="en-GB"/>
               <w14:ligatures w14:val="standardContextual"/>
             </w:rPr>
           </w:pPr>
-          <w:hyperlink w:anchor="_Toc170774561" w:history="1">
-            <w:r>
-              <w:rPr>
-                <w:rStyle w:val="Hipervnculo"/>
+          <w:hyperlink w:anchor="_Toc223518725" w:history="1">
+            <w:r>
+              <w:rPr>
+                <w:rStyle w:val="Hyperlink"/>
                 <w:noProof/>
               </w:rPr>
               <w:t>7.1.3</w:t>
@@ -2146,14 +2113,13 @@
                 <w:kern w:val="2"/>
                 <w:sz w:val="24"/>
                 <w:szCs w:val="24"/>
-                <w:lang w:val="en-GB" w:eastAsia="en-GB"/>
                 <w14:ligatures w14:val="standardContextual"/>
               </w:rPr>
               <w:tab/>
             </w:r>
             <w:r>
               <w:rPr>
-                <w:rStyle w:val="Hipervnculo"/>
+                <w:rStyle w:val="Hyperlink"/>
                 <w:noProof/>
               </w:rPr>
               <w:t>Locate</w:t>
@@ -2177,7 +2143,7 @@
                 <w:noProof/>
                 <w:webHidden/>
               </w:rPr>
-              <w:instrText xml:space="preserve"> PAGEREF _Toc170774561 \h </w:instrText>
+              <w:instrText xml:space="preserve"> PAGEREF _Toc223518725 \h </w:instrText>
             </w:r>
             <w:r>
               <w:rPr>
@@ -2210,7 +2176,7 @@
         </w:p>
         <w:p>
           <w:pPr>
-            <w:pStyle w:val="TDC3"/>
+            <w:pStyle w:val="TOC3"/>
             <w:tabs>
               <w:tab w:val="left" w:pos="1200"/>
               <w:tab w:val="right" w:leader="dot" w:pos="9179"/>
@@ -2221,14 +2187,13 @@
               <w:kern w:val="2"/>
               <w:sz w:val="24"/>
               <w:szCs w:val="24"/>
-              <w:lang w:val="en-GB" w:eastAsia="en-GB"/>
               <w14:ligatures w14:val="standardContextual"/>
             </w:rPr>
           </w:pPr>
-          <w:hyperlink w:anchor="_Toc170774562" w:history="1">
-            <w:r>
-              <w:rPr>
-                <w:rStyle w:val="Hipervnculo"/>
+          <w:hyperlink w:anchor="_Toc223518726" w:history="1">
+            <w:r>
+              <w:rPr>
+                <w:rStyle w:val="Hyperlink"/>
                 <w:noProof/>
               </w:rPr>
               <w:t>7.1.4</w:t>
@@ -2240,14 +2205,13 @@
                 <w:kern w:val="2"/>
                 <w:sz w:val="24"/>
                 <w:szCs w:val="24"/>
-                <w:lang w:val="en-GB" w:eastAsia="en-GB"/>
                 <w14:ligatures w14:val="standardContextual"/>
               </w:rPr>
               <w:tab/>
             </w:r>
             <w:r>
               <w:rPr>
-                <w:rStyle w:val="Hipervnculo"/>
+                <w:rStyle w:val="Hyperlink"/>
                 <w:noProof/>
               </w:rPr>
               <w:t>Stat</w:t>
@@ -2271,7 +2235,7 @@
                 <w:noProof/>
                 <w:webHidden/>
               </w:rPr>
-              <w:instrText xml:space="preserve"> PAGEREF _Toc170774562 \h </w:instrText>
+              <w:instrText xml:space="preserve"> PAGEREF _Toc223518726 \h </w:instrText>
             </w:r>
             <w:r>
               <w:rPr>
@@ -2304,7 +2268,7 @@
         </w:p>
         <w:p>
           <w:pPr>
-            <w:pStyle w:val="TDC3"/>
+            <w:pStyle w:val="TOC3"/>
             <w:tabs>
               <w:tab w:val="left" w:pos="1200"/>
               <w:tab w:val="right" w:leader="dot" w:pos="9179"/>
@@ -2315,14 +2279,13 @@
               <w:kern w:val="2"/>
               <w:sz w:val="24"/>
               <w:szCs w:val="24"/>
-              <w:lang w:val="en-GB" w:eastAsia="en-GB"/>
               <w14:ligatures w14:val="standardContextual"/>
             </w:rPr>
           </w:pPr>
-          <w:hyperlink w:anchor="_Toc170774563" w:history="1">
-            <w:r>
-              <w:rPr>
-                <w:rStyle w:val="Hipervnculo"/>
+          <w:hyperlink w:anchor="_Toc223518727" w:history="1">
+            <w:r>
+              <w:rPr>
+                <w:rStyle w:val="Hyperlink"/>
                 <w:noProof/>
               </w:rPr>
               <w:t>7.1.5</w:t>
@@ -2334,14 +2297,13 @@
                 <w:kern w:val="2"/>
                 <w:sz w:val="24"/>
                 <w:szCs w:val="24"/>
-                <w:lang w:val="en-GB" w:eastAsia="en-GB"/>
                 <w14:ligatures w14:val="standardContextual"/>
               </w:rPr>
               <w:tab/>
             </w:r>
             <w:r>
               <w:rPr>
-                <w:rStyle w:val="Hipervnculo"/>
+                <w:rStyle w:val="Hyperlink"/>
                 <w:noProof/>
               </w:rPr>
               <w:t>Sort</w:t>
@@ -2365,7 +2327,7 @@
                 <w:noProof/>
                 <w:webHidden/>
               </w:rPr>
-              <w:instrText xml:space="preserve"> PAGEREF _Toc170774563 \h </w:instrText>
+              <w:instrText xml:space="preserve"> PAGEREF _Toc223518727 \h </w:instrText>
             </w:r>
             <w:r>
               <w:rPr>
@@ -2398,7 +2360,7 @@
         </w:p>
         <w:p>
           <w:pPr>
-            <w:pStyle w:val="TDC3"/>
+            <w:pStyle w:val="TOC3"/>
             <w:tabs>
               <w:tab w:val="left" w:pos="1200"/>
               <w:tab w:val="right" w:leader="dot" w:pos="9179"/>
@@ -2409,14 +2371,13 @@
               <w:kern w:val="2"/>
               <w:sz w:val="24"/>
               <w:szCs w:val="24"/>
-              <w:lang w:val="en-GB" w:eastAsia="en-GB"/>
               <w14:ligatures w14:val="standardContextual"/>
             </w:rPr>
           </w:pPr>
-          <w:hyperlink w:anchor="_Toc170774564" w:history="1">
-            <w:r>
-              <w:rPr>
-                <w:rStyle w:val="Hipervnculo"/>
+          <w:hyperlink w:anchor="_Toc223518728" w:history="1">
+            <w:r>
+              <w:rPr>
+                <w:rStyle w:val="Hyperlink"/>
                 <w:noProof/>
               </w:rPr>
               <w:t>7.1.6</w:t>
@@ -2428,14 +2389,13 @@
                 <w:kern w:val="2"/>
                 <w:sz w:val="24"/>
                 <w:szCs w:val="24"/>
-                <w:lang w:val="en-GB" w:eastAsia="en-GB"/>
                 <w14:ligatures w14:val="standardContextual"/>
               </w:rPr>
               <w:tab/>
             </w:r>
             <w:r>
               <w:rPr>
-                <w:rStyle w:val="Hipervnculo"/>
+                <w:rStyle w:val="Hyperlink"/>
                 <w:noProof/>
               </w:rPr>
               <w:t>who</w:t>
@@ -2459,7 +2419,7 @@
                 <w:noProof/>
                 <w:webHidden/>
               </w:rPr>
-              <w:instrText xml:space="preserve"> PAGEREF _Toc170774564 \h </w:instrText>
+              <w:instrText xml:space="preserve"> PAGEREF _Toc223518728 \h </w:instrText>
             </w:r>
             <w:r>
               <w:rPr>
@@ -2492,7 +2452,7 @@
         </w:p>
         <w:p>
           <w:pPr>
-            <w:pStyle w:val="TDC3"/>
+            <w:pStyle w:val="TOC3"/>
             <w:tabs>
               <w:tab w:val="left" w:pos="1200"/>
               <w:tab w:val="right" w:leader="dot" w:pos="9179"/>
@@ -2503,14 +2463,13 @@
               <w:kern w:val="2"/>
               <w:sz w:val="24"/>
               <w:szCs w:val="24"/>
-              <w:lang w:val="en-GB" w:eastAsia="en-GB"/>
               <w14:ligatures w14:val="standardContextual"/>
             </w:rPr>
           </w:pPr>
-          <w:hyperlink w:anchor="_Toc170774565" w:history="1">
-            <w:r>
-              <w:rPr>
-                <w:rStyle w:val="Hipervnculo"/>
+          <w:hyperlink w:anchor="_Toc223518729" w:history="1">
+            <w:r>
+              <w:rPr>
+                <w:rStyle w:val="Hyperlink"/>
                 <w:noProof/>
               </w:rPr>
               <w:t>7.1.7</w:t>
@@ -2522,14 +2481,13 @@
                 <w:kern w:val="2"/>
                 <w:sz w:val="24"/>
                 <w:szCs w:val="24"/>
-                <w:lang w:val="en-GB" w:eastAsia="en-GB"/>
                 <w14:ligatures w14:val="standardContextual"/>
               </w:rPr>
               <w:tab/>
             </w:r>
             <w:r>
               <w:rPr>
-                <w:rStyle w:val="Hipervnculo"/>
+                <w:rStyle w:val="Hyperlink"/>
                 <w:noProof/>
               </w:rPr>
               <w:t>uname</w:t>
@@ -2553,7 +2511,7 @@
                 <w:noProof/>
                 <w:webHidden/>
               </w:rPr>
-              <w:instrText xml:space="preserve"> PAGEREF _Toc170774565 \h </w:instrText>
+              <w:instrText xml:space="preserve"> PAGEREF _Toc223518729 \h </w:instrText>
             </w:r>
             <w:r>
               <w:rPr>
@@ -2586,7 +2544,7 @@
         </w:p>
         <w:p>
           <w:pPr>
-            <w:pStyle w:val="TDC3"/>
+            <w:pStyle w:val="TOC3"/>
             <w:tabs>
               <w:tab w:val="left" w:pos="1200"/>
               <w:tab w:val="right" w:leader="dot" w:pos="9179"/>
@@ -2597,14 +2555,13 @@
               <w:kern w:val="2"/>
               <w:sz w:val="24"/>
               <w:szCs w:val="24"/>
-              <w:lang w:val="en-GB" w:eastAsia="en-GB"/>
               <w14:ligatures w14:val="standardContextual"/>
             </w:rPr>
           </w:pPr>
-          <w:hyperlink w:anchor="_Toc170774566" w:history="1">
-            <w:r>
-              <w:rPr>
-                <w:rStyle w:val="Hipervnculo"/>
+          <w:hyperlink w:anchor="_Toc223518730" w:history="1">
+            <w:r>
+              <w:rPr>
+                <w:rStyle w:val="Hyperlink"/>
                 <w:noProof/>
               </w:rPr>
               <w:t>7.1.8</w:t>
@@ -2616,14 +2573,13 @@
                 <w:kern w:val="2"/>
                 <w:sz w:val="24"/>
                 <w:szCs w:val="24"/>
-                <w:lang w:val="en-GB" w:eastAsia="en-GB"/>
                 <w14:ligatures w14:val="standardContextual"/>
               </w:rPr>
               <w:tab/>
             </w:r>
             <w:r>
               <w:rPr>
-                <w:rStyle w:val="Hipervnculo"/>
+                <w:rStyle w:val="Hyperlink"/>
                 <w:noProof/>
               </w:rPr>
               <w:t>Logout</w:t>
@@ -2647,7 +2603,7 @@
                 <w:noProof/>
                 <w:webHidden/>
               </w:rPr>
-              <w:instrText xml:space="preserve"> PAGEREF _Toc170774566 \h </w:instrText>
+              <w:instrText xml:space="preserve"> PAGEREF _Toc223518730 \h </w:instrText>
             </w:r>
             <w:r>
               <w:rPr>
@@ -2680,7 +2636,7 @@
         </w:p>
         <w:p>
           <w:pPr>
-            <w:pStyle w:val="TDC3"/>
+            <w:pStyle w:val="TOC3"/>
             <w:tabs>
               <w:tab w:val="left" w:pos="1200"/>
               <w:tab w:val="right" w:leader="dot" w:pos="9179"/>
@@ -2691,14 +2647,13 @@
               <w:kern w:val="2"/>
               <w:sz w:val="24"/>
               <w:szCs w:val="24"/>
-              <w:lang w:val="en-GB" w:eastAsia="en-GB"/>
               <w14:ligatures w14:val="standardContextual"/>
             </w:rPr>
           </w:pPr>
-          <w:hyperlink w:anchor="_Toc170774567" w:history="1">
-            <w:r>
-              <w:rPr>
-                <w:rStyle w:val="Hipervnculo"/>
+          <w:hyperlink w:anchor="_Toc223518731" w:history="1">
+            <w:r>
+              <w:rPr>
+                <w:rStyle w:val="Hyperlink"/>
                 <w:noProof/>
               </w:rPr>
               <w:t>7.1.9</w:t>
@@ -2710,14 +2665,13 @@
                 <w:kern w:val="2"/>
                 <w:sz w:val="24"/>
                 <w:szCs w:val="24"/>
-                <w:lang w:val="en-GB" w:eastAsia="en-GB"/>
                 <w14:ligatures w14:val="standardContextual"/>
               </w:rPr>
               <w:tab/>
             </w:r>
             <w:r>
               <w:rPr>
-                <w:rStyle w:val="Hipervnculo"/>
+                <w:rStyle w:val="Hyperlink"/>
                 <w:noProof/>
               </w:rPr>
               <w:t>Tar</w:t>
@@ -2741,7 +2695,7 @@
                 <w:noProof/>
                 <w:webHidden/>
               </w:rPr>
-              <w:instrText xml:space="preserve"> PAGEREF _Toc170774567 \h </w:instrText>
+              <w:instrText xml:space="preserve"> PAGEREF _Toc223518731 \h </w:instrText>
             </w:r>
             <w:r>
               <w:rPr>
@@ -2774,7 +2728,7 @@
         </w:p>
         <w:p>
           <w:pPr>
-            <w:pStyle w:val="TDC1"/>
+            <w:pStyle w:val="TOC1"/>
             <w:tabs>
               <w:tab w:val="left" w:pos="440"/>
               <w:tab w:val="right" w:leader="dot" w:pos="9179"/>
@@ -2785,14 +2739,14 @@
               <w:kern w:val="2"/>
               <w:sz w:val="24"/>
               <w:szCs w:val="24"/>
-              <w:lang w:val="en-GB" w:eastAsia="en-GB"/>
+              <w:lang w:val="en-US"/>
               <w14:ligatures w14:val="standardContextual"/>
             </w:rPr>
           </w:pPr>
-          <w:hyperlink w:anchor="_Toc170774568" w:history="1">
-            <w:r>
-              <w:rPr>
-                <w:rStyle w:val="Hipervnculo"/>
+          <w:hyperlink w:anchor="_Toc223518732" w:history="1">
+            <w:r>
+              <w:rPr>
+                <w:rStyle w:val="Hyperlink"/>
                 <w:noProof/>
               </w:rPr>
               <w:t>8</w:t>
@@ -2804,14 +2758,14 @@
                 <w:kern w:val="2"/>
                 <w:sz w:val="24"/>
                 <w:szCs w:val="24"/>
-                <w:lang w:val="en-GB" w:eastAsia="en-GB"/>
+                <w:lang w:val="en-US"/>
                 <w14:ligatures w14:val="standardContextual"/>
               </w:rPr>
               <w:tab/>
             </w:r>
             <w:r>
               <w:rPr>
-                <w:rStyle w:val="Hipervnculo"/>
+                <w:rStyle w:val="Hyperlink"/>
                 <w:noProof/>
               </w:rPr>
               <w:t>Permisos:</w:t>
@@ -2835,7 +2789,7 @@
                 <w:noProof/>
                 <w:webHidden/>
               </w:rPr>
-              <w:instrText xml:space="preserve"> PAGEREF _Toc170774568 \h </w:instrText>
+              <w:instrText xml:space="preserve"> PAGEREF _Toc223518732 \h </w:instrText>
             </w:r>
             <w:r>
               <w:rPr>
@@ -2868,7 +2822,7 @@
         </w:p>
         <w:p>
           <w:pPr>
-            <w:pStyle w:val="TDC2"/>
+            <w:pStyle w:val="TOC2"/>
             <w:tabs>
               <w:tab w:val="left" w:pos="960"/>
               <w:tab w:val="right" w:leader="dot" w:pos="9179"/>
@@ -2879,14 +2833,13 @@
               <w:kern w:val="2"/>
               <w:sz w:val="24"/>
               <w:szCs w:val="24"/>
-              <w:lang w:val="en-GB" w:eastAsia="en-GB"/>
               <w14:ligatures w14:val="standardContextual"/>
             </w:rPr>
           </w:pPr>
-          <w:hyperlink w:anchor="_Toc170774569" w:history="1">
-            <w:r>
-              <w:rPr>
-                <w:rStyle w:val="Hipervnculo"/>
+          <w:hyperlink w:anchor="_Toc223518733" w:history="1">
+            <w:r>
+              <w:rPr>
+                <w:rStyle w:val="Hyperlink"/>
                 <w:noProof/>
               </w:rPr>
               <w:t>8.1</w:t>
@@ -2898,14 +2851,13 @@
                 <w:kern w:val="2"/>
                 <w:sz w:val="24"/>
                 <w:szCs w:val="24"/>
-                <w:lang w:val="en-GB" w:eastAsia="en-GB"/>
                 <w14:ligatures w14:val="standardContextual"/>
               </w:rPr>
               <w:tab/>
             </w:r>
             <w:r>
               <w:rPr>
-                <w:rStyle w:val="Hipervnculo"/>
+                <w:rStyle w:val="Hyperlink"/>
                 <w:noProof/>
               </w:rPr>
               <w:t>Ficheros</w:t>
@@ -2929,7 +2881,7 @@
                 <w:noProof/>
                 <w:webHidden/>
               </w:rPr>
-              <w:instrText xml:space="preserve"> PAGEREF _Toc170774569 \h </w:instrText>
+              <w:instrText xml:space="preserve"> PAGEREF _Toc223518733 \h </w:instrText>
             </w:r>
             <w:r>
               <w:rPr>
@@ -2962,7 +2914,7 @@
         </w:p>
         <w:p>
           <w:pPr>
-            <w:pStyle w:val="TDC1"/>
+            <w:pStyle w:val="TOC1"/>
             <w:tabs>
               <w:tab w:val="left" w:pos="440"/>
               <w:tab w:val="right" w:leader="dot" w:pos="9179"/>
@@ -2973,14 +2925,14 @@
               <w:kern w:val="2"/>
               <w:sz w:val="24"/>
               <w:szCs w:val="24"/>
-              <w:lang w:val="en-GB" w:eastAsia="en-GB"/>
+              <w:lang w:val="en-US"/>
               <w14:ligatures w14:val="standardContextual"/>
             </w:rPr>
           </w:pPr>
-          <w:hyperlink w:anchor="_Toc170774570" w:history="1">
-            <w:r>
-              <w:rPr>
-                <w:rStyle w:val="Hipervnculo"/>
+          <w:hyperlink w:anchor="_Toc223518734" w:history="1">
+            <w:r>
+              <w:rPr>
+                <w:rStyle w:val="Hyperlink"/>
                 <w:noProof/>
               </w:rPr>
               <w:t>9</w:t>
@@ -2992,14 +2944,14 @@
                 <w:kern w:val="2"/>
                 <w:sz w:val="24"/>
                 <w:szCs w:val="24"/>
-                <w:lang w:val="en-GB" w:eastAsia="en-GB"/>
+                <w:lang w:val="en-US"/>
                 <w14:ligatures w14:val="standardContextual"/>
               </w:rPr>
               <w:tab/>
             </w:r>
             <w:r>
               <w:rPr>
-                <w:rStyle w:val="Hipervnculo"/>
+                <w:rStyle w:val="Hyperlink"/>
                 <w:noProof/>
               </w:rPr>
               <w:t>Fedora</w:t>
@@ -3023,7 +2975,7 @@
                 <w:noProof/>
                 <w:webHidden/>
               </w:rPr>
-              <w:instrText xml:space="preserve"> PAGEREF _Toc170774570 \h </w:instrText>
+              <w:instrText xml:space="preserve"> PAGEREF _Toc223518734 \h </w:instrText>
             </w:r>
             <w:r>
               <w:rPr>
@@ -3056,7 +3008,7 @@
         </w:p>
         <w:p>
           <w:pPr>
-            <w:pStyle w:val="TDC2"/>
+            <w:pStyle w:val="TOC2"/>
             <w:tabs>
               <w:tab w:val="left" w:pos="960"/>
               <w:tab w:val="right" w:leader="dot" w:pos="9179"/>
@@ -3067,14 +3019,13 @@
               <w:kern w:val="2"/>
               <w:sz w:val="24"/>
               <w:szCs w:val="24"/>
-              <w:lang w:val="en-GB" w:eastAsia="en-GB"/>
               <w14:ligatures w14:val="standardContextual"/>
             </w:rPr>
           </w:pPr>
-          <w:hyperlink w:anchor="_Toc170774571" w:history="1">
-            <w:r>
-              <w:rPr>
-                <w:rStyle w:val="Hipervnculo"/>
+          <w:hyperlink w:anchor="_Toc223518735" w:history="1">
+            <w:r>
+              <w:rPr>
+                <w:rStyle w:val="Hyperlink"/>
                 <w:noProof/>
               </w:rPr>
               <w:t>9.1</w:t>
@@ -3086,14 +3037,13 @@
                 <w:kern w:val="2"/>
                 <w:sz w:val="24"/>
                 <w:szCs w:val="24"/>
-                <w:lang w:val="en-GB" w:eastAsia="en-GB"/>
                 <w14:ligatures w14:val="standardContextual"/>
               </w:rPr>
               <w:tab/>
             </w:r>
             <w:r>
               <w:rPr>
-                <w:rStyle w:val="Hipervnculo"/>
+                <w:rStyle w:val="Hyperlink"/>
                 <w:noProof/>
               </w:rPr>
               <w:t>Instalando Docker</w:t>
@@ -3117,7 +3067,7 @@
                 <w:noProof/>
                 <w:webHidden/>
               </w:rPr>
-              <w:instrText xml:space="preserve"> PAGEREF _Toc170774571 \h </w:instrText>
+              <w:instrText xml:space="preserve"> PAGEREF _Toc223518735 \h </w:instrText>
             </w:r>
             <w:r>
               <w:rPr>
@@ -3150,7 +3100,7 @@
         </w:p>
         <w:p>
           <w:pPr>
-            <w:pStyle w:val="TDC1"/>
+            <w:pStyle w:val="TOC1"/>
             <w:tabs>
               <w:tab w:val="left" w:pos="720"/>
               <w:tab w:val="right" w:leader="dot" w:pos="9179"/>
@@ -3161,14 +3111,14 @@
               <w:kern w:val="2"/>
               <w:sz w:val="24"/>
               <w:szCs w:val="24"/>
-              <w:lang w:val="en-GB" w:eastAsia="en-GB"/>
+              <w:lang w:val="en-US"/>
               <w14:ligatures w14:val="standardContextual"/>
             </w:rPr>
           </w:pPr>
-          <w:hyperlink w:anchor="_Toc170774572" w:history="1">
-            <w:r>
-              <w:rPr>
-                <w:rStyle w:val="Hipervnculo"/>
+          <w:hyperlink w:anchor="_Toc223518736" w:history="1">
+            <w:r>
+              <w:rPr>
+                <w:rStyle w:val="Hyperlink"/>
                 <w:noProof/>
               </w:rPr>
               <w:t>10</w:t>
@@ -3180,31 +3130,17 @@
                 <w:kern w:val="2"/>
                 <w:sz w:val="24"/>
                 <w:szCs w:val="24"/>
-                <w:lang w:val="en-GB" w:eastAsia="en-GB"/>
+                <w:lang w:val="en-US"/>
                 <w14:ligatures w14:val="standardContextual"/>
               </w:rPr>
               <w:tab/>
             </w:r>
             <w:r>
               <w:rPr>
-                <w:rStyle w:val="Hipervnculo"/>
-                <w:noProof/>
-              </w:rPr>
-              <w:t>Debi</w:t>
-            </w:r>
-            <w:r>
-              <w:rPr>
-                <w:rStyle w:val="Hipervnculo"/>
-                <w:noProof/>
-              </w:rPr>
-              <w:t>a</w:t>
-            </w:r>
-            <w:r>
-              <w:rPr>
-                <w:rStyle w:val="Hipervnculo"/>
-                <w:noProof/>
-              </w:rPr>
-              <w:t>n</w:t>
+                <w:rStyle w:val="Hyperlink"/>
+                <w:noProof/>
+              </w:rPr>
+              <w:t>Debian</w:t>
             </w:r>
             <w:r>
               <w:rPr>
@@ -3225,7 +3161,7 @@
                 <w:noProof/>
                 <w:webHidden/>
               </w:rPr>
-              <w:instrText xml:space="preserve"> PAGEREF _Toc170774572 \h </w:instrText>
+              <w:instrText xml:space="preserve"> PAGEREF _Toc223518736 \h </w:instrText>
             </w:r>
             <w:r>
               <w:rPr>
@@ -3258,7 +3194,7 @@
         </w:p>
         <w:p>
           <w:pPr>
-            <w:pStyle w:val="TDC1"/>
+            <w:pStyle w:val="TOC1"/>
             <w:tabs>
               <w:tab w:val="left" w:pos="720"/>
               <w:tab w:val="right" w:leader="dot" w:pos="9179"/>
@@ -3269,14 +3205,14 @@
               <w:kern w:val="2"/>
               <w:sz w:val="24"/>
               <w:szCs w:val="24"/>
-              <w:lang w:val="en-GB" w:eastAsia="en-GB"/>
+              <w:lang w:val="en-US"/>
               <w14:ligatures w14:val="standardContextual"/>
             </w:rPr>
           </w:pPr>
-          <w:hyperlink w:anchor="_Toc170774573" w:history="1">
-            <w:r>
-              <w:rPr>
-                <w:rStyle w:val="Hipervnculo"/>
+          <w:hyperlink w:anchor="_Toc223518737" w:history="1">
+            <w:r>
+              <w:rPr>
+                <w:rStyle w:val="Hyperlink"/>
                 <w:noProof/>
               </w:rPr>
               <w:t>11</w:t>
@@ -3288,17 +3224,31 @@
                 <w:kern w:val="2"/>
                 <w:sz w:val="24"/>
                 <w:szCs w:val="24"/>
-                <w:lang w:val="en-GB" w:eastAsia="en-GB"/>
+                <w:lang w:val="en-US"/>
                 <w14:ligatures w14:val="standardContextual"/>
               </w:rPr>
               <w:tab/>
             </w:r>
             <w:r>
               <w:rPr>
-                <w:rStyle w:val="Hipervnculo"/>
-                <w:noProof/>
-              </w:rPr>
-              <w:t>Ubunto Linux</w:t>
+                <w:rStyle w:val="Hyperlink"/>
+                <w:noProof/>
+              </w:rPr>
+              <w:t>Ubunt</w:t>
+            </w:r>
+            <w:r>
+              <w:rPr>
+                <w:rStyle w:val="Hyperlink"/>
+                <w:noProof/>
+              </w:rPr>
+              <w:t>o</w:t>
+            </w:r>
+            <w:r>
+              <w:rPr>
+                <w:rStyle w:val="Hyperlink"/>
+                <w:noProof/>
+              </w:rPr>
+              <w:t xml:space="preserve"> Linux</w:t>
             </w:r>
             <w:r>
               <w:rPr>
@@ -3319,7 +3269,7 @@
                 <w:noProof/>
                 <w:webHidden/>
               </w:rPr>
-              <w:instrText xml:space="preserve"> PAGEREF _Toc170774573 \h </w:instrText>
+              <w:instrText xml:space="preserve"> PAGEREF _Toc223518737 \h </w:instrText>
             </w:r>
             <w:r>
               <w:rPr>
@@ -3352,7 +3302,7 @@
         </w:p>
         <w:p>
           <w:pPr>
-            <w:pStyle w:val="TDC1"/>
+            <w:pStyle w:val="TOC1"/>
             <w:tabs>
               <w:tab w:val="left" w:pos="720"/>
               <w:tab w:val="right" w:leader="dot" w:pos="9179"/>
@@ -3363,14 +3313,14 @@
               <w:kern w:val="2"/>
               <w:sz w:val="24"/>
               <w:szCs w:val="24"/>
-              <w:lang w:val="en-GB" w:eastAsia="en-GB"/>
+              <w:lang w:val="en-US"/>
               <w14:ligatures w14:val="standardContextual"/>
             </w:rPr>
           </w:pPr>
-          <w:hyperlink w:anchor="_Toc170774574" w:history="1">
-            <w:r>
-              <w:rPr>
-                <w:rStyle w:val="Hipervnculo"/>
+          <w:hyperlink w:anchor="_Toc223518738" w:history="1">
+            <w:r>
+              <w:rPr>
+                <w:rStyle w:val="Hyperlink"/>
                 <w:noProof/>
               </w:rPr>
               <w:t>12</w:t>
@@ -3382,14 +3332,14 @@
                 <w:kern w:val="2"/>
                 <w:sz w:val="24"/>
                 <w:szCs w:val="24"/>
-                <w:lang w:val="en-GB" w:eastAsia="en-GB"/>
+                <w:lang w:val="en-US"/>
                 <w14:ligatures w14:val="standardContextual"/>
               </w:rPr>
               <w:tab/>
             </w:r>
             <w:r>
               <w:rPr>
-                <w:rStyle w:val="Hipervnculo"/>
+                <w:rStyle w:val="Hyperlink"/>
                 <w:noProof/>
               </w:rPr>
               <w:t>CentOS</w:t>
@@ -3413,7 +3363,7 @@
                 <w:noProof/>
                 <w:webHidden/>
               </w:rPr>
-              <w:instrText xml:space="preserve"> PAGEREF _Toc170774574 \h </w:instrText>
+              <w:instrText xml:space="preserve"> PAGEREF _Toc223518738 \h </w:instrText>
             </w:r>
             <w:r>
               <w:rPr>
@@ -3433,7 +3383,7 @@
                 <w:noProof/>
                 <w:webHidden/>
               </w:rPr>
-              <w:t>21</w:t>
+              <w:t>20</w:t>
             </w:r>
             <w:r>
               <w:rPr>
@@ -3446,7 +3396,7 @@
         </w:p>
         <w:p>
           <w:pPr>
-            <w:pStyle w:val="TDC1"/>
+            <w:pStyle w:val="TOC1"/>
             <w:tabs>
               <w:tab w:val="left" w:pos="720"/>
               <w:tab w:val="right" w:leader="dot" w:pos="9179"/>
@@ -3457,14 +3407,14 @@
               <w:kern w:val="2"/>
               <w:sz w:val="24"/>
               <w:szCs w:val="24"/>
-              <w:lang w:val="en-GB" w:eastAsia="en-GB"/>
+              <w:lang w:val="en-US"/>
               <w14:ligatures w14:val="standardContextual"/>
             </w:rPr>
           </w:pPr>
-          <w:hyperlink w:anchor="_Toc170774575" w:history="1">
-            <w:r>
-              <w:rPr>
-                <w:rStyle w:val="Hipervnculo"/>
+          <w:hyperlink w:anchor="_Toc223518739" w:history="1">
+            <w:r>
+              <w:rPr>
+                <w:rStyle w:val="Hyperlink"/>
                 <w:noProof/>
               </w:rPr>
               <w:t>13</w:t>
@@ -3476,14 +3426,14 @@
                 <w:kern w:val="2"/>
                 <w:sz w:val="24"/>
                 <w:szCs w:val="24"/>
-                <w:lang w:val="en-GB" w:eastAsia="en-GB"/>
+                <w:lang w:val="en-US"/>
                 <w14:ligatures w14:val="standardContextual"/>
               </w:rPr>
               <w:tab/>
             </w:r>
             <w:r>
               <w:rPr>
-                <w:rStyle w:val="Hipervnculo"/>
+                <w:rStyle w:val="Hyperlink"/>
                 <w:noProof/>
               </w:rPr>
               <w:t>Kali Linux</w:t>
@@ -3507,7 +3457,7 @@
                 <w:noProof/>
                 <w:webHidden/>
               </w:rPr>
-              <w:instrText xml:space="preserve"> PAGEREF _Toc170774575 \h </w:instrText>
+              <w:instrText xml:space="preserve"> PAGEREF _Toc223518739 \h </w:instrText>
             </w:r>
             <w:r>
               <w:rPr>
@@ -3527,7 +3477,7 @@
                 <w:noProof/>
                 <w:webHidden/>
               </w:rPr>
-              <w:t>22</w:t>
+              <w:t>21</w:t>
             </w:r>
             <w:r>
               <w:rPr>
@@ -3587,11 +3537,11 @@
     </w:p>
     <w:p>
       <w:pPr>
-        <w:pStyle w:val="Ttulo1"/>
+        <w:pStyle w:val="Heading1"/>
       </w:pPr>
       <w:bookmarkStart w:id="0" w:name="_Toc494360647"/>
       <w:bookmarkStart w:id="1" w:name="_Toc4602474"/>
-      <w:bookmarkStart w:id="2" w:name="_Toc170774539"/>
+      <w:bookmarkStart w:id="2" w:name="_Toc223518703"/>
       <w:r>
         <w:t>INTRODUCCIÓN</w:t>
       </w:r>
@@ -3645,9 +3595,14 @@
       </w:r>
       <w:proofErr w:type="spellStart"/>
       <w:r>
-        <w:t>comp.os.minix</w:t>
-      </w:r>
-      <w:proofErr w:type="spellEnd"/>
+        <w:t>comp.</w:t>
+      </w:r>
+      <w:proofErr w:type="gramStart"/>
+      <w:r>
+        <w:t>os.minix</w:t>
+      </w:r>
+      <w:proofErr w:type="spellEnd"/>
+      <w:proofErr w:type="gramEnd"/>
       <w:r>
         <w:t xml:space="preserve"> que había creado su propio núcleo de sistema operativo y lo ofreció a la comunidad de desarrolladores para que lo probara y sugiriera mejoras para hacerlo más utilizable. Este sería el origen del núcleo (o </w:t>
       </w:r>
@@ -3710,10 +3665,10 @@
     </w:p>
     <w:p>
       <w:pPr>
-        <w:pStyle w:val="Ttulo1"/>
+        <w:pStyle w:val="Heading1"/>
       </w:pPr>
       <w:bookmarkStart w:id="3" w:name="_Toc4602475"/>
-      <w:bookmarkStart w:id="4" w:name="_Toc170774540"/>
+      <w:bookmarkStart w:id="4" w:name="_Toc223518704"/>
       <w:r>
         <w:t>DEFINICIÓN DE LINUX</w:t>
       </w:r>
@@ -3746,7 +3701,7 @@
     </w:p>
     <w:p>
       <w:pPr>
-        <w:pStyle w:val="Prrafodelista"/>
+        <w:pStyle w:val="ListParagraph"/>
         <w:widowControl w:val="0"/>
         <w:numPr>
           <w:ilvl w:val="0"/>
@@ -3757,12 +3712,20 @@
         <w:jc w:val="both"/>
       </w:pPr>
       <w:r>
-        <w:t>El compilador de C y C++ ( GCC)</w:t>
-      </w:r>
-    </w:p>
-    <w:p>
-      <w:pPr>
-        <w:pStyle w:val="Prrafodelista"/>
+        <w:t xml:space="preserve">El compilador de C y C++ </w:t>
+      </w:r>
+      <w:proofErr w:type="gramStart"/>
+      <w:r>
+        <w:t>( GCC</w:t>
+      </w:r>
+      <w:proofErr w:type="gramEnd"/>
+      <w:r>
+        <w:t>)</w:t>
+      </w:r>
+    </w:p>
+    <w:p>
+      <w:pPr>
+        <w:pStyle w:val="ListParagraph"/>
         <w:widowControl w:val="0"/>
         <w:numPr>
           <w:ilvl w:val="0"/>
@@ -3786,10 +3749,10 @@
     </w:p>
     <w:p>
       <w:pPr>
-        <w:pStyle w:val="Ttulo1"/>
+        <w:pStyle w:val="Heading1"/>
       </w:pPr>
       <w:bookmarkStart w:id="5" w:name="_Toc4602476"/>
-      <w:bookmarkStart w:id="6" w:name="_Toc170774541"/>
+      <w:bookmarkStart w:id="6" w:name="_Toc223518705"/>
       <w:r>
         <w:t>ARQUITECTURA DE GNU/LINUX</w:t>
       </w:r>
@@ -4071,10 +4034,10 @@
     </w:p>
     <w:p>
       <w:pPr>
-        <w:pStyle w:val="Ttulo2"/>
+        <w:pStyle w:val="Heading2"/>
       </w:pPr>
       <w:bookmarkStart w:id="7" w:name="_Toc4602477"/>
-      <w:bookmarkStart w:id="8" w:name="_Toc170774542"/>
+      <w:bookmarkStart w:id="8" w:name="_Toc223518706"/>
       <w:r>
         <w:t xml:space="preserve">El </w:t>
       </w:r>
@@ -4338,7 +4301,7 @@
       </w:r>
       <w:r>
         <w:rPr>
-          <w:rStyle w:val="Refdenotaalpie"/>
+          <w:rStyle w:val="FootnoteReference"/>
           <w:szCs w:val="20"/>
         </w:rPr>
         <w:footnoteReference w:id="1"/>
@@ -4362,10 +4325,10 @@
     </w:p>
     <w:p>
       <w:pPr>
-        <w:pStyle w:val="Ttulo2"/>
+        <w:pStyle w:val="Heading2"/>
       </w:pPr>
       <w:bookmarkStart w:id="9" w:name="_Toc4602478"/>
-      <w:bookmarkStart w:id="10" w:name="_Toc170774543"/>
+      <w:bookmarkStart w:id="10" w:name="_Toc223518707"/>
       <w:r>
         <w:lastRenderedPageBreak/>
         <w:t>El sistema operativo GNU</w:t>
@@ -4448,56 +4411,46 @@
           <w:bCs/>
           <w:szCs w:val="20"/>
         </w:rPr>
-        <w:t> (</w:t>
-      </w:r>
-      <w:proofErr w:type="spellStart"/>
+        <w:t> (Bash</w:t>
+      </w:r>
       <w:r>
         <w:rPr>
           <w:b/>
           <w:bCs/>
           <w:szCs w:val="20"/>
         </w:rPr>
-        <w:t>Bash</w:t>
-      </w:r>
-      <w:proofErr w:type="spellEnd"/>
+        <w:t>,</w:t>
+      </w:r>
+      <w:r>
+        <w:rPr>
+          <w:b/>
+          <w:szCs w:val="20"/>
+        </w:rPr>
+        <w:t> </w:t>
+      </w:r>
+      <w:proofErr w:type="spellStart"/>
+      <w:r>
+        <w:rPr>
+          <w:b/>
+          <w:szCs w:val="20"/>
+        </w:rPr>
+        <w:t>sh</w:t>
+      </w:r>
+      <w:proofErr w:type="spellEnd"/>
+      <w:r>
+        <w:rPr>
+          <w:b/>
+          <w:szCs w:val="20"/>
+        </w:rPr>
+        <w:t>, </w:t>
+      </w:r>
+      <w:proofErr w:type="spellStart"/>
       <w:r>
         <w:rPr>
           <w:b/>
           <w:bCs/>
           <w:szCs w:val="20"/>
         </w:rPr>
-        <w:t>,</w:t>
-      </w:r>
-      <w:r>
-        <w:rPr>
-          <w:b/>
-          <w:szCs w:val="20"/>
-        </w:rPr>
-        <w:t> </w:t>
-      </w:r>
-      <w:proofErr w:type="spellStart"/>
-      <w:r>
-        <w:rPr>
-          <w:b/>
-          <w:szCs w:val="20"/>
-        </w:rPr>
-        <w:t>sh</w:t>
-      </w:r>
-      <w:proofErr w:type="spellEnd"/>
-      <w:r>
-        <w:rPr>
-          <w:b/>
-          <w:szCs w:val="20"/>
-        </w:rPr>
-        <w:t>, </w:t>
-      </w:r>
-      <w:proofErr w:type="spellStart"/>
-      <w:r>
-        <w:rPr>
-          <w:b/>
-          <w:bCs/>
-          <w:szCs w:val="20"/>
-        </w:rPr>
         <w:t>rsh</w:t>
       </w:r>
       <w:proofErr w:type="spellEnd"/>
@@ -4531,15 +4484,29 @@
         <w:rPr>
           <w:szCs w:val="20"/>
         </w:rPr>
-        <w:t xml:space="preserve"> de línea de comandos, o un entorno gráfico, ya sea un  entorno de escritorio completo, o simples administradores de ventanas.</w:t>
-      </w:r>
-    </w:p>
-    <w:p>
-      <w:pPr>
-        <w:pStyle w:val="Ttulo2"/>
+        <w:t xml:space="preserve"> de línea de comandos, o un entorno gráfico, ya sea </w:t>
+      </w:r>
+      <w:proofErr w:type="gramStart"/>
+      <w:r>
+        <w:rPr>
+          <w:szCs w:val="20"/>
+        </w:rPr>
+        <w:t>un  entorno</w:t>
+      </w:r>
+      <w:proofErr w:type="gramEnd"/>
+      <w:r>
+        <w:rPr>
+          <w:szCs w:val="20"/>
+        </w:rPr>
+        <w:t xml:space="preserve"> de escritorio completo, o simples administradores de ventanas.</w:t>
+      </w:r>
+    </w:p>
+    <w:p>
+      <w:pPr>
+        <w:pStyle w:val="Heading2"/>
       </w:pPr>
       <w:bookmarkStart w:id="11" w:name="_Toc4602479"/>
-      <w:bookmarkStart w:id="12" w:name="_Toc170774544"/>
+      <w:bookmarkStart w:id="12" w:name="_Toc223518708"/>
       <w:r>
         <w:t>La interfaz de llamadas al sistema</w:t>
       </w:r>
@@ -4590,11 +4557,11 @@
     </w:p>
     <w:p>
       <w:pPr>
-        <w:pStyle w:val="Ttulo1"/>
+        <w:pStyle w:val="Heading1"/>
       </w:pPr>
       <w:bookmarkStart w:id="13" w:name="_Hlk4589459"/>
       <w:bookmarkStart w:id="14" w:name="_Toc4602480"/>
-      <w:bookmarkStart w:id="15" w:name="_Toc170774545"/>
+      <w:bookmarkStart w:id="15" w:name="_Toc223518709"/>
       <w:r>
         <w:t>*NIX Y LINUX, DETALLES DE LA ARQUITECTURA</w:t>
       </w:r>
@@ -4604,20 +4571,12 @@
     </w:p>
     <w:p>
       <w:pPr>
-        <w:pStyle w:val="Ttulo2"/>
+        <w:pStyle w:val="Heading2"/>
       </w:pPr>
       <w:bookmarkStart w:id="16" w:name="_Toc4602481"/>
-      <w:bookmarkStart w:id="17" w:name="_Toc170774546"/>
-      <w:r>
-        <w:t>*</w:t>
-      </w:r>
-      <w:proofErr w:type="spellStart"/>
-      <w:r>
-        <w:t>Nix</w:t>
-      </w:r>
-      <w:proofErr w:type="spellEnd"/>
-      <w:r>
-        <w:t xml:space="preserve">: </w:t>
+      <w:bookmarkStart w:id="17" w:name="_Toc223518710"/>
+      <w:r>
+        <w:t xml:space="preserve">*Nix: </w:t>
       </w:r>
       <w:r>
         <w:t>U</w:t>
@@ -4639,7 +4598,15 @@
         <w:jc w:val="both"/>
       </w:pPr>
       <w:r>
-        <w:t xml:space="preserve">Unix es un sistema operativo creado en los laboratorios AT&amp;T Bell por Ken Thompson y Dennis </w:t>
+        <w:t>Unix es un sistema operativo creado en los laboratorios AT&amp;T Bell por Ken Thompson y Dennis Ritche entre otros, a fines de los años 60.</w:t>
+      </w:r>
+    </w:p>
+    <w:p>
+      <w:pPr>
+        <w:jc w:val="both"/>
+      </w:pPr>
+      <w:r>
+        <w:t xml:space="preserve">Recordemos que </w:t>
       </w:r>
       <w:proofErr w:type="spellStart"/>
       <w:r>
@@ -4647,65 +4614,26 @@
       </w:r>
       <w:proofErr w:type="spellEnd"/>
       <w:r>
-        <w:t xml:space="preserve"> entre otros, a fines de los años 60.</w:t>
-      </w:r>
-    </w:p>
-    <w:p>
-      <w:pPr>
-        <w:jc w:val="both"/>
-      </w:pPr>
-      <w:r>
-        <w:t xml:space="preserve">Recordemos que </w:t>
-      </w:r>
-      <w:proofErr w:type="spellStart"/>
-      <w:r>
-        <w:t>Ritche</w:t>
-      </w:r>
-      <w:proofErr w:type="spellEnd"/>
-      <w:r>
-        <w:t xml:space="preserve"> fue también el programador que creó, junto con </w:t>
-      </w:r>
-      <w:proofErr w:type="spellStart"/>
-      <w:r>
-        <w:t>Kernighan</w:t>
-      </w:r>
-      <w:proofErr w:type="spellEnd"/>
-      <w:r>
-        <w:t>, el lenguaje de programación C, y juntos escribieron “</w:t>
-      </w:r>
-      <w:proofErr w:type="spellStart"/>
-      <w:r>
-        <w:fldChar w:fldCharType="begin"/>
-      </w:r>
-      <w:r>
-        <w:instrText>HYPERLINK "https://en.wikipedia.org/wiki/The_C_Programming_Language" \t "_blank"</w:instrText>
-      </w:r>
-      <w:r>
-        <w:fldChar w:fldCharType="separate"/>
-      </w:r>
-      <w:r>
-        <w:t>The</w:t>
-      </w:r>
-      <w:proofErr w:type="spellEnd"/>
-      <w:r>
-        <w:t xml:space="preserve"> C </w:t>
-      </w:r>
-      <w:proofErr w:type="spellStart"/>
-      <w:r>
-        <w:t>Programming</w:t>
-      </w:r>
-      <w:proofErr w:type="spellEnd"/>
-      <w:r>
-        <w:t xml:space="preserve"> </w:t>
-      </w:r>
-      <w:proofErr w:type="spellStart"/>
-      <w:r>
-        <w:t>Language</w:t>
-      </w:r>
-      <w:proofErr w:type="spellEnd"/>
-      <w:r>
-        <w:fldChar w:fldCharType="end"/>
-      </w:r>
+        <w:t xml:space="preserve"> fue también el programador que creó, junto con Kernighan, el lenguaje de programación C, y juntos escribieron “</w:t>
+      </w:r>
+      <w:hyperlink r:id="rId10" w:tgtFrame="_blank" w:history="1">
+        <w:r>
+          <w:t xml:space="preserve">The C </w:t>
+        </w:r>
+        <w:proofErr w:type="spellStart"/>
+        <w:r>
+          <w:t>Programming</w:t>
+        </w:r>
+        <w:proofErr w:type="spellEnd"/>
+        <w:r>
+          <w:t xml:space="preserve"> </w:t>
+        </w:r>
+        <w:proofErr w:type="spellStart"/>
+        <w:r>
+          <w:t>Language</w:t>
+        </w:r>
+        <w:proofErr w:type="spellEnd"/>
+      </w:hyperlink>
       <w:r>
         <w:t>“, el libro en el que explican su sintaxis y estructuras.</w:t>
       </w:r>
@@ -4747,7 +4675,7 @@
             <wp:extent cx="5580380" cy="4749165"/>
             <wp:effectExtent l="19050" t="19050" r="1270" b="0"/>
             <wp:docPr id="12" name="Imagen 12" descr="*nix">
-              <a:hlinkClick xmlns:a="http://schemas.openxmlformats.org/drawingml/2006/main" r:id="rId10"/>
+              <a:hlinkClick xmlns:a="http://schemas.openxmlformats.org/drawingml/2006/main" r:id="rId11"/>
             </wp:docPr>
             <wp:cNvGraphicFramePr>
               <a:graphicFrameLocks xmlns:a="http://schemas.openxmlformats.org/drawingml/2006/main" noChangeAspect="1"/>
@@ -4757,14 +4685,14 @@
                 <pic:pic xmlns:pic="http://schemas.openxmlformats.org/drawingml/2006/picture">
                   <pic:nvPicPr>
                     <pic:cNvPr id="0" name="Picture 5" descr="*nix">
-                      <a:hlinkClick r:id="rId10"/>
+                      <a:hlinkClick r:id="rId11"/>
                     </pic:cNvPr>
                     <pic:cNvPicPr>
                       <a:picLocks noChangeAspect="1" noChangeArrowheads="1"/>
                     </pic:cNvPicPr>
                   </pic:nvPicPr>
                   <pic:blipFill>
-                    <a:blip r:embed="rId11">
+                    <a:blip r:embed="rId12">
                       <a:extLst>
                         <a:ext uri="{28A0092B-C50C-407E-A947-70E740481C1C}">
                           <a14:useLocalDpi xmlns:a14="http://schemas.microsoft.com/office/drawing/2010/main" val="0"/>
@@ -4803,10 +4731,10 @@
     <w:p/>
     <w:p>
       <w:pPr>
-        <w:pStyle w:val="Ttulo2"/>
+        <w:pStyle w:val="Heading2"/>
       </w:pPr>
       <w:bookmarkStart w:id="18" w:name="_Toc4602482"/>
-      <w:bookmarkStart w:id="19" w:name="_Toc170774547"/>
+      <w:bookmarkStart w:id="19" w:name="_Toc223518711"/>
       <w:r>
         <w:t xml:space="preserve">C </w:t>
       </w:r>
@@ -4814,18 +4742,13 @@
         <w:t>y</w:t>
       </w:r>
       <w:r>
-        <w:t xml:space="preserve"> *</w:t>
-      </w:r>
-      <w:proofErr w:type="spellStart"/>
-      <w:r>
-        <w:t>N</w:t>
+        <w:t xml:space="preserve"> *N</w:t>
       </w:r>
       <w:r>
         <w:t>ix</w:t>
       </w:r>
       <w:bookmarkEnd w:id="18"/>
       <w:bookmarkEnd w:id="19"/>
-      <w:proofErr w:type="spellEnd"/>
     </w:p>
     <w:p>
       <w:pPr>
@@ -4919,11 +4842,11 @@
     </w:p>
     <w:p>
       <w:pPr>
-        <w:pStyle w:val="Ttulo2"/>
+        <w:pStyle w:val="Heading2"/>
         <w:jc w:val="both"/>
       </w:pPr>
       <w:bookmarkStart w:id="20" w:name="_Toc4602483"/>
-      <w:bookmarkStart w:id="21" w:name="_Toc170774548"/>
+      <w:bookmarkStart w:id="21" w:name="_Toc223518712"/>
       <w:r>
         <w:t xml:space="preserve">El </w:t>
       </w:r>
@@ -4961,13 +4884,13 @@
     </w:p>
     <w:p>
       <w:pPr>
-        <w:pStyle w:val="Ttulo3"/>
+        <w:pStyle w:val="Heading3"/>
         <w:tabs>
           <w:tab w:val="left" w:pos="7650"/>
         </w:tabs>
       </w:pPr>
       <w:bookmarkStart w:id="22" w:name="_Toc4602484"/>
-      <w:bookmarkStart w:id="23" w:name="_Toc170774549"/>
+      <w:bookmarkStart w:id="23" w:name="_Toc223518713"/>
       <w:r>
         <w:lastRenderedPageBreak/>
         <w:t xml:space="preserve">Gestión de </w:t>
@@ -5031,10 +4954,10 @@
     </w:p>
     <w:p>
       <w:pPr>
-        <w:pStyle w:val="Ttulo3"/>
+        <w:pStyle w:val="Heading3"/>
       </w:pPr>
       <w:bookmarkStart w:id="24" w:name="_Toc4602485"/>
-      <w:bookmarkStart w:id="25" w:name="_Toc170774550"/>
+      <w:bookmarkStart w:id="25" w:name="_Toc223518714"/>
       <w:r>
         <w:t>Gestión de Memoria</w:t>
       </w:r>
@@ -5059,10 +4982,10 @@
     </w:p>
     <w:p>
       <w:pPr>
-        <w:pStyle w:val="Ttulo3"/>
+        <w:pStyle w:val="Heading3"/>
       </w:pPr>
       <w:bookmarkStart w:id="26" w:name="_Toc4602486"/>
-      <w:bookmarkStart w:id="27" w:name="_Toc170774551"/>
+      <w:bookmarkStart w:id="27" w:name="_Toc223518715"/>
       <w:r>
         <w:t>Gestión de entrada/salida</w:t>
       </w:r>
@@ -5093,10 +5016,10 @@
     </w:p>
     <w:p>
       <w:pPr>
-        <w:pStyle w:val="Ttulo3"/>
+        <w:pStyle w:val="Heading3"/>
       </w:pPr>
       <w:bookmarkStart w:id="28" w:name="_Toc4602487"/>
-      <w:bookmarkStart w:id="29" w:name="_Toc170774552"/>
+      <w:bookmarkStart w:id="29" w:name="_Toc223518716"/>
       <w:r>
         <w:t>Gestión de red</w:t>
       </w:r>
@@ -5145,10 +5068,10 @@
     </w:p>
     <w:p>
       <w:pPr>
-        <w:pStyle w:val="Ttulo3"/>
+        <w:pStyle w:val="Heading3"/>
       </w:pPr>
       <w:bookmarkStart w:id="30" w:name="_Toc4602488"/>
-      <w:bookmarkStart w:id="31" w:name="_Toc170774553"/>
+      <w:bookmarkStart w:id="31" w:name="_Toc223518717"/>
       <w:r>
         <w:t>Gestión</w:t>
       </w:r>
@@ -5163,15 +5086,7 @@
         <w:jc w:val="both"/>
       </w:pPr>
       <w:r>
-        <w:t xml:space="preserve">La gestión de IPC, o mecanismos de comunicación entre procesos (Inter </w:t>
-      </w:r>
-      <w:proofErr w:type="spellStart"/>
-      <w:r>
-        <w:t>Process</w:t>
-      </w:r>
-      <w:proofErr w:type="spellEnd"/>
-      <w:r>
-        <w:t xml:space="preserve"> </w:t>
+        <w:t xml:space="preserve">La gestión de IPC, o mecanismos de comunicación entre procesos (Inter Process </w:t>
       </w:r>
       <w:proofErr w:type="spellStart"/>
       <w:r>
@@ -5228,7 +5143,7 @@
               </wp:wrapPolygon>
             </wp:wrapTight>
             <wp:docPr id="15" name="Imagen 15" descr="https://juncotic.com/wp-content/uploads/2014/02/lin_io_redes-300x272.png">
-              <a:hlinkClick xmlns:a="http://schemas.openxmlformats.org/drawingml/2006/main" r:id="rId12"/>
+              <a:hlinkClick xmlns:a="http://schemas.openxmlformats.org/drawingml/2006/main" r:id="rId13"/>
             </wp:docPr>
             <wp:cNvGraphicFramePr>
               <a:graphicFrameLocks xmlns:a="http://schemas.openxmlformats.org/drawingml/2006/main" noChangeAspect="1"/>
@@ -5238,14 +5153,14 @@
                 <pic:pic xmlns:pic="http://schemas.openxmlformats.org/drawingml/2006/picture">
                   <pic:nvPicPr>
                     <pic:cNvPr id="0" name="Picture 8" descr="https://juncotic.com/wp-content/uploads/2014/02/lin_io_redes-300x272.png">
-                      <a:hlinkClick r:id="rId12"/>
+                      <a:hlinkClick r:id="rId13"/>
                     </pic:cNvPr>
                     <pic:cNvPicPr>
                       <a:picLocks noChangeAspect="1" noChangeArrowheads="1"/>
                     </pic:cNvPicPr>
                   </pic:nvPicPr>
                   <pic:blipFill>
-                    <a:blip r:embed="rId13">
+                    <a:blip r:embed="rId14">
                       <a:extLst>
                         <a:ext uri="{28A0092B-C50C-407E-A947-70E740481C1C}">
                           <a14:useLocalDpi xmlns:a14="http://schemas.microsoft.com/office/drawing/2010/main" val="0"/>
@@ -5295,10 +5210,10 @@
     <w:p/>
     <w:p>
       <w:pPr>
-        <w:pStyle w:val="Ttulo2"/>
+        <w:pStyle w:val="Heading2"/>
       </w:pPr>
       <w:bookmarkStart w:id="32" w:name="_Toc4602489"/>
-      <w:bookmarkStart w:id="33" w:name="_Toc170774554"/>
+      <w:bookmarkStart w:id="33" w:name="_Toc223518718"/>
       <w:r>
         <w:t>La arquitectura general de un *NIX</w:t>
       </w:r>
@@ -5321,7 +5236,7 @@
             <wp:extent cx="5580380" cy="2023745"/>
             <wp:effectExtent l="0" t="0" r="0" b="0"/>
             <wp:docPr id="16" name="Imagen 16" descr="so_layer *nix">
-              <a:hlinkClick xmlns:a="http://schemas.openxmlformats.org/drawingml/2006/main" r:id="rId14"/>
+              <a:hlinkClick xmlns:a="http://schemas.openxmlformats.org/drawingml/2006/main" r:id="rId15"/>
             </wp:docPr>
             <wp:cNvGraphicFramePr>
               <a:graphicFrameLocks xmlns:a="http://schemas.openxmlformats.org/drawingml/2006/main" noChangeAspect="1"/>
@@ -5331,14 +5246,14 @@
                 <pic:pic xmlns:pic="http://schemas.openxmlformats.org/drawingml/2006/picture">
                   <pic:nvPicPr>
                     <pic:cNvPr id="0" name="Picture 9" descr="so_layer *nix">
-                      <a:hlinkClick r:id="rId14"/>
+                      <a:hlinkClick r:id="rId15"/>
                     </pic:cNvPr>
                     <pic:cNvPicPr>
                       <a:picLocks noChangeAspect="1" noChangeArrowheads="1"/>
                     </pic:cNvPicPr>
                   </pic:nvPicPr>
                   <pic:blipFill>
-                    <a:blip r:embed="rId15">
+                    <a:blip r:embed="rId16">
                       <a:extLst>
                         <a:ext uri="{28A0092B-C50C-407E-A947-70E740481C1C}">
                           <a14:useLocalDpi xmlns:a14="http://schemas.microsoft.com/office/drawing/2010/main" val="0"/>
@@ -5435,7 +5350,15 @@
       </w:r>
       <w:proofErr w:type="spellEnd"/>
       <w:r>
-        <w:t xml:space="preserve"> mantiene una serie de controladores y módulos de dispositivos que le permiten al sistema operativo, y por consiguiente, a las aplicaciones de usuario, acceder a los dispositivos de hardware.</w:t>
+        <w:t xml:space="preserve"> mantiene una serie de controladores y módulos de dispositivos que le permiten al sistema operativo, </w:t>
+      </w:r>
+      <w:proofErr w:type="gramStart"/>
+      <w:r>
+        <w:t>y</w:t>
+      </w:r>
+      <w:proofErr w:type="gramEnd"/>
+      <w:r>
+        <w:t xml:space="preserve"> por consiguiente, a las aplicaciones de usuario, acceder a los dispositivos de hardware.</w:t>
       </w:r>
     </w:p>
     <w:p>
@@ -5467,8 +5390,17 @@
           <w:b/>
           <w:bCs/>
         </w:rPr>
-        <w:t xml:space="preserve"> Interface</w:t>
-      </w:r>
+        <w:t xml:space="preserve"> </w:t>
+      </w:r>
+      <w:proofErr w:type="gramStart"/>
+      <w:r>
+        <w:rPr>
+          <w:b/>
+          <w:bCs/>
+        </w:rPr>
+        <w:t>Interface</w:t>
+      </w:r>
+      <w:proofErr w:type="gramEnd"/>
       <w:r>
         <w:t xml:space="preserve">. La </w:t>
       </w:r>
@@ -5478,7 +5410,15 @@
       </w:r>
       <w:proofErr w:type="spellEnd"/>
       <w:r>
-        <w:t xml:space="preserve"> es una API, o interfaz de programación que ofrece al sistema, y por consiguiente, a todo programador de sistemas operativos, o de utilidades para el mismo, funciones de acceso de medio y bajo nivel a las rutinas del </w:t>
+        <w:t xml:space="preserve"> es una API, o interfaz de programación que ofrece al sistema, </w:t>
+      </w:r>
+      <w:proofErr w:type="gramStart"/>
+      <w:r>
+        <w:t>y</w:t>
+      </w:r>
+      <w:proofErr w:type="gramEnd"/>
+      <w:r>
+        <w:t xml:space="preserve"> por consiguiente, a todo programador de sistemas operativos, o de utilidades para el mismo, funciones de acceso de medio y bajo nivel a las rutinas del </w:t>
       </w:r>
       <w:proofErr w:type="spellStart"/>
       <w:r>
@@ -5504,10 +5444,10 @@
     </w:p>
     <w:p>
       <w:pPr>
-        <w:pStyle w:val="Ttulo2"/>
+        <w:pStyle w:val="Heading2"/>
       </w:pPr>
       <w:bookmarkStart w:id="34" w:name="_Toc4602490"/>
-      <w:bookmarkStart w:id="35" w:name="_Toc170774555"/>
+      <w:bookmarkStart w:id="35" w:name="_Toc223518719"/>
       <w:r>
         <w:t xml:space="preserve">Organización del </w:t>
       </w:r>
@@ -5630,7 +5570,7 @@
             <wp:extent cx="5339080" cy="5353685"/>
             <wp:effectExtent l="0" t="0" r="0" b="0"/>
             <wp:docPr id="17" name="Imagen 17" descr="lin_ker_arch *nix">
-              <a:hlinkClick xmlns:a="http://schemas.openxmlformats.org/drawingml/2006/main" r:id="rId16"/>
+              <a:hlinkClick xmlns:a="http://schemas.openxmlformats.org/drawingml/2006/main" r:id="rId17"/>
             </wp:docPr>
             <wp:cNvGraphicFramePr>
               <a:graphicFrameLocks xmlns:a="http://schemas.openxmlformats.org/drawingml/2006/main" noChangeAspect="1"/>
@@ -5640,14 +5580,14 @@
                 <pic:pic xmlns:pic="http://schemas.openxmlformats.org/drawingml/2006/picture">
                   <pic:nvPicPr>
                     <pic:cNvPr id="0" name="Picture 10" descr="lin_ker_arch *nix">
-                      <a:hlinkClick r:id="rId16"/>
+                      <a:hlinkClick r:id="rId17"/>
                     </pic:cNvPr>
                     <pic:cNvPicPr>
                       <a:picLocks noChangeAspect="1" noChangeArrowheads="1"/>
                     </pic:cNvPicPr>
                   </pic:nvPicPr>
                   <pic:blipFill>
-                    <a:blip r:embed="rId17">
+                    <a:blip r:embed="rId18">
                       <a:extLst>
                         <a:ext uri="{28A0092B-C50C-407E-A947-70E740481C1C}">
                           <a14:useLocalDpi xmlns:a14="http://schemas.microsoft.com/office/drawing/2010/main" val="0"/>
@@ -5683,10 +5623,10 @@
     </w:p>
     <w:p>
       <w:pPr>
-        <w:pStyle w:val="Ttulo1"/>
+        <w:pStyle w:val="Heading1"/>
       </w:pPr>
       <w:bookmarkStart w:id="36" w:name="_Toc4602491"/>
-      <w:bookmarkStart w:id="37" w:name="_Toc170774556"/>
+      <w:bookmarkStart w:id="37" w:name="_Toc223518720"/>
       <w:r>
         <w:t>Tareas del administrador</w:t>
       </w:r>
@@ -5715,14 +5655,14 @@
     </w:p>
     <w:p>
       <w:pPr>
-        <w:pStyle w:val="Ttulo3"/>
+        <w:pStyle w:val="Heading3"/>
         <w:rPr>
           <w:rFonts w:eastAsia="Times New Roman"/>
           <w:lang w:eastAsia="es-PE"/>
         </w:rPr>
       </w:pPr>
       <w:bookmarkStart w:id="38" w:name="_Toc4602492"/>
-      <w:bookmarkStart w:id="39" w:name="_Toc170774557"/>
+      <w:bookmarkStart w:id="39" w:name="_Toc223518721"/>
       <w:r>
         <w:rPr>
           <w:rFonts w:eastAsia="Times New Roman"/>
@@ -5753,7 +5693,7 @@
     </w:p>
     <w:p>
       <w:pPr>
-        <w:pStyle w:val="Prrafodelista"/>
+        <w:pStyle w:val="ListParagraph"/>
         <w:widowControl w:val="0"/>
         <w:numPr>
           <w:ilvl w:val="0"/>
@@ -5801,7 +5741,7 @@
     </w:p>
     <w:p>
       <w:pPr>
-        <w:pStyle w:val="Prrafodelista"/>
+        <w:pStyle w:val="ListParagraph"/>
         <w:ind w:left="780"/>
         <w:rPr>
           <w:rFonts w:eastAsia="Times New Roman"/>
@@ -5813,7 +5753,7 @@
     </w:p>
     <w:p>
       <w:pPr>
-        <w:pStyle w:val="Prrafodelista"/>
+        <w:pStyle w:val="ListParagraph"/>
         <w:widowControl w:val="0"/>
         <w:numPr>
           <w:ilvl w:val="0"/>
@@ -5881,7 +5821,7 @@
     </w:p>
     <w:p>
       <w:pPr>
-        <w:pStyle w:val="Prrafodelista"/>
+        <w:pStyle w:val="ListParagraph"/>
         <w:widowControl w:val="0"/>
         <w:numPr>
           <w:ilvl w:val="0"/>
@@ -5929,7 +5869,7 @@
     </w:p>
     <w:p>
       <w:pPr>
-        <w:pStyle w:val="Prrafodelista"/>
+        <w:pStyle w:val="ListParagraph"/>
         <w:widowControl w:val="0"/>
         <w:numPr>
           <w:ilvl w:val="0"/>
@@ -5967,7 +5907,7 @@
     </w:p>
     <w:p>
       <w:pPr>
-        <w:pStyle w:val="Prrafodelista"/>
+        <w:pStyle w:val="ListParagraph"/>
         <w:widowControl w:val="0"/>
         <w:numPr>
           <w:ilvl w:val="0"/>
@@ -6005,7 +5945,7 @@
     </w:p>
     <w:p>
       <w:pPr>
-        <w:pStyle w:val="Prrafodelista"/>
+        <w:pStyle w:val="ListParagraph"/>
         <w:widowControl w:val="0"/>
         <w:numPr>
           <w:ilvl w:val="0"/>
@@ -6043,7 +5983,7 @@
     </w:p>
     <w:p>
       <w:pPr>
-        <w:pStyle w:val="Prrafodelista"/>
+        <w:pStyle w:val="ListParagraph"/>
         <w:widowControl w:val="0"/>
         <w:numPr>
           <w:ilvl w:val="0"/>
@@ -6093,7 +6033,7 @@
     </w:p>
     <w:p>
       <w:pPr>
-        <w:pStyle w:val="Prrafodelista"/>
+        <w:pStyle w:val="ListParagraph"/>
         <w:widowControl w:val="0"/>
         <w:numPr>
           <w:ilvl w:val="0"/>
@@ -6126,7 +6066,27 @@
           <w:szCs w:val="20"/>
           <w:lang w:eastAsia="es-PE"/>
         </w:rPr>
-        <w:t>muchas de las tareas frecuentes de la administración o del uso habitual de la máquina pueden ser fácilmente automatizadas, ya debido a su simplicidad (y por lo tanto, a la facilidad de repetirlas), como a su temporalización, que hace que tengan que ser repetidas en periodos concretos. Estas automatizaciones suelen hacerse bien mediante programación por lenguajes interpretados de tipo script (</w:t>
+        <w:t>muchas de las tareas frecuentes de la administración o del uso habitual de la máquina pueden ser fácilmente automatizadas, ya debido a su simplicidad (</w:t>
+      </w:r>
+      <w:proofErr w:type="gramStart"/>
+      <w:r>
+        <w:rPr>
+          <w:rFonts w:eastAsia="Times New Roman"/>
+          <w:color w:val="000000"/>
+          <w:szCs w:val="20"/>
+          <w:lang w:eastAsia="es-PE"/>
+        </w:rPr>
+        <w:t>y</w:t>
+      </w:r>
+      <w:proofErr w:type="gramEnd"/>
+      <w:r>
+        <w:rPr>
+          <w:rFonts w:eastAsia="Times New Roman"/>
+          <w:color w:val="000000"/>
+          <w:szCs w:val="20"/>
+          <w:lang w:eastAsia="es-PE"/>
+        </w:rPr>
+        <w:t xml:space="preserve"> por lo tanto, a la facilidad de repetirlas), como a su temporalización, que hace que tengan que ser repetidas en periodos concretos. Estas automatizaciones suelen hacerse bien mediante programación por lenguajes interpretados de tipo script (</w:t>
       </w:r>
       <w:proofErr w:type="spellStart"/>
       <w:r>
@@ -6161,7 +6121,7 @@
     </w:p>
     <w:p>
       <w:pPr>
-        <w:pStyle w:val="Prrafodelista"/>
+        <w:pStyle w:val="ListParagraph"/>
         <w:widowControl w:val="0"/>
         <w:numPr>
           <w:ilvl w:val="0"/>
@@ -6209,7 +6169,7 @@
     </w:p>
     <w:p>
       <w:pPr>
-        <w:pStyle w:val="Prrafodelista"/>
+        <w:pStyle w:val="ListParagraph"/>
         <w:widowControl w:val="0"/>
         <w:numPr>
           <w:ilvl w:val="0"/>
@@ -6257,7 +6217,7 @@
     </w:p>
     <w:p>
       <w:pPr>
-        <w:pStyle w:val="Prrafodelista"/>
+        <w:pStyle w:val="ListParagraph"/>
         <w:widowControl w:val="0"/>
         <w:numPr>
           <w:ilvl w:val="0"/>
@@ -6286,7 +6246,7 @@
     </w:p>
     <w:p>
       <w:pPr>
-        <w:pStyle w:val="Prrafodelista"/>
+        <w:pStyle w:val="ListParagraph"/>
         <w:ind w:left="990" w:hanging="180"/>
         <w:rPr>
           <w:rFonts w:eastAsia="Times New Roman"/>
@@ -6298,7 +6258,7 @@
     </w:p>
     <w:p>
       <w:pPr>
-        <w:pStyle w:val="Prrafodelista"/>
+        <w:pStyle w:val="ListParagraph"/>
         <w:widowControl w:val="0"/>
         <w:numPr>
           <w:ilvl w:val="0"/>
@@ -6357,7 +6317,7 @@
     </w:p>
     <w:p>
       <w:pPr>
-        <w:pStyle w:val="Prrafodelista"/>
+        <w:pStyle w:val="ListParagraph"/>
         <w:ind w:left="1500"/>
         <w:rPr>
           <w:rFonts w:eastAsia="Times New Roman"/>
@@ -6369,7 +6329,7 @@
     </w:p>
     <w:p>
       <w:pPr>
-        <w:pStyle w:val="Prrafodelista"/>
+        <w:pStyle w:val="ListParagraph"/>
         <w:widowControl w:val="0"/>
         <w:numPr>
           <w:ilvl w:val="0"/>
@@ -6461,7 +6421,7 @@
     </w:p>
     <w:p>
       <w:pPr>
-        <w:pStyle w:val="Prrafodelista"/>
+        <w:pStyle w:val="ListParagraph"/>
         <w:ind w:left="780"/>
         <w:rPr>
           <w:rFonts w:eastAsia="Times New Roman"/>
@@ -6473,7 +6433,7 @@
     </w:p>
     <w:p>
       <w:pPr>
-        <w:pStyle w:val="Prrafodelista"/>
+        <w:pStyle w:val="ListParagraph"/>
         <w:widowControl w:val="0"/>
         <w:numPr>
           <w:ilvl w:val="0"/>
@@ -6555,7 +6515,7 @@
     </w:p>
     <w:p>
       <w:pPr>
-        <w:pStyle w:val="Prrafodelista"/>
+        <w:pStyle w:val="ListParagraph"/>
         <w:widowControl w:val="0"/>
         <w:numPr>
           <w:ilvl w:val="0"/>
@@ -6677,7 +6637,7 @@
     </w:p>
     <w:p>
       <w:pPr>
-        <w:pStyle w:val="Prrafodelista"/>
+        <w:pStyle w:val="ListParagraph"/>
         <w:widowControl w:val="0"/>
         <w:numPr>
           <w:ilvl w:val="0"/>
@@ -6715,7 +6675,7 @@
     </w:p>
     <w:p>
       <w:pPr>
-        <w:pStyle w:val="Prrafodelista"/>
+        <w:pStyle w:val="ListParagraph"/>
         <w:ind w:left="780"/>
         <w:rPr>
           <w:rFonts w:eastAsia="Times New Roman"/>
@@ -6727,7 +6687,7 @@
     </w:p>
     <w:p>
       <w:pPr>
-        <w:pStyle w:val="Prrafodelista"/>
+        <w:pStyle w:val="ListParagraph"/>
         <w:widowControl w:val="0"/>
         <w:numPr>
           <w:ilvl w:val="0"/>
@@ -6807,7 +6767,7 @@
     </w:p>
     <w:p>
       <w:pPr>
-        <w:pStyle w:val="Prrafodelista"/>
+        <w:pStyle w:val="ListParagraph"/>
         <w:widowControl w:val="0"/>
         <w:numPr>
           <w:ilvl w:val="0"/>
@@ -6855,7 +6815,7 @@
     </w:p>
     <w:p>
       <w:pPr>
-        <w:pStyle w:val="Prrafodelista"/>
+        <w:pStyle w:val="ListParagraph"/>
         <w:widowControl w:val="0"/>
         <w:numPr>
           <w:ilvl w:val="0"/>
@@ -6903,7 +6863,7 @@
     </w:p>
     <w:p>
       <w:pPr>
-        <w:pStyle w:val="Prrafodelista"/>
+        <w:pStyle w:val="ListParagraph"/>
         <w:widowControl w:val="0"/>
         <w:numPr>
           <w:ilvl w:val="0"/>
@@ -7067,7 +7027,7 @@
     </w:p>
     <w:p>
       <w:pPr>
-        <w:pStyle w:val="Prrafodelista"/>
+        <w:pStyle w:val="ListParagraph"/>
         <w:numPr>
           <w:ilvl w:val="0"/>
           <w:numId w:val="12"/>
@@ -7174,7 +7134,7 @@
     </w:p>
     <w:p>
       <w:pPr>
-        <w:pStyle w:val="Prrafodelista"/>
+        <w:pStyle w:val="ListParagraph"/>
         <w:rPr>
           <w:lang w:eastAsia="es-PE"/>
         </w:rPr>
@@ -7208,7 +7168,7 @@
     </w:p>
     <w:p>
       <w:pPr>
-        <w:pStyle w:val="Prrafodelista"/>
+        <w:pStyle w:val="ListParagraph"/>
         <w:rPr>
           <w:lang w:eastAsia="es-PE"/>
         </w:rPr>
@@ -7222,15 +7182,15 @@
     </w:p>
     <w:p>
       <w:pPr>
-        <w:pStyle w:val="Prrafodelista"/>
-        <w:rPr>
-          <w:lang w:eastAsia="es-PE"/>
-        </w:rPr>
-      </w:pPr>
-    </w:p>
-    <w:p>
-      <w:pPr>
-        <w:pStyle w:val="Prrafodelista"/>
+        <w:pStyle w:val="ListParagraph"/>
+        <w:rPr>
+          <w:lang w:eastAsia="es-PE"/>
+        </w:rPr>
+      </w:pPr>
+    </w:p>
+    <w:p>
+      <w:pPr>
+        <w:pStyle w:val="ListParagraph"/>
         <w:widowControl w:val="0"/>
         <w:numPr>
           <w:ilvl w:val="0"/>
@@ -7380,7 +7340,7 @@
     </w:p>
     <w:p>
       <w:pPr>
-        <w:pStyle w:val="Prrafodelista"/>
+        <w:pStyle w:val="ListParagraph"/>
         <w:widowControl w:val="0"/>
         <w:numPr>
           <w:ilvl w:val="0"/>
@@ -7428,7 +7388,7 @@
     </w:p>
     <w:p>
       <w:pPr>
-        <w:pStyle w:val="Prrafodelista"/>
+        <w:pStyle w:val="ListParagraph"/>
         <w:widowControl w:val="0"/>
         <w:numPr>
           <w:ilvl w:val="0"/>
@@ -7476,7 +7436,7 @@
     </w:p>
     <w:p>
       <w:pPr>
-        <w:pStyle w:val="Prrafodelista"/>
+        <w:pStyle w:val="ListParagraph"/>
         <w:widowControl w:val="0"/>
         <w:numPr>
           <w:ilvl w:val="0"/>
@@ -7524,7 +7484,7 @@
     </w:p>
     <w:p>
       <w:pPr>
-        <w:pStyle w:val="Prrafodelista"/>
+        <w:pStyle w:val="ListParagraph"/>
         <w:widowControl w:val="0"/>
         <w:numPr>
           <w:ilvl w:val="0"/>
@@ -7569,27 +7529,7 @@
           <w:szCs w:val="20"/>
           <w:lang w:eastAsia="es-PE"/>
         </w:rPr>
-        <w:t xml:space="preserve"> un caso particular de interconexión es el sistema gráfico de los sistemas GNU/Linux (y la mayor parte de UNIX), X </w:t>
-      </w:r>
-      <w:proofErr w:type="spellStart"/>
-      <w:r>
-        <w:rPr>
-          <w:rFonts w:eastAsia="Times New Roman"/>
-          <w:color w:val="000000"/>
-          <w:szCs w:val="20"/>
-          <w:lang w:eastAsia="es-PE"/>
-        </w:rPr>
-        <w:t>Window</w:t>
-      </w:r>
-      <w:proofErr w:type="spellEnd"/>
-      <w:r>
-        <w:rPr>
-          <w:rFonts w:eastAsia="Times New Roman"/>
-          <w:color w:val="000000"/>
-          <w:szCs w:val="20"/>
-          <w:lang w:eastAsia="es-PE"/>
-        </w:rPr>
-        <w:t xml:space="preserve">. Este sistema permite una transparencia total de red y funciona bajo modelos cliente servidor; permite que el procesamiento de una aplicación esté desligado de la visualización y de la interacción por medio de dispositivos de entrada, por lo que éstos se sitúan en cualquier parte de la red. Por ejemplo, podemos estar ejecutando una determinada aplicación en una máquina UNIX cuando desde otra visualizamos en pantalla los </w:t>
+        <w:t xml:space="preserve"> un caso particular de interconexión es el sistema gráfico de los sistemas GNU/Linux (y la mayor parte de UNIX), X Window. Este sistema permite una transparencia total de red y funciona bajo modelos cliente servidor; permite que el procesamiento de una aplicación esté desligado de la visualización y de la interacción por medio de dispositivos de entrada, por lo que éstos se sitúan en cualquier parte de la red. Por ejemplo, podemos estar ejecutando una determinada aplicación en una máquina UNIX cuando desde otra visualizamos en pantalla los </w:t>
       </w:r>
       <w:r>
         <w:rPr>
@@ -7682,7 +7622,7 @@
                     </pic:cNvPicPr>
                   </pic:nvPicPr>
                   <pic:blipFill>
-                    <a:blip r:embed="rId18" cstate="print">
+                    <a:blip r:embed="rId19" cstate="print">
                       <a:extLst>
                         <a:ext uri="{28A0092B-C50C-407E-A947-70E740481C1C}">
                           <a14:useLocalDpi xmlns:a14="http://schemas.microsoft.com/office/drawing/2010/main" val="0"/>
@@ -7971,12 +7911,12 @@
     </w:p>
     <w:p>
       <w:pPr>
-        <w:pStyle w:val="Ttulo1"/>
+        <w:pStyle w:val="Heading1"/>
         <w:rPr>
           <w:noProof/>
         </w:rPr>
       </w:pPr>
-      <w:bookmarkStart w:id="40" w:name="_Toc170774558"/>
+      <w:bookmarkStart w:id="40" w:name="_Toc223518722"/>
       <w:r>
         <w:rPr>
           <w:noProof/>
@@ -7994,15 +7934,13 @@
     </w:p>
     <w:p>
       <w:pPr>
-        <w:pStyle w:val="Ttulo3"/>
-      </w:pPr>
-      <w:bookmarkStart w:id="41" w:name="_Toc170774559"/>
-      <w:proofErr w:type="spellStart"/>
+        <w:pStyle w:val="Heading3"/>
+      </w:pPr>
+      <w:bookmarkStart w:id="41" w:name="_Toc223518723"/>
       <w:r>
         <w:t>List</w:t>
       </w:r>
       <w:bookmarkEnd w:id="41"/>
-      <w:proofErr w:type="spellEnd"/>
       <w:r>
         <w:t xml:space="preserve"> </w:t>
       </w:r>
@@ -8017,9 +7955,9 @@
     </w:p>
     <w:p>
       <w:pPr>
-        <w:pStyle w:val="Ttulo3"/>
-      </w:pPr>
-      <w:bookmarkStart w:id="42" w:name="_Toc170774560"/>
+        <w:pStyle w:val="Heading3"/>
+      </w:pPr>
+      <w:bookmarkStart w:id="42" w:name="_Toc223518724"/>
       <w:proofErr w:type="spellStart"/>
       <w:r>
         <w:t>find</w:t>
@@ -8032,9 +7970,9 @@
     </w:p>
     <w:p>
       <w:pPr>
-        <w:pStyle w:val="Ttulo3"/>
-      </w:pPr>
-      <w:bookmarkStart w:id="43" w:name="_Toc170774561"/>
+        <w:pStyle w:val="Heading3"/>
+      </w:pPr>
+      <w:bookmarkStart w:id="43" w:name="_Toc223518725"/>
       <w:r>
         <w:t>Locate</w:t>
       </w:r>
@@ -8045,9 +7983,9 @@
     </w:p>
     <w:p>
       <w:pPr>
-        <w:pStyle w:val="Ttulo3"/>
-      </w:pPr>
-      <w:bookmarkStart w:id="44" w:name="_Toc170774562"/>
+        <w:pStyle w:val="Heading3"/>
+      </w:pPr>
+      <w:bookmarkStart w:id="44" w:name="_Toc223518726"/>
       <w:proofErr w:type="spellStart"/>
       <w:r>
         <w:t>Stat</w:t>
@@ -8062,15 +8000,13 @@
     </w:p>
     <w:p>
       <w:pPr>
-        <w:pStyle w:val="Ttulo3"/>
-      </w:pPr>
-      <w:bookmarkStart w:id="45" w:name="_Toc170774563"/>
-      <w:proofErr w:type="spellStart"/>
+        <w:pStyle w:val="Heading3"/>
+      </w:pPr>
+      <w:bookmarkStart w:id="45" w:name="_Toc223518727"/>
       <w:r>
         <w:t>Sort</w:t>
       </w:r>
       <w:bookmarkEnd w:id="45"/>
-      <w:proofErr w:type="spellEnd"/>
       <w:r>
         <w:t xml:space="preserve"> </w:t>
       </w:r>
@@ -8108,9 +8044,9 @@
     </w:p>
     <w:p>
       <w:pPr>
-        <w:pStyle w:val="Ttulo3"/>
-      </w:pPr>
-      <w:bookmarkStart w:id="46" w:name="_Toc170774564"/>
+        <w:pStyle w:val="Heading3"/>
+      </w:pPr>
+      <w:bookmarkStart w:id="46" w:name="_Toc223518728"/>
       <w:proofErr w:type="spellStart"/>
       <w:r>
         <w:t>who</w:t>
@@ -8128,9 +8064,9 @@
     </w:p>
     <w:p>
       <w:pPr>
-        <w:pStyle w:val="Ttulo3"/>
-      </w:pPr>
-      <w:bookmarkStart w:id="47" w:name="_Toc170774565"/>
+        <w:pStyle w:val="Heading3"/>
+      </w:pPr>
+      <w:bookmarkStart w:id="47" w:name="_Toc223518729"/>
       <w:proofErr w:type="spellStart"/>
       <w:r>
         <w:t>uname</w:t>
@@ -8180,9 +8116,9 @@
     </w:p>
     <w:p>
       <w:pPr>
-        <w:pStyle w:val="Ttulo3"/>
-      </w:pPr>
-      <w:bookmarkStart w:id="48" w:name="_Toc170774566"/>
+        <w:pStyle w:val="Heading3"/>
+      </w:pPr>
+      <w:bookmarkStart w:id="48" w:name="_Toc223518730"/>
       <w:proofErr w:type="spellStart"/>
       <w:r>
         <w:t>Logout</w:t>
@@ -8203,30 +8139,20 @@
     </w:p>
     <w:p>
       <w:pPr>
-        <w:pStyle w:val="Ttulo3"/>
-      </w:pPr>
-      <w:bookmarkStart w:id="49" w:name="_Toc170774567"/>
-      <w:proofErr w:type="spellStart"/>
+        <w:pStyle w:val="Heading3"/>
+      </w:pPr>
+      <w:bookmarkStart w:id="49" w:name="_Toc223518731"/>
       <w:r>
         <w:t>Tar</w:t>
       </w:r>
       <w:bookmarkEnd w:id="49"/>
-      <w:proofErr w:type="spellEnd"/>
       <w:r>
         <w:t xml:space="preserve"> </w:t>
       </w:r>
     </w:p>
     <w:p>
       <w:r>
-        <w:t xml:space="preserve">En la mayoría de los casos, una vez que se realiza la compresión utilizando </w:t>
-      </w:r>
-      <w:proofErr w:type="spellStart"/>
-      <w:r>
-        <w:t>Tar</w:t>
-      </w:r>
-      <w:proofErr w:type="spellEnd"/>
-      <w:r>
-        <w:t>, se obtiene un archivo .</w:t>
+        <w:t>En la mayoría de los casos, una vez que se realiza la compresión utilizando Tar, se obtiene un archivo .</w:t>
       </w:r>
       <w:proofErr w:type="spellStart"/>
       <w:r>
@@ -8242,43 +8168,30 @@
       </w:r>
       <w:proofErr w:type="spellEnd"/>
       <w:r>
-        <w:t>, se tendrá como resultado un archivo .tar.gz.</w:t>
-      </w:r>
-    </w:p>
-    <w:p>
-      <w:r>
-        <w:t xml:space="preserve">Con el comando </w:t>
-      </w:r>
-      <w:proofErr w:type="spellStart"/>
-      <w:r>
-        <w:t>Tar</w:t>
-      </w:r>
-      <w:proofErr w:type="spellEnd"/>
-      <w:r>
-        <w:t>, puedes comprimir y descomprimir archivos. Este comando viene con múltiples opciones, aunque hay algunas que quizás necesites recordar.</w:t>
-      </w:r>
-    </w:p>
-    <w:p>
-      <w:r>
-        <w:t xml:space="preserve">Las ventajas del comando </w:t>
-      </w:r>
-      <w:proofErr w:type="spellStart"/>
-      <w:r>
-        <w:t>Tar</w:t>
-      </w:r>
-      <w:proofErr w:type="spellEnd"/>
-      <w:r>
-        <w:t xml:space="preserve"> de Linux:</w:t>
-      </w:r>
-    </w:p>
-    <w:p>
-      <w:proofErr w:type="spellStart"/>
-      <w:r>
-        <w:t>Tar</w:t>
-      </w:r>
-      <w:proofErr w:type="spellEnd"/>
-      <w:r>
-        <w:t>, cuando se trata de compresión, tiene una relación de compresión del 50%, lo que significa que comprime eficientemente.</w:t>
+        <w:t xml:space="preserve">, se tendrá como resultado un </w:t>
+      </w:r>
+      <w:proofErr w:type="gramStart"/>
+      <w:r>
+        <w:t>archivo .</w:t>
+      </w:r>
+      <w:proofErr w:type="gramEnd"/>
+      <w:r>
+        <w:t>tar.gz.</w:t>
+      </w:r>
+    </w:p>
+    <w:p>
+      <w:r>
+        <w:t>Con el comando Tar, puedes comprimir y descomprimir archivos. Este comando viene con múltiples opciones, aunque hay algunas que quizás necesites recordar.</w:t>
+      </w:r>
+    </w:p>
+    <w:p>
+      <w:r>
+        <w:t>Las ventajas del comando Tar de Linux:</w:t>
+      </w:r>
+    </w:p>
+    <w:p>
+      <w:r>
+        <w:t>Tar, cuando se trata de compresión, tiene una relación de compresión del 50%, lo que significa que comprime eficientemente.</w:t>
       </w:r>
     </w:p>
     <w:p>
@@ -8287,27 +8200,14 @@
       </w:r>
     </w:p>
     <w:p>
-      <w:proofErr w:type="spellStart"/>
-      <w:r>
-        <w:t>Tar</w:t>
-      </w:r>
-      <w:proofErr w:type="spellEnd"/>
-      <w:r>
-        <w:t xml:space="preserve"> en Linux no altera las características de los archivos y directorios. Los permisos y otras particularidades permanecen intactos mientras se comprime.</w:t>
+      <w:r>
+        <w:t>Tar en Linux no altera las características de los archivos y directorios. Los permisos y otras particularidades permanecen intactos mientras se comprime.</w:t>
       </w:r>
     </w:p>
     <w:p>
       <w:r>
         <w:lastRenderedPageBreak/>
-        <w:t xml:space="preserve">El comando </w:t>
-      </w:r>
-      <w:proofErr w:type="spellStart"/>
-      <w:r>
-        <w:t>Tar</w:t>
-      </w:r>
-      <w:proofErr w:type="spellEnd"/>
-      <w:r>
-        <w:t xml:space="preserve"> está disponible en las versiones más comunes de Linux. También se encuentra disponible en el firmware de Android, así como en versiones compatibles de Linux más antiguas.</w:t>
+        <w:t>El comando Tar está disponible en las versiones más comunes de Linux. También se encuentra disponible en el firmware de Android, así como en versiones compatibles de Linux más antiguas.</w:t>
       </w:r>
     </w:p>
     <w:p>
@@ -8322,15 +8222,7 @@
     </w:p>
     <w:p>
       <w:r>
-        <w:t xml:space="preserve">Si bien esto nos ayuda a comprender los beneficios del comando </w:t>
-      </w:r>
-      <w:proofErr w:type="spellStart"/>
-      <w:r>
-        <w:t>Tar</w:t>
-      </w:r>
-      <w:proofErr w:type="spellEnd"/>
-      <w:r>
-        <w:t>, una pregunta para responder es ¿bajo qué escenario elegirías usarlo?</w:t>
+        <w:t>Si bien esto nos ayuda a comprender los beneficios del comando Tar, una pregunta para responder es ¿bajo qué escenario elegirías usarlo?</w:t>
       </w:r>
     </w:p>
     <w:p/>
@@ -8361,7 +8253,15 @@
     </w:p>
     <w:p>
       <w:r>
-        <w:t xml:space="preserve">Con el comando free, los administradores pueden ver la cantidad total de memoria física libre y usada y el espacio de intercambio en el sistema , así como los buffers y caché utilizados por el </w:t>
+        <w:t xml:space="preserve">Con el comando free, los administradores pueden ver la cantidad total de memoria física libre y usada y el espacio de intercambio en el </w:t>
+      </w:r>
+      <w:proofErr w:type="gramStart"/>
+      <w:r>
+        <w:t>sistema ,</w:t>
+      </w:r>
+      <w:proofErr w:type="gramEnd"/>
+      <w:r>
+        <w:t xml:space="preserve"> así como los buffers y caché utilizados por el </w:t>
       </w:r>
       <w:proofErr w:type="spellStart"/>
       <w:r>
@@ -8374,12 +8274,12 @@
     </w:p>
     <w:p>
       <w:pPr>
-        <w:pStyle w:val="Ttulo1"/>
+        <w:pStyle w:val="Heading1"/>
         <w:rPr>
           <w:noProof/>
         </w:rPr>
       </w:pPr>
-      <w:bookmarkStart w:id="50" w:name="_Toc170774568"/>
+      <w:bookmarkStart w:id="50" w:name="_Toc223518732"/>
       <w:r>
         <w:rPr>
           <w:noProof/>
@@ -8422,7 +8322,7 @@
                     </pic:cNvPicPr>
                   </pic:nvPicPr>
                   <pic:blipFill>
-                    <a:blip r:embed="rId19">
+                    <a:blip r:embed="rId20">
                       <a:extLst>
                         <a:ext uri="{28A0092B-C50C-407E-A947-70E740481C1C}">
                           <a14:useLocalDpi xmlns:a14="http://schemas.microsoft.com/office/drawing/2010/main" val="0"/>
@@ -8637,12 +8537,12 @@
     </w:p>
     <w:p>
       <w:pPr>
-        <w:pStyle w:val="Ttulo2"/>
+        <w:pStyle w:val="Heading2"/>
         <w:rPr>
           <w:noProof/>
         </w:rPr>
       </w:pPr>
-      <w:bookmarkStart w:id="51" w:name="_Toc170774569"/>
+      <w:bookmarkStart w:id="51" w:name="_Toc223518733"/>
       <w:r>
         <w:rPr>
           <w:noProof/>
@@ -8808,7 +8708,7 @@
                     <pic:cNvPicPr/>
                   </pic:nvPicPr>
                   <pic:blipFill>
-                    <a:blip r:embed="rId20"/>
+                    <a:blip r:embed="rId21"/>
                     <a:stretch>
                       <a:fillRect/>
                     </a:stretch>
@@ -8892,6 +8792,7 @@
         <w:t xml:space="preserve">Rm -rf </w:t>
       </w:r>
       <w:proofErr w:type="spellStart"/>
+      <w:proofErr w:type="gramStart"/>
       <w:r>
         <w:rPr>
           <w:lang w:val="en-GB"/>
@@ -8903,12 +8804,19 @@
         <w:rPr>
           <w:lang w:val="en-GB"/>
         </w:rPr>
-        <w:t xml:space="preserve"> : remove all</w:t>
-      </w:r>
+        <w:t xml:space="preserve"> :</w:t>
+      </w:r>
+      <w:proofErr w:type="gramEnd"/>
       <w:r>
         <w:rPr>
           <w:lang w:val="en-GB"/>
         </w:rPr>
+        <w:t xml:space="preserve"> remove all</w:t>
+      </w:r>
+      <w:r>
+        <w:rPr>
+          <w:lang w:val="en-GB"/>
+        </w:rPr>
         <w:t xml:space="preserve"> files and directories in a directory called </w:t>
       </w:r>
       <w:proofErr w:type="spellStart"/>
@@ -8981,9 +8889,9 @@
     </w:p>
     <w:p>
       <w:pPr>
-        <w:pStyle w:val="Ttulo1"/>
-      </w:pPr>
-      <w:bookmarkStart w:id="52" w:name="_Toc170774570"/>
+        <w:pStyle w:val="Heading1"/>
+      </w:pPr>
+      <w:bookmarkStart w:id="52" w:name="_Toc223518734"/>
       <w:r>
         <w:t>Fedora</w:t>
       </w:r>
@@ -9035,6 +8943,7 @@
     <w:p/>
     <w:p/>
     <w:p>
+      <w:proofErr w:type="gramStart"/>
       <w:r>
         <w:t>:</w:t>
       </w:r>
@@ -9043,15 +8952,16 @@
         <w:t>wq</w:t>
       </w:r>
       <w:proofErr w:type="spellEnd"/>
+      <w:proofErr w:type="gramEnd"/>
       <w:r>
         <w:t xml:space="preserve"> </w:t>
       </w:r>
     </w:p>
     <w:p>
       <w:pPr>
-        <w:pStyle w:val="Ttulo2"/>
-      </w:pPr>
-      <w:bookmarkStart w:id="53" w:name="_Toc170774571"/>
+        <w:pStyle w:val="Heading2"/>
+      </w:pPr>
+      <w:bookmarkStart w:id="53" w:name="_Toc223518735"/>
       <w:r>
         <w:t>Instalando Docker</w:t>
       </w:r>
@@ -9081,7 +8991,7 @@
                     <pic:cNvPicPr/>
                   </pic:nvPicPr>
                   <pic:blipFill>
-                    <a:blip r:embed="rId21"/>
+                    <a:blip r:embed="rId22"/>
                     <a:stretch>
                       <a:fillRect/>
                     </a:stretch>
@@ -9104,7 +9014,7 @@
     </w:p>
     <w:p>
       <w:pPr>
-        <w:pStyle w:val="Ttulo1"/>
+        <w:pStyle w:val="Heading1"/>
         <w:numPr>
           <w:ilvl w:val="0"/>
           <w:numId w:val="0"/>
@@ -9124,9 +9034,9 @@
     <w:p/>
     <w:p>
       <w:pPr>
-        <w:pStyle w:val="Ttulo1"/>
-      </w:pPr>
-      <w:bookmarkStart w:id="54" w:name="_Toc170774572"/>
+        <w:pStyle w:val="Heading1"/>
+      </w:pPr>
+      <w:bookmarkStart w:id="54" w:name="_Toc223518736"/>
       <w:r>
         <w:t>Debian</w:t>
       </w:r>
@@ -9150,10 +9060,12 @@
         <w:t xml:space="preserve"> con </w:t>
       </w:r>
       <w:proofErr w:type="spellStart"/>
+      <w:proofErr w:type="gramStart"/>
       <w:r>
         <w:t>password</w:t>
       </w:r>
       <w:proofErr w:type="spellEnd"/>
+      <w:proofErr w:type="gramEnd"/>
       <w:r>
         <w:t xml:space="preserve"> </w:t>
       </w:r>
@@ -9187,7 +9099,7 @@
                     <pic:cNvPicPr/>
                   </pic:nvPicPr>
                   <pic:blipFill>
-                    <a:blip r:embed="rId22"/>
+                    <a:blip r:embed="rId23"/>
                     <a:stretch>
                       <a:fillRect/>
                     </a:stretch>
@@ -9271,47 +9183,6 @@
           <w:lang w:val="es-419"/>
         </w:rPr>
       </w:pPr>
-    </w:p>
-    <w:p>
-      <w:pPr>
-        <w:rPr>
-          <w:lang w:val="es-419"/>
-        </w:rPr>
-      </w:pPr>
-    </w:p>
-    <w:p>
-      <w:pPr>
-        <w:rPr>
-          <w:lang w:val="es-419"/>
-        </w:rPr>
-      </w:pPr>
-      <w:r>
-        <w:rPr>
-          <w:lang w:val="es-419"/>
-        </w:rPr>
-        <w:t xml:space="preserve"> </w:t>
-      </w:r>
-    </w:p>
-    <w:p>
-      <w:pPr>
-        <w:rPr>
-          <w:lang w:val="es-419"/>
-        </w:rPr>
-      </w:pPr>
-    </w:p>
-    <w:p>
-      <w:pPr>
-        <w:rPr>
-          <w:lang w:val="es-419"/>
-        </w:rPr>
-      </w:pPr>
-    </w:p>
-    <w:p>
-      <w:pPr>
-        <w:rPr>
-          <w:lang w:val="es-419"/>
-        </w:rPr>
-      </w:pPr>
       <w:proofErr w:type="spellStart"/>
       <w:r>
         <w:rPr>
@@ -9410,7 +9281,7 @@
                     <pic:cNvPicPr/>
                   </pic:nvPicPr>
                   <pic:blipFill>
-                    <a:blip r:embed="rId23"/>
+                    <a:blip r:embed="rId24"/>
                     <a:stretch>
                       <a:fillRect/>
                     </a:stretch>
@@ -9433,7 +9304,15 @@
     </w:p>
     <w:p>
       <w:r>
-        <w:t xml:space="preserve">Finalmente se pudo configurar las carpetas compartidas , pero está pendiente el drag and </w:t>
+        <w:t xml:space="preserve">Finalmente se pudo configurar las carpetas </w:t>
+      </w:r>
+      <w:proofErr w:type="gramStart"/>
+      <w:r>
+        <w:t>compartidas ,</w:t>
+      </w:r>
+      <w:proofErr w:type="gramEnd"/>
+      <w:r>
+        <w:t xml:space="preserve"> pero está pendiente el drag and </w:t>
       </w:r>
       <w:proofErr w:type="spellStart"/>
       <w:r>
@@ -9451,6 +9330,17 @@
       <w:r>
         <w:t xml:space="preserve"> y paste… al parecer hay bugs incluso en la última versión (2023) </w:t>
       </w:r>
+    </w:p>
+    <w:p/>
+    <w:p>
+      <w:pPr>
+        <w:pStyle w:val="Heading3"/>
+      </w:pPr>
+      <w:proofErr w:type="spellStart"/>
+      <w:r>
+        <w:t>wsl</w:t>
+      </w:r>
+      <w:proofErr w:type="spellEnd"/>
     </w:p>
     <w:p/>
     <w:p/>
@@ -9460,9 +9350,9 @@
     <w:p/>
     <w:p>
       <w:pPr>
-        <w:pStyle w:val="Ttulo1"/>
-      </w:pPr>
-      <w:bookmarkStart w:id="55" w:name="_Toc170774573"/>
+        <w:pStyle w:val="Heading1"/>
+      </w:pPr>
+      <w:bookmarkStart w:id="55" w:name="_Toc223518737"/>
       <w:proofErr w:type="spellStart"/>
       <w:r>
         <w:lastRenderedPageBreak/>
@@ -9495,7 +9385,7 @@
                     <pic:cNvPicPr/>
                   </pic:nvPicPr>
                   <pic:blipFill>
-                    <a:blip r:embed="rId24"/>
+                    <a:blip r:embed="rId25"/>
                     <a:stretch>
                       <a:fillRect/>
                     </a:stretch>
@@ -9522,15 +9412,13 @@
       </w:r>
     </w:p>
     <w:p>
-      <w:proofErr w:type="spellStart"/>
-      <w:r>
-        <w:t>Root</w:t>
-      </w:r>
-      <w:proofErr w:type="spellEnd"/>
-      <w:r>
-        <w:t xml:space="preserve"> </w:t>
-      </w:r>
-    </w:p>
+      <w:r>
+        <w:t xml:space="preserve">Root </w:t>
+      </w:r>
+    </w:p>
+    <w:p/>
+    <w:p/>
+    <w:p/>
     <w:p/>
     <w:p>
       <w:r>
@@ -9553,7 +9441,7 @@
                     <pic:cNvPicPr/>
                   </pic:nvPicPr>
                   <pic:blipFill>
-                    <a:blip r:embed="rId25"/>
+                    <a:blip r:embed="rId26"/>
                     <a:stretch>
                       <a:fillRect/>
                     </a:stretch>
@@ -9576,10 +9464,11 @@
     </w:p>
     <w:p>
       <w:pPr>
-        <w:pStyle w:val="Ttulo1"/>
-      </w:pPr>
-      <w:bookmarkStart w:id="56" w:name="_Toc170774574"/>
-      <w:r>
+        <w:pStyle w:val="Heading1"/>
+      </w:pPr>
+      <w:bookmarkStart w:id="56" w:name="_Toc223518738"/>
+      <w:r>
+        <w:lastRenderedPageBreak/>
         <w:t>CentOS</w:t>
       </w:r>
       <w:bookmarkEnd w:id="56"/>
@@ -9591,7 +9480,6 @@
     <w:p>
       <w:proofErr w:type="spellStart"/>
       <w:r>
-        <w:lastRenderedPageBreak/>
         <w:t>raul</w:t>
       </w:r>
       <w:proofErr w:type="spellEnd"/>
@@ -9624,7 +9512,7 @@
                     <pic:cNvPicPr/>
                   </pic:nvPicPr>
                   <pic:blipFill>
-                    <a:blip r:embed="rId26"/>
+                    <a:blip r:embed="rId27"/>
                     <a:stretch>
                       <a:fillRect/>
                     </a:stretch>
@@ -9649,7 +9537,7 @@
     <w:p/>
     <w:p>
       <w:pPr>
-        <w:pStyle w:val="Ttulo1"/>
+        <w:pStyle w:val="Heading1"/>
         <w:numPr>
           <w:ilvl w:val="0"/>
           <w:numId w:val="0"/>
@@ -9710,9 +9598,9 @@
     <w:p/>
     <w:p>
       <w:pPr>
-        <w:pStyle w:val="Ttulo1"/>
-      </w:pPr>
-      <w:bookmarkStart w:id="57" w:name="_Toc170774575"/>
+        <w:pStyle w:val="Heading1"/>
+      </w:pPr>
+      <w:bookmarkStart w:id="57" w:name="_Toc223518739"/>
       <w:r>
         <w:t>Kali Linux</w:t>
       </w:r>
@@ -9733,7 +9621,7 @@
 </file>
 
 <file path=word/endnotes.xml><?xml version="1.0" encoding="utf-8"?>
-<w:endnotes xmlns:wpc="http://schemas.microsoft.com/office/word/2010/wordprocessingCanvas" xmlns:cx="http://schemas.microsoft.com/office/drawing/2014/chartex" xmlns:cx1="http://schemas.microsoft.com/office/drawing/2015/9/8/chartex" xmlns:cx2="http://schemas.microsoft.com/office/drawing/2015/10/21/chartex" xmlns:cx3="http://schemas.microsoft.com/office/drawing/2016/5/9/chartex" xmlns:cx4="http://schemas.microsoft.com/office/drawing/2016/5/10/chartex" xmlns:cx5="http://schemas.microsoft.com/office/drawing/2016/5/11/chartex" xmlns:cx6="http://schemas.microsoft.com/office/drawing/2016/5/12/chartex" xmlns:cx7="http://schemas.microsoft.com/office/drawing/2016/5/13/chartex" xmlns:cx8="http://schemas.microsoft.com/office/drawing/2016/5/14/chartex" xmlns:mc="http://schemas.openxmlformats.org/markup-compatibility/2006" xmlns:aink="http://schemas.microsoft.com/office/drawing/2016/ink" xmlns:am3d="http://schemas.microsoft.com/office/drawing/2017/model3d" xmlns:o="urn:schemas-microsoft-com:office:office" xmlns:oel="http://schemas.microsoft.com/office/2019/extlst" xmlns:r="http://schemas.openxmlformats.org/officeDocument/2006/relationships" xmlns:m="http://schemas.openxmlformats.org/officeDocument/2006/math" xmlns:v="urn:schemas-microsoft-com:vml" xmlns:wp14="http://schemas.microsoft.com/office/word/2010/wordprocessingDrawing" xmlns:wp="http://schemas.openxmlformats.org/drawingml/2006/wordprocessingDrawing" xmlns:w10="urn:schemas-microsoft-com:office:word" xmlns:w="http://schemas.openxmlformats.org/wordprocessingml/2006/main" xmlns:w14="http://schemas.microsoft.com/office/word/2010/wordml" xmlns:w15="http://schemas.microsoft.com/office/word/2012/wordml" xmlns:w16cex="http://schemas.microsoft.com/office/word/2018/wordml/cex" xmlns:w16cid="http://schemas.microsoft.com/office/word/2016/wordml/cid" xmlns:w16="http://schemas.microsoft.com/office/word/2018/wordml" xmlns:w16du="http://schemas.microsoft.com/office/word/2023/wordml/word16du" xmlns:w16sdtdh="http://schemas.microsoft.com/office/word/2020/wordml/sdtdatahash" xmlns:w16se="http://schemas.microsoft.com/office/word/2015/wordml/symex" xmlns:wpg="http://schemas.microsoft.com/office/word/2010/wordprocessingGroup" xmlns:wpi="http://schemas.microsoft.com/office/word/2010/wordprocessingInk" xmlns:wne="http://schemas.microsoft.com/office/word/2006/wordml" xmlns:wps="http://schemas.microsoft.com/office/word/2010/wordprocessingShape" mc:Ignorable="w14 w15 w16se w16cid w16 w16cex w16sdtdh w16du wp14">
+<w:endnotes xmlns:wpc="http://schemas.microsoft.com/office/word/2010/wordprocessingCanvas" xmlns:cx="http://schemas.microsoft.com/office/drawing/2014/chartex" xmlns:cx1="http://schemas.microsoft.com/office/drawing/2015/9/8/chartex" xmlns:cx2="http://schemas.microsoft.com/office/drawing/2015/10/21/chartex" xmlns:cx3="http://schemas.microsoft.com/office/drawing/2016/5/9/chartex" xmlns:cx4="http://schemas.microsoft.com/office/drawing/2016/5/10/chartex" xmlns:cx5="http://schemas.microsoft.com/office/drawing/2016/5/11/chartex" xmlns:cx6="http://schemas.microsoft.com/office/drawing/2016/5/12/chartex" xmlns:cx7="http://schemas.microsoft.com/office/drawing/2016/5/13/chartex" xmlns:cx8="http://schemas.microsoft.com/office/drawing/2016/5/14/chartex" xmlns:mc="http://schemas.openxmlformats.org/markup-compatibility/2006" xmlns:aink="http://schemas.microsoft.com/office/drawing/2016/ink" xmlns:am3d="http://schemas.microsoft.com/office/drawing/2017/model3d" xmlns:o="urn:schemas-microsoft-com:office:office" xmlns:oel="http://schemas.microsoft.com/office/2019/extlst" xmlns:r="http://schemas.openxmlformats.org/officeDocument/2006/relationships" xmlns:m="http://schemas.openxmlformats.org/officeDocument/2006/math" xmlns:v="urn:schemas-microsoft-com:vml" xmlns:wp14="http://schemas.microsoft.com/office/word/2010/wordprocessingDrawing" xmlns:wp="http://schemas.openxmlformats.org/drawingml/2006/wordprocessingDrawing" xmlns:w10="urn:schemas-microsoft-com:office:word" xmlns:w="http://schemas.openxmlformats.org/wordprocessingml/2006/main" xmlns:w14="http://schemas.microsoft.com/office/word/2010/wordml" xmlns:w15="http://schemas.microsoft.com/office/word/2012/wordml" xmlns:w16cex="http://schemas.microsoft.com/office/word/2018/wordml/cex" xmlns:w16cid="http://schemas.microsoft.com/office/word/2016/wordml/cid" xmlns:w16="http://schemas.microsoft.com/office/word/2018/wordml" xmlns:w16du="http://schemas.microsoft.com/office/word/2023/wordml/word16du" xmlns:w16sdtdh="http://schemas.microsoft.com/office/word/2020/wordml/sdtdatahash" xmlns:w16sdtfl="http://schemas.microsoft.com/office/word/2024/wordml/sdtformatlock" xmlns:w16se="http://schemas.microsoft.com/office/word/2015/wordml/symex" xmlns:wpg="http://schemas.microsoft.com/office/word/2010/wordprocessingGroup" xmlns:wpi="http://schemas.microsoft.com/office/word/2010/wordprocessingInk" xmlns:wne="http://schemas.microsoft.com/office/word/2006/wordml" xmlns:wps="http://schemas.microsoft.com/office/word/2010/wordprocessingShape" mc:Ignorable="w14 w15 w16se w16cid w16 w16cex w16sdtdh w16sdtfl w16du wp14">
   <w:endnote w:type="separator" w:id="-1">
     <w:p>
       <w:pPr>
@@ -9758,7 +9646,7 @@
 </file>
 
 <file path=word/footnotes.xml><?xml version="1.0" encoding="utf-8"?>
-<w:footnotes xmlns:wpc="http://schemas.microsoft.com/office/word/2010/wordprocessingCanvas" xmlns:cx="http://schemas.microsoft.com/office/drawing/2014/chartex" xmlns:cx1="http://schemas.microsoft.com/office/drawing/2015/9/8/chartex" xmlns:cx2="http://schemas.microsoft.com/office/drawing/2015/10/21/chartex" xmlns:cx3="http://schemas.microsoft.com/office/drawing/2016/5/9/chartex" xmlns:cx4="http://schemas.microsoft.com/office/drawing/2016/5/10/chartex" xmlns:cx5="http://schemas.microsoft.com/office/drawing/2016/5/11/chartex" xmlns:cx6="http://schemas.microsoft.com/office/drawing/2016/5/12/chartex" xmlns:cx7="http://schemas.microsoft.com/office/drawing/2016/5/13/chartex" xmlns:cx8="http://schemas.microsoft.com/office/drawing/2016/5/14/chartex" xmlns:mc="http://schemas.openxmlformats.org/markup-compatibility/2006" xmlns:aink="http://schemas.microsoft.com/office/drawing/2016/ink" xmlns:am3d="http://schemas.microsoft.com/office/drawing/2017/model3d" xmlns:o="urn:schemas-microsoft-com:office:office" xmlns:oel="http://schemas.microsoft.com/office/2019/extlst" xmlns:r="http://schemas.openxmlformats.org/officeDocument/2006/relationships" xmlns:m="http://schemas.openxmlformats.org/officeDocument/2006/math" xmlns:v="urn:schemas-microsoft-com:vml" xmlns:wp14="http://schemas.microsoft.com/office/word/2010/wordprocessingDrawing" xmlns:wp="http://schemas.openxmlformats.org/drawingml/2006/wordprocessingDrawing" xmlns:w10="urn:schemas-microsoft-com:office:word" xmlns:w="http://schemas.openxmlformats.org/wordprocessingml/2006/main" xmlns:w14="http://schemas.microsoft.com/office/word/2010/wordml" xmlns:w15="http://schemas.microsoft.com/office/word/2012/wordml" xmlns:w16cex="http://schemas.microsoft.com/office/word/2018/wordml/cex" xmlns:w16cid="http://schemas.microsoft.com/office/word/2016/wordml/cid" xmlns:w16="http://schemas.microsoft.com/office/word/2018/wordml" xmlns:w16du="http://schemas.microsoft.com/office/word/2023/wordml/word16du" xmlns:w16sdtdh="http://schemas.microsoft.com/office/word/2020/wordml/sdtdatahash" xmlns:w16se="http://schemas.microsoft.com/office/word/2015/wordml/symex" xmlns:wpg="http://schemas.microsoft.com/office/word/2010/wordprocessingGroup" xmlns:wpi="http://schemas.microsoft.com/office/word/2010/wordprocessingInk" xmlns:wne="http://schemas.microsoft.com/office/word/2006/wordml" xmlns:wps="http://schemas.microsoft.com/office/word/2010/wordprocessingShape" mc:Ignorable="w14 w15 w16se w16cid w16 w16cex w16sdtdh w16du wp14">
+<w:footnotes xmlns:wpc="http://schemas.microsoft.com/office/word/2010/wordprocessingCanvas" xmlns:cx="http://schemas.microsoft.com/office/drawing/2014/chartex" xmlns:cx1="http://schemas.microsoft.com/office/drawing/2015/9/8/chartex" xmlns:cx2="http://schemas.microsoft.com/office/drawing/2015/10/21/chartex" xmlns:cx3="http://schemas.microsoft.com/office/drawing/2016/5/9/chartex" xmlns:cx4="http://schemas.microsoft.com/office/drawing/2016/5/10/chartex" xmlns:cx5="http://schemas.microsoft.com/office/drawing/2016/5/11/chartex" xmlns:cx6="http://schemas.microsoft.com/office/drawing/2016/5/12/chartex" xmlns:cx7="http://schemas.microsoft.com/office/drawing/2016/5/13/chartex" xmlns:cx8="http://schemas.microsoft.com/office/drawing/2016/5/14/chartex" xmlns:mc="http://schemas.openxmlformats.org/markup-compatibility/2006" xmlns:aink="http://schemas.microsoft.com/office/drawing/2016/ink" xmlns:am3d="http://schemas.microsoft.com/office/drawing/2017/model3d" xmlns:o="urn:schemas-microsoft-com:office:office" xmlns:oel="http://schemas.microsoft.com/office/2019/extlst" xmlns:r="http://schemas.openxmlformats.org/officeDocument/2006/relationships" xmlns:m="http://schemas.openxmlformats.org/officeDocument/2006/math" xmlns:v="urn:schemas-microsoft-com:vml" xmlns:wp14="http://schemas.microsoft.com/office/word/2010/wordprocessingDrawing" xmlns:wp="http://schemas.openxmlformats.org/drawingml/2006/wordprocessingDrawing" xmlns:w10="urn:schemas-microsoft-com:office:word" xmlns:w="http://schemas.openxmlformats.org/wordprocessingml/2006/main" xmlns:w14="http://schemas.microsoft.com/office/word/2010/wordml" xmlns:w15="http://schemas.microsoft.com/office/word/2012/wordml" xmlns:w16cex="http://schemas.microsoft.com/office/word/2018/wordml/cex" xmlns:w16cid="http://schemas.microsoft.com/office/word/2016/wordml/cid" xmlns:w16="http://schemas.microsoft.com/office/word/2018/wordml" xmlns:w16du="http://schemas.microsoft.com/office/word/2023/wordml/word16du" xmlns:w16sdtdh="http://schemas.microsoft.com/office/word/2020/wordml/sdtdatahash" xmlns:w16sdtfl="http://schemas.microsoft.com/office/word/2024/wordml/sdtformatlock" xmlns:w16se="http://schemas.microsoft.com/office/word/2015/wordml/symex" xmlns:wpg="http://schemas.microsoft.com/office/word/2010/wordprocessingGroup" xmlns:wpi="http://schemas.microsoft.com/office/word/2010/wordprocessingInk" xmlns:wne="http://schemas.microsoft.com/office/word/2006/wordml" xmlns:wps="http://schemas.microsoft.com/office/word/2010/wordprocessingShape" mc:Ignorable="w14 w15 w16se w16cid w16 w16cex w16sdtdh w16sdtfl w16du wp14">
   <w:footnote w:type="separator" w:id="-1">
     <w:p>
       <w:pPr>
@@ -9782,14 +9670,14 @@
   <w:footnote w:id="1">
     <w:p>
       <w:pPr>
-        <w:pStyle w:val="Textonotapie"/>
+        <w:pStyle w:val="FootnoteText"/>
         <w:rPr>
           <w:lang w:val="es-PE"/>
         </w:rPr>
       </w:pPr>
       <w:r>
         <w:rPr>
-          <w:rStyle w:val="Refdenotaalpie"/>
+          <w:rStyle w:val="FootnoteReference"/>
         </w:rPr>
         <w:footnoteRef/>
       </w:r>
@@ -9808,7 +9696,7 @@
 </file>
 
 <file path=word/numbering.xml><?xml version="1.0" encoding="utf-8"?>
-<w:numbering xmlns:wpc="http://schemas.microsoft.com/office/word/2010/wordprocessingCanvas" xmlns:cx="http://schemas.microsoft.com/office/drawing/2014/chartex" xmlns:cx1="http://schemas.microsoft.com/office/drawing/2015/9/8/chartex" xmlns:cx2="http://schemas.microsoft.com/office/drawing/2015/10/21/chartex" xmlns:cx3="http://schemas.microsoft.com/office/drawing/2016/5/9/chartex" xmlns:cx4="http://schemas.microsoft.com/office/drawing/2016/5/10/chartex" xmlns:cx5="http://schemas.microsoft.com/office/drawing/2016/5/11/chartex" xmlns:cx6="http://schemas.microsoft.com/office/drawing/2016/5/12/chartex" xmlns:cx7="http://schemas.microsoft.com/office/drawing/2016/5/13/chartex" xmlns:cx8="http://schemas.microsoft.com/office/drawing/2016/5/14/chartex" xmlns:mc="http://schemas.openxmlformats.org/markup-compatibility/2006" xmlns:aink="http://schemas.microsoft.com/office/drawing/2016/ink" xmlns:am3d="http://schemas.microsoft.com/office/drawing/2017/model3d" xmlns:o="urn:schemas-microsoft-com:office:office" xmlns:oel="http://schemas.microsoft.com/office/2019/extlst" xmlns:r="http://schemas.openxmlformats.org/officeDocument/2006/relationships" xmlns:m="http://schemas.openxmlformats.org/officeDocument/2006/math" xmlns:v="urn:schemas-microsoft-com:vml" xmlns:wp14="http://schemas.microsoft.com/office/word/2010/wordprocessingDrawing" xmlns:wp="http://schemas.openxmlformats.org/drawingml/2006/wordprocessingDrawing" xmlns:w10="urn:schemas-microsoft-com:office:word" xmlns:w="http://schemas.openxmlformats.org/wordprocessingml/2006/main" xmlns:w14="http://schemas.microsoft.com/office/word/2010/wordml" xmlns:w15="http://schemas.microsoft.com/office/word/2012/wordml" xmlns:w16cex="http://schemas.microsoft.com/office/word/2018/wordml/cex" xmlns:w16cid="http://schemas.microsoft.com/office/word/2016/wordml/cid" xmlns:w16="http://schemas.microsoft.com/office/word/2018/wordml" xmlns:w16du="http://schemas.microsoft.com/office/word/2023/wordml/word16du" xmlns:w16sdtdh="http://schemas.microsoft.com/office/word/2020/wordml/sdtdatahash" xmlns:w16se="http://schemas.microsoft.com/office/word/2015/wordml/symex" xmlns:wpg="http://schemas.microsoft.com/office/word/2010/wordprocessingGroup" xmlns:wpi="http://schemas.microsoft.com/office/word/2010/wordprocessingInk" xmlns:wne="http://schemas.microsoft.com/office/word/2006/wordml" xmlns:wps="http://schemas.microsoft.com/office/word/2010/wordprocessingShape" mc:Ignorable="w14 w15 w16se w16cid w16 w16cex w16sdtdh w16du wp14">
+<w:numbering xmlns:wpc="http://schemas.microsoft.com/office/word/2010/wordprocessingCanvas" xmlns:cx="http://schemas.microsoft.com/office/drawing/2014/chartex" xmlns:cx1="http://schemas.microsoft.com/office/drawing/2015/9/8/chartex" xmlns:cx2="http://schemas.microsoft.com/office/drawing/2015/10/21/chartex" xmlns:cx3="http://schemas.microsoft.com/office/drawing/2016/5/9/chartex" xmlns:cx4="http://schemas.microsoft.com/office/drawing/2016/5/10/chartex" xmlns:cx5="http://schemas.microsoft.com/office/drawing/2016/5/11/chartex" xmlns:cx6="http://schemas.microsoft.com/office/drawing/2016/5/12/chartex" xmlns:cx7="http://schemas.microsoft.com/office/drawing/2016/5/13/chartex" xmlns:cx8="http://schemas.microsoft.com/office/drawing/2016/5/14/chartex" xmlns:mc="http://schemas.openxmlformats.org/markup-compatibility/2006" xmlns:aink="http://schemas.microsoft.com/office/drawing/2016/ink" xmlns:am3d="http://schemas.microsoft.com/office/drawing/2017/model3d" xmlns:o="urn:schemas-microsoft-com:office:office" xmlns:oel="http://schemas.microsoft.com/office/2019/extlst" xmlns:r="http://schemas.openxmlformats.org/officeDocument/2006/relationships" xmlns:m="http://schemas.openxmlformats.org/officeDocument/2006/math" xmlns:v="urn:schemas-microsoft-com:vml" xmlns:wp14="http://schemas.microsoft.com/office/word/2010/wordprocessingDrawing" xmlns:wp="http://schemas.openxmlformats.org/drawingml/2006/wordprocessingDrawing" xmlns:w10="urn:schemas-microsoft-com:office:word" xmlns:w="http://schemas.openxmlformats.org/wordprocessingml/2006/main" xmlns:w14="http://schemas.microsoft.com/office/word/2010/wordml" xmlns:w15="http://schemas.microsoft.com/office/word/2012/wordml" xmlns:w16cex="http://schemas.microsoft.com/office/word/2018/wordml/cex" xmlns:w16cid="http://schemas.microsoft.com/office/word/2016/wordml/cid" xmlns:w16="http://schemas.microsoft.com/office/word/2018/wordml" xmlns:w16du="http://schemas.microsoft.com/office/word/2023/wordml/word16du" xmlns:w16sdtdh="http://schemas.microsoft.com/office/word/2020/wordml/sdtdatahash" xmlns:w16sdtfl="http://schemas.microsoft.com/office/word/2024/wordml/sdtformatlock" xmlns:w16se="http://schemas.microsoft.com/office/word/2015/wordml/symex" xmlns:wpg="http://schemas.microsoft.com/office/word/2010/wordprocessingGroup" xmlns:wpi="http://schemas.microsoft.com/office/word/2010/wordprocessingInk" xmlns:wne="http://schemas.microsoft.com/office/word/2006/wordml" xmlns:wps="http://schemas.microsoft.com/office/word/2010/wordprocessingShape" mc:Ignorable="w14 w15 w16se w16cid w16 w16cex w16sdtdh w16sdtfl w16du wp14">
   <w:abstractNum w:abstractNumId="0" w15:restartNumberingAfterBreak="0">
     <w:nsid w:val="036725EE"/>
     <w:multiLevelType w:val="hybridMultilevel"/>
@@ -10042,7 +9930,7 @@
     <w:lvl w:ilvl="0">
       <w:start w:val="1"/>
       <w:numFmt w:val="decimal"/>
-      <w:pStyle w:val="Ttulo1"/>
+      <w:pStyle w:val="Heading1"/>
       <w:lvlText w:val="%1"/>
       <w:lvlJc w:val="left"/>
       <w:pPr>
@@ -10052,7 +9940,7 @@
     <w:lvl w:ilvl="1">
       <w:start w:val="1"/>
       <w:numFmt w:val="decimal"/>
-      <w:pStyle w:val="Ttulo2"/>
+      <w:pStyle w:val="Heading2"/>
       <w:lvlText w:val="%1.%2"/>
       <w:lvlJc w:val="left"/>
       <w:pPr>
@@ -10062,7 +9950,7 @@
     <w:lvl w:ilvl="2">
       <w:start w:val="1"/>
       <w:numFmt w:val="decimal"/>
-      <w:pStyle w:val="Ttulo3"/>
+      <w:pStyle w:val="Heading3"/>
       <w:lvlText w:val="%1.%2.%3"/>
       <w:lvlJc w:val="left"/>
       <w:pPr>
@@ -10072,7 +9960,7 @@
     <w:lvl w:ilvl="3">
       <w:start w:val="1"/>
       <w:numFmt w:val="decimal"/>
-      <w:pStyle w:val="Ttulo4"/>
+      <w:pStyle w:val="Heading4"/>
       <w:lvlText w:val="%1.%2.%3.%4"/>
       <w:lvlJc w:val="left"/>
       <w:pPr>
@@ -10082,7 +9970,7 @@
     <w:lvl w:ilvl="4">
       <w:start w:val="1"/>
       <w:numFmt w:val="decimal"/>
-      <w:pStyle w:val="Ttulo5"/>
+      <w:pStyle w:val="Heading5"/>
       <w:lvlText w:val="%1.%2.%3.%4.%5"/>
       <w:lvlJc w:val="left"/>
       <w:pPr>
@@ -10092,7 +9980,7 @@
     <w:lvl w:ilvl="5">
       <w:start w:val="1"/>
       <w:numFmt w:val="decimal"/>
-      <w:pStyle w:val="Ttulo6"/>
+      <w:pStyle w:val="Heading6"/>
       <w:lvlText w:val="%1.%2.%3.%4.%5.%6"/>
       <w:lvlJc w:val="left"/>
       <w:pPr>
@@ -10102,7 +9990,7 @@
     <w:lvl w:ilvl="6">
       <w:start w:val="1"/>
       <w:numFmt w:val="decimal"/>
-      <w:pStyle w:val="Ttulo7"/>
+      <w:pStyle w:val="Heading7"/>
       <w:lvlText w:val="%1.%2.%3.%4.%5.%6.%7"/>
       <w:lvlJc w:val="left"/>
       <w:pPr>
@@ -10112,7 +10000,7 @@
     <w:lvl w:ilvl="7">
       <w:start w:val="1"/>
       <w:numFmt w:val="decimal"/>
-      <w:pStyle w:val="Ttulo8"/>
+      <w:pStyle w:val="Heading8"/>
       <w:lvlText w:val="%1.%2.%3.%4.%5.%6.%7.%8"/>
       <w:lvlJc w:val="left"/>
       <w:pPr>
@@ -10122,7 +10010,7 @@
     <w:lvl w:ilvl="8">
       <w:start w:val="1"/>
       <w:numFmt w:val="decimal"/>
-      <w:pStyle w:val="Ttulo9"/>
+      <w:pStyle w:val="Heading9"/>
       <w:lvlText w:val="%1.%2.%3.%4.%5.%6.%7.%8.%9"/>
       <w:lvlJc w:val="left"/>
       <w:pPr>
@@ -11222,7 +11110,7 @@
 </file>
 
 <file path=word/styles.xml><?xml version="1.0" encoding="utf-8"?>
-<w:styles xmlns:mc="http://schemas.openxmlformats.org/markup-compatibility/2006" xmlns:r="http://schemas.openxmlformats.org/officeDocument/2006/relationships" xmlns:w="http://schemas.openxmlformats.org/wordprocessingml/2006/main" xmlns:w14="http://schemas.microsoft.com/office/word/2010/wordml" xmlns:w15="http://schemas.microsoft.com/office/word/2012/wordml" xmlns:w16cex="http://schemas.microsoft.com/office/word/2018/wordml/cex" xmlns:w16cid="http://schemas.microsoft.com/office/word/2016/wordml/cid" xmlns:w16="http://schemas.microsoft.com/office/word/2018/wordml" xmlns:w16du="http://schemas.microsoft.com/office/word/2023/wordml/word16du" xmlns:w16sdtdh="http://schemas.microsoft.com/office/word/2020/wordml/sdtdatahash" xmlns:w16se="http://schemas.microsoft.com/office/word/2015/wordml/symex" mc:Ignorable="w14 w15 w16se w16cid w16 w16cex w16sdtdh w16du">
+<w:styles xmlns:mc="http://schemas.openxmlformats.org/markup-compatibility/2006" xmlns:r="http://schemas.openxmlformats.org/officeDocument/2006/relationships" xmlns:w="http://schemas.openxmlformats.org/wordprocessingml/2006/main" xmlns:w14="http://schemas.microsoft.com/office/word/2010/wordml" xmlns:w15="http://schemas.microsoft.com/office/word/2012/wordml" xmlns:w16cex="http://schemas.microsoft.com/office/word/2018/wordml/cex" xmlns:w16cid="http://schemas.microsoft.com/office/word/2016/wordml/cid" xmlns:w16="http://schemas.microsoft.com/office/word/2018/wordml" xmlns:w16du="http://schemas.microsoft.com/office/word/2023/wordml/word16du" xmlns:w16sdtdh="http://schemas.microsoft.com/office/word/2020/wordml/sdtdatahash" xmlns:w16sdtfl="http://schemas.microsoft.com/office/word/2024/wordml/sdtformatlock" xmlns:w16se="http://schemas.microsoft.com/office/word/2015/wordml/symex" mc:Ignorable="w14 w15 w16se w16cid w16 w16cex w16sdtdh w16sdtfl w16du">
   <w:docDefaults>
     <w:rPrDefault>
       <w:rPr>
@@ -11620,11 +11508,11 @@
     <w:name w:val="Normal"/>
     <w:qFormat/>
   </w:style>
-  <w:style w:type="paragraph" w:styleId="Ttulo1">
+  <w:style w:type="paragraph" w:styleId="Heading1">
     <w:name w:val="heading 1"/>
     <w:basedOn w:val="Normal"/>
     <w:next w:val="Normal"/>
-    <w:link w:val="Ttulo1Car"/>
+    <w:link w:val="Heading1Char"/>
     <w:uiPriority w:val="9"/>
     <w:qFormat/>
     <w:rsid w:val="00187EA0"/>
@@ -11644,11 +11532,11 @@
       <w:szCs w:val="32"/>
     </w:rPr>
   </w:style>
-  <w:style w:type="paragraph" w:styleId="Ttulo2">
+  <w:style w:type="paragraph" w:styleId="Heading2">
     <w:name w:val="heading 2"/>
     <w:basedOn w:val="Normal"/>
     <w:next w:val="Normal"/>
-    <w:link w:val="Ttulo2Car"/>
+    <w:link w:val="Heading2Char"/>
     <w:uiPriority w:val="9"/>
     <w:unhideWhenUsed/>
     <w:qFormat/>
@@ -11670,11 +11558,11 @@
       <w:szCs w:val="26"/>
     </w:rPr>
   </w:style>
-  <w:style w:type="paragraph" w:styleId="Ttulo3">
+  <w:style w:type="paragraph" w:styleId="Heading3">
     <w:name w:val="heading 3"/>
     <w:basedOn w:val="Normal"/>
     <w:next w:val="Normal"/>
-    <w:link w:val="Ttulo3Car"/>
+    <w:link w:val="Heading3Char"/>
     <w:uiPriority w:val="9"/>
     <w:unhideWhenUsed/>
     <w:qFormat/>
@@ -11696,11 +11584,11 @@
       <w:szCs w:val="24"/>
     </w:rPr>
   </w:style>
-  <w:style w:type="paragraph" w:styleId="Ttulo4">
+  <w:style w:type="paragraph" w:styleId="Heading4">
     <w:name w:val="heading 4"/>
     <w:basedOn w:val="Normal"/>
     <w:next w:val="Normal"/>
-    <w:link w:val="Ttulo4Car"/>
+    <w:link w:val="Heading4Char"/>
     <w:uiPriority w:val="9"/>
     <w:semiHidden/>
     <w:unhideWhenUsed/>
@@ -11723,11 +11611,11 @@
       <w:color w:val="2F5496" w:themeColor="accent1" w:themeShade="BF"/>
     </w:rPr>
   </w:style>
-  <w:style w:type="paragraph" w:styleId="Ttulo5">
+  <w:style w:type="paragraph" w:styleId="Heading5">
     <w:name w:val="heading 5"/>
     <w:basedOn w:val="Normal"/>
     <w:next w:val="Normal"/>
-    <w:link w:val="Ttulo5Car"/>
+    <w:link w:val="Heading5Char"/>
     <w:uiPriority w:val="9"/>
     <w:semiHidden/>
     <w:unhideWhenUsed/>
@@ -11748,11 +11636,11 @@
       <w:color w:val="2F5496" w:themeColor="accent1" w:themeShade="BF"/>
     </w:rPr>
   </w:style>
-  <w:style w:type="paragraph" w:styleId="Ttulo6">
+  <w:style w:type="paragraph" w:styleId="Heading6">
     <w:name w:val="heading 6"/>
     <w:basedOn w:val="Normal"/>
     <w:next w:val="Normal"/>
-    <w:link w:val="Ttulo6Car"/>
+    <w:link w:val="Heading6Char"/>
     <w:uiPriority w:val="9"/>
     <w:semiHidden/>
     <w:unhideWhenUsed/>
@@ -11773,11 +11661,11 @@
       <w:color w:val="1F3763" w:themeColor="accent1" w:themeShade="7F"/>
     </w:rPr>
   </w:style>
-  <w:style w:type="paragraph" w:styleId="Ttulo7">
+  <w:style w:type="paragraph" w:styleId="Heading7">
     <w:name w:val="heading 7"/>
     <w:basedOn w:val="Normal"/>
     <w:next w:val="Normal"/>
-    <w:link w:val="Ttulo7Car"/>
+    <w:link w:val="Heading7Char"/>
     <w:uiPriority w:val="9"/>
     <w:semiHidden/>
     <w:unhideWhenUsed/>
@@ -11800,11 +11688,11 @@
       <w:color w:val="1F3763" w:themeColor="accent1" w:themeShade="7F"/>
     </w:rPr>
   </w:style>
-  <w:style w:type="paragraph" w:styleId="Ttulo8">
+  <w:style w:type="paragraph" w:styleId="Heading8">
     <w:name w:val="heading 8"/>
     <w:basedOn w:val="Normal"/>
     <w:next w:val="Normal"/>
-    <w:link w:val="Ttulo8Car"/>
+    <w:link w:val="Heading8Char"/>
     <w:uiPriority w:val="9"/>
     <w:semiHidden/>
     <w:unhideWhenUsed/>
@@ -11827,11 +11715,11 @@
       <w:szCs w:val="21"/>
     </w:rPr>
   </w:style>
-  <w:style w:type="paragraph" w:styleId="Ttulo9">
+  <w:style w:type="paragraph" w:styleId="Heading9">
     <w:name w:val="heading 9"/>
     <w:basedOn w:val="Normal"/>
     <w:next w:val="Normal"/>
-    <w:link w:val="Ttulo9Car"/>
+    <w:link w:val="Heading9Char"/>
     <w:uiPriority w:val="9"/>
     <w:semiHidden/>
     <w:unhideWhenUsed/>
@@ -11856,13 +11744,13 @@
       <w:szCs w:val="21"/>
     </w:rPr>
   </w:style>
-  <w:style w:type="character" w:default="1" w:styleId="Fuentedeprrafopredeter">
+  <w:style w:type="character" w:default="1" w:styleId="DefaultParagraphFont">
     <w:name w:val="Default Paragraph Font"/>
     <w:uiPriority w:val="1"/>
     <w:semiHidden/>
     <w:unhideWhenUsed/>
   </w:style>
-  <w:style w:type="table" w:default="1" w:styleId="Tablanormal">
+  <w:style w:type="table" w:default="1" w:styleId="TableNormal">
     <w:name w:val="Normal Table"/>
     <w:uiPriority w:val="99"/>
     <w:semiHidden/>
@@ -11877,13 +11765,13 @@
       </w:tblCellMar>
     </w:tblPr>
   </w:style>
-  <w:style w:type="numbering" w:default="1" w:styleId="Sinlista">
+  <w:style w:type="numbering" w:default="1" w:styleId="NoList">
     <w:name w:val="No List"/>
     <w:uiPriority w:val="99"/>
     <w:semiHidden/>
     <w:unhideWhenUsed/>
   </w:style>
-  <w:style w:type="paragraph" w:styleId="Prrafodelista">
+  <w:style w:type="paragraph" w:styleId="ListParagraph">
     <w:name w:val="List Paragraph"/>
     <w:basedOn w:val="Normal"/>
     <w:uiPriority w:val="1"/>
@@ -11894,10 +11782,10 @@
       <w:contextualSpacing/>
     </w:pPr>
   </w:style>
-  <w:style w:type="character" w:customStyle="1" w:styleId="Ttulo1Car">
-    <w:name w:val="Título 1 Car"/>
-    <w:basedOn w:val="Fuentedeprrafopredeter"/>
-    <w:link w:val="Ttulo1"/>
+  <w:style w:type="character" w:customStyle="1" w:styleId="Heading1Char">
+    <w:name w:val="Heading 1 Char"/>
+    <w:basedOn w:val="DefaultParagraphFont"/>
+    <w:link w:val="Heading1"/>
     <w:uiPriority w:val="9"/>
     <w:rsid w:val="00187EA0"/>
     <w:rPr>
@@ -11907,9 +11795,9 @@
       <w:szCs w:val="32"/>
     </w:rPr>
   </w:style>
-  <w:style w:type="paragraph" w:styleId="TtuloTDC">
+  <w:style w:type="paragraph" w:styleId="TOCHeading">
     <w:name w:val="TOC Heading"/>
-    <w:basedOn w:val="Ttulo1"/>
+    <w:basedOn w:val="Heading1"/>
     <w:next w:val="Normal"/>
     <w:uiPriority w:val="39"/>
     <w:unhideWhenUsed/>
@@ -11922,7 +11810,7 @@
       <w:lang w:val="en-US"/>
     </w:rPr>
   </w:style>
-  <w:style w:type="paragraph" w:styleId="TDC1">
+  <w:style w:type="paragraph" w:styleId="TOC1">
     <w:name w:val="toc 1"/>
     <w:basedOn w:val="Normal"/>
     <w:next w:val="Normal"/>
@@ -11934,9 +11822,9 @@
       <w:spacing w:after="100"/>
     </w:pPr>
   </w:style>
-  <w:style w:type="character" w:styleId="Hipervnculo">
+  <w:style w:type="character" w:styleId="Hyperlink">
     <w:name w:val="Hyperlink"/>
-    <w:basedOn w:val="Fuentedeprrafopredeter"/>
+    <w:basedOn w:val="DefaultParagraphFont"/>
     <w:uiPriority w:val="99"/>
     <w:unhideWhenUsed/>
     <w:rsid w:val="00187EA0"/>
@@ -11945,10 +11833,10 @@
       <w:u w:val="single"/>
     </w:rPr>
   </w:style>
-  <w:style w:type="character" w:customStyle="1" w:styleId="Ttulo2Car">
-    <w:name w:val="Título 2 Car"/>
-    <w:basedOn w:val="Fuentedeprrafopredeter"/>
-    <w:link w:val="Ttulo2"/>
+  <w:style w:type="character" w:customStyle="1" w:styleId="Heading2Char">
+    <w:name w:val="Heading 2 Char"/>
+    <w:basedOn w:val="DefaultParagraphFont"/>
+    <w:link w:val="Heading2"/>
     <w:uiPriority w:val="9"/>
     <w:rsid w:val="001358FA"/>
     <w:rPr>
@@ -11958,10 +11846,10 @@
       <w:szCs w:val="26"/>
     </w:rPr>
   </w:style>
-  <w:style w:type="character" w:customStyle="1" w:styleId="Ttulo3Car">
-    <w:name w:val="Título 3 Car"/>
-    <w:basedOn w:val="Fuentedeprrafopredeter"/>
-    <w:link w:val="Ttulo3"/>
+  <w:style w:type="character" w:customStyle="1" w:styleId="Heading3Char">
+    <w:name w:val="Heading 3 Char"/>
+    <w:basedOn w:val="DefaultParagraphFont"/>
+    <w:link w:val="Heading3"/>
     <w:uiPriority w:val="9"/>
     <w:rsid w:val="001358FA"/>
     <w:rPr>
@@ -11971,10 +11859,10 @@
       <w:szCs w:val="24"/>
     </w:rPr>
   </w:style>
-  <w:style w:type="paragraph" w:styleId="Ttulo">
+  <w:style w:type="paragraph" w:styleId="Title">
     <w:name w:val="Title"/>
     <w:basedOn w:val="Normal"/>
-    <w:link w:val="TtuloCar"/>
+    <w:link w:val="TitleChar"/>
     <w:qFormat/>
     <w:rsid w:val="001358FA"/>
     <w:pPr>
@@ -11988,10 +11876,10 @@
       <w:lang w:val="es-ES" w:eastAsia="es-ES"/>
     </w:rPr>
   </w:style>
-  <w:style w:type="character" w:customStyle="1" w:styleId="TtuloCar">
-    <w:name w:val="Título Car"/>
-    <w:basedOn w:val="Fuentedeprrafopredeter"/>
-    <w:link w:val="Ttulo"/>
+  <w:style w:type="character" w:customStyle="1" w:styleId="TitleChar">
+    <w:name w:val="Title Char"/>
+    <w:basedOn w:val="DefaultParagraphFont"/>
+    <w:link w:val="Title"/>
     <w:rsid w:val="001358FA"/>
     <w:rPr>
       <w:rFonts w:ascii="Arial" w:eastAsia="Times New Roman" w:hAnsi="Arial" w:cs="Arial"/>
@@ -12000,7 +11888,7 @@
       <w:lang w:val="es-ES" w:eastAsia="es-ES"/>
     </w:rPr>
   </w:style>
-  <w:style w:type="character" w:styleId="Refdenotaalpie">
+  <w:style w:type="character" w:styleId="FootnoteReference">
     <w:name w:val="footnote reference"/>
     <w:semiHidden/>
     <w:rsid w:val="001358FA"/>
@@ -12008,10 +11896,10 @@
       <w:vertAlign w:val="superscript"/>
     </w:rPr>
   </w:style>
-  <w:style w:type="paragraph" w:styleId="Textonotapie">
+  <w:style w:type="paragraph" w:styleId="FootnoteText">
     <w:name w:val="footnote text"/>
     <w:basedOn w:val="Normal"/>
-    <w:link w:val="TextonotapieCar"/>
+    <w:link w:val="FootnoteTextChar"/>
     <w:semiHidden/>
     <w:rsid w:val="001358FA"/>
     <w:pPr>
@@ -12026,10 +11914,10 @@
       <w:lang w:val="es-ES" w:eastAsia="ar-SA"/>
     </w:rPr>
   </w:style>
-  <w:style w:type="character" w:customStyle="1" w:styleId="TextonotapieCar">
-    <w:name w:val="Texto nota pie Car"/>
-    <w:basedOn w:val="Fuentedeprrafopredeter"/>
-    <w:link w:val="Textonotapie"/>
+  <w:style w:type="character" w:customStyle="1" w:styleId="FootnoteTextChar">
+    <w:name w:val="Footnote Text Char"/>
+    <w:basedOn w:val="DefaultParagraphFont"/>
+    <w:link w:val="FootnoteText"/>
     <w:semiHidden/>
     <w:rsid w:val="001358FA"/>
     <w:rPr>
@@ -12039,7 +11927,7 @@
       <w:lang w:val="es-ES" w:eastAsia="ar-SA"/>
     </w:rPr>
   </w:style>
-  <w:style w:type="paragraph" w:styleId="TDC2">
+  <w:style w:type="paragraph" w:styleId="TOC2">
     <w:name w:val="toc 2"/>
     <w:basedOn w:val="Normal"/>
     <w:next w:val="Normal"/>
@@ -12057,7 +11945,7 @@
       <w:lang w:val="en-US"/>
     </w:rPr>
   </w:style>
-  <w:style w:type="paragraph" w:styleId="TDC3">
+  <w:style w:type="paragraph" w:styleId="TOC3">
     <w:name w:val="toc 3"/>
     <w:basedOn w:val="Normal"/>
     <w:next w:val="Normal"/>
@@ -12075,7 +11963,7 @@
       <w:lang w:val="en-US"/>
     </w:rPr>
   </w:style>
-  <w:style w:type="paragraph" w:styleId="Bibliografa">
+  <w:style w:type="paragraph" w:styleId="Bibliography">
     <w:name w:val="Bibliography"/>
     <w:basedOn w:val="Normal"/>
     <w:next w:val="Normal"/>
@@ -12091,10 +11979,10 @@
       <w:lang w:val="en-US"/>
     </w:rPr>
   </w:style>
-  <w:style w:type="character" w:customStyle="1" w:styleId="Ttulo4Car">
-    <w:name w:val="Título 4 Car"/>
-    <w:basedOn w:val="Fuentedeprrafopredeter"/>
-    <w:link w:val="Ttulo4"/>
+  <w:style w:type="character" w:customStyle="1" w:styleId="Heading4Char">
+    <w:name w:val="Heading 4 Char"/>
+    <w:basedOn w:val="DefaultParagraphFont"/>
+    <w:link w:val="Heading4"/>
     <w:uiPriority w:val="9"/>
     <w:semiHidden/>
     <w:rsid w:val="008D3CC2"/>
@@ -12105,10 +11993,10 @@
       <w:color w:val="2F5496" w:themeColor="accent1" w:themeShade="BF"/>
     </w:rPr>
   </w:style>
-  <w:style w:type="character" w:customStyle="1" w:styleId="Ttulo5Car">
-    <w:name w:val="Título 5 Car"/>
-    <w:basedOn w:val="Fuentedeprrafopredeter"/>
-    <w:link w:val="Ttulo5"/>
+  <w:style w:type="character" w:customStyle="1" w:styleId="Heading5Char">
+    <w:name w:val="Heading 5 Char"/>
+    <w:basedOn w:val="DefaultParagraphFont"/>
+    <w:link w:val="Heading5"/>
     <w:uiPriority w:val="9"/>
     <w:semiHidden/>
     <w:rsid w:val="008D3CC2"/>
@@ -12117,10 +12005,10 @@
       <w:color w:val="2F5496" w:themeColor="accent1" w:themeShade="BF"/>
     </w:rPr>
   </w:style>
-  <w:style w:type="character" w:customStyle="1" w:styleId="Ttulo6Car">
-    <w:name w:val="Título 6 Car"/>
-    <w:basedOn w:val="Fuentedeprrafopredeter"/>
-    <w:link w:val="Ttulo6"/>
+  <w:style w:type="character" w:customStyle="1" w:styleId="Heading6Char">
+    <w:name w:val="Heading 6 Char"/>
+    <w:basedOn w:val="DefaultParagraphFont"/>
+    <w:link w:val="Heading6"/>
     <w:uiPriority w:val="9"/>
     <w:semiHidden/>
     <w:rsid w:val="008D3CC2"/>
@@ -12129,10 +12017,10 @@
       <w:color w:val="1F3763" w:themeColor="accent1" w:themeShade="7F"/>
     </w:rPr>
   </w:style>
-  <w:style w:type="character" w:customStyle="1" w:styleId="Ttulo7Car">
-    <w:name w:val="Título 7 Car"/>
-    <w:basedOn w:val="Fuentedeprrafopredeter"/>
-    <w:link w:val="Ttulo7"/>
+  <w:style w:type="character" w:customStyle="1" w:styleId="Heading7Char">
+    <w:name w:val="Heading 7 Char"/>
+    <w:basedOn w:val="DefaultParagraphFont"/>
+    <w:link w:val="Heading7"/>
     <w:uiPriority w:val="9"/>
     <w:semiHidden/>
     <w:rsid w:val="008D3CC2"/>
@@ -12143,10 +12031,10 @@
       <w:color w:val="1F3763" w:themeColor="accent1" w:themeShade="7F"/>
     </w:rPr>
   </w:style>
-  <w:style w:type="character" w:customStyle="1" w:styleId="Ttulo8Car">
-    <w:name w:val="Título 8 Car"/>
-    <w:basedOn w:val="Fuentedeprrafopredeter"/>
-    <w:link w:val="Ttulo8"/>
+  <w:style w:type="character" w:customStyle="1" w:styleId="Heading8Char">
+    <w:name w:val="Heading 8 Char"/>
+    <w:basedOn w:val="DefaultParagraphFont"/>
+    <w:link w:val="Heading8"/>
     <w:uiPriority w:val="9"/>
     <w:semiHidden/>
     <w:rsid w:val="008D3CC2"/>
@@ -12157,10 +12045,10 @@
       <w:szCs w:val="21"/>
     </w:rPr>
   </w:style>
-  <w:style w:type="character" w:customStyle="1" w:styleId="Ttulo9Car">
-    <w:name w:val="Título 9 Car"/>
-    <w:basedOn w:val="Fuentedeprrafopredeter"/>
-    <w:link w:val="Ttulo9"/>
+  <w:style w:type="character" w:customStyle="1" w:styleId="Heading9Char">
+    <w:name w:val="Heading 9 Char"/>
+    <w:basedOn w:val="DefaultParagraphFont"/>
+    <w:link w:val="Heading9"/>
     <w:uiPriority w:val="9"/>
     <w:semiHidden/>
     <w:rsid w:val="008D3CC2"/>
